--- a/docs/球狀星團潮汐尾與質量流失率研究方法.docx
+++ b/docs/球狀星團潮汐尾與質量流失率研究方法.docx
@@ -17,12 +17,23 @@
         <w:pStyle w:val="Subtitle"/>
       </w:pPr>
       <w:r>
-        <w:t>以 Gaia 觀測與粒子噴灑模擬建立可檢驗的推論流程</w:t>
+        <w:t>Gaia 觀測與實測質量函數的貝葉斯推論</w:t>
       </w:r>
     </w:p>
     <w:p>
+      <w:pPr>
+        <w:widowControl/>
+      </w:pPr>
       <w:r>
-        <w:t>國際科學展覽研究方法　繁體中文版　方法版本 4</w:t>
+        <w:t>國際科展研究方法報告　繁體中文版　方法版本 5</w:t>
+      </w:r>
+    </w:p>
+    <w:p>
+      <w:pPr>
+        <w:widowControl/>
+      </w:pPr>
+      <w:r>
+        <w:t>版本日期：2026 年 10 月 31 日。本文是可重現的研究方法與驗證規範；已完成的程式功能、條件式分析及尚待完成的物理驗證分開記錄。</w:t>
       </w:r>
     </w:p>
     <w:p>
@@ -30,17 +41,23 @@
         <w:pStyle w:val="Heading1"/>
       </w:pPr>
       <w:r>
-        <w:t>一 研究目的與推論範圍</w:t>
+        <w:t>一 研究目的與樣本</w:t>
       </w:r>
     </w:p>
     <w:p>
+      <w:pPr>
+        <w:widowControl/>
+      </w:pPr>
       <w:r>
-        <w:t>本研究比較九個銀河系球狀星團的外圍恆星分布，探討潮汐尾的可見程度與恆星逃逸率之間的關係。我們以真實 Gaia 場星資料建立觀測樣本，以有來源的星團參數及銀河引力勢產生粒子噴灑模型，再經過觀測選擇模型，和實際星數分布比較。主要待估量是指定歷史模型下、由模型人口所代表的平均恆星逃逸質量率。</w:t>
+        <w:t>本研究利用 Gaia 恆星資料與粒子噴灑模擬，探討銀河系球狀星團外圍恆星結構與恆星逃逸率的關係。我們將模型經過與觀測一致的選擇程序，和研究區域內的星數分布比較，推論模型所代表存活恆星的平均逃逸質量率，並檢查回溯時間與人口模型造成的退化。</w:t>
       </w:r>
     </w:p>
     <w:p>
+      <w:pPr>
+        <w:widowControl/>
+      </w:pPr>
       <w:r>
-        <w:t>潮汐尾是否可見，不只取決於失星多少，也受到距離、消光、前背景星密度、軌道投影及觀測完整率影響。因此，「沒有看到尾巴」不直接等於「沒有流失質量」；各星團之間的關聯也不能單憑九個樣本證明因果關係。</w:t>
+        <w:t>主要結果應是條件式後驗分布及其不確定性，而非只引用最小 q 的網格點。最吻合的模型不自動具有最高準確度；尾巴不可見也不直接表示沒有失星。跨星團比較須同時考慮距離、消光、前背景、投影方向與觀測完整率。</w:t>
       </w:r>
     </w:p>
     <w:p>
@@ -52,14 +69,11 @@
       </w:r>
     </w:p>
     <w:p>
+      <w:pPr>
+        <w:widowControl/>
+      </w:pPr>
       <w:r>
-        <w:t>1　觀測是否支持與星團軌道及逃逸模型相容的外圍訊號？</w:t>
-        <w:br/>
-        <w:t>2　回溯時間 T 與平均逃逸率能否被資料分別限制？</w:t>
-        <w:br/>
-        <w:t>3　人口模型、觀測校正、背景與動力學假設對推論造成多大影響？</w:t>
-        <w:br/>
-        <w:t>4　哪些星團只能報告可觀測訊號星數或條件式範圍，而不能報告已驗證的絕對逃逸率？</w:t>
+        <w:t>我們檢查觀測是否支持與星團動力學相容的外圍訊號、MLR 與回溯時間能否被分別限制，以及人口、背景與觀測校正是否主導推論。本文的統計主方法為貝葉斯邊際化；頻率派的 profile likelihood 與回收校準保留為獨立診斷。</w:t>
       </w:r>
     </w:p>
     <w:p>
@@ -67,12 +81,23 @@
         <w:pStyle w:val="Heading2"/>
       </w:pPr>
       <w:r>
-        <w:t>方法與執行狀態</w:t>
+        <w:t>事先指定的比較樣本</w:t>
       </w:r>
     </w:p>
     <w:p>
+      <w:pPr>
+        <w:widowControl/>
+      </w:pPr>
       <w:r>
-        <w:t>本文件同時列出已實作的方法與正式推論前必須完成的驗證。九個星團的原始 Gaia 場與採用參數已建立輸入審核及選星輸出；Pal 5 的加密網格已啟動。其餘八個星團仍需各自的人口模型與品質／誤差校正。所有星團的完整加密網格與科學驗證尚未完成，本文不將試跑最佳值視為正式測量。</w:t>
+        <w:t>樣本共 29 個：ESO 452-SC11、NGC 288、NGC 362、NGC 1851、NGC 2298、NGC 3201、NGC 5466、M80、M4、NGC 6139、M92、NGC 6366、NGC 6397、M30、Pal 5、M5、NGC 6144、M107、NGC 6535、ω Cen、NGC 5286、M62、M19、NGC 6304、NGC 6355、NGC 6541、M22、M15 與 M2。這是指定樣本，不能當作隨機普查。</w:t>
+      </w:r>
+    </w:p>
+    <w:p>
+      <w:pPr>
+        <w:widowControl/>
+      </w:pPr>
+      <w:r>
+        <w:t>新版實測人口流程先以已有完整動力學及自身校正的 Pal 5、NGC 288 執行。其餘星團依資料審核與人口適用性逐一處理，不能借用 Pal 5 的品質、誤差或人口分布替代。</w:t>
       </w:r>
     </w:p>
     <w:p>
@@ -85,12 +110,155 @@
         <w:pStyle w:val="Heading1"/>
       </w:pPr>
       <w:r>
-        <w:t>二 研究樣本與採用參數</w:t>
+        <w:t>二 參數與質量定義</w:t>
       </w:r>
     </w:p>
     <w:p>
+      <w:pPr>
+        <w:widowControl/>
+      </w:pPr>
       <w:r>
-        <w:t>樣本包括 M30、NGC 288、Pal 5、M92、NGC 2298、M5、NGC 5466、ω Cen 與 NGC 3201。這是事先指定的比較樣本，不是隨機抽取的銀河系星團普查。別名以 NGC 編號統一，Pal 5 保留 Pal5 識別碼。</w:t>
+        <w:t>令 t=0 為採用相空間目錄的現在參考時刻，過去為 t&lt;0，回溯範圍為 −T≤t≤0。T 表示模型涵蓋的逃逸歷史，不自動等於星團形成至今的年齡。資料審核須核對位置、自行與參考歷元；不能把電腦執行日期當成新的觀測歷元。</w:t>
+      </w:r>
+    </w:p>
+    <w:p>
+      <w:pPr>
+        <w:keepLines/>
+        <w:spacing w:before="60" w:after="180"/>
+        <w:jc w:val="center"/>
+      </w:pPr>
+      <m:oMathPara>
+        <m:oMath>
+          <m:r>
+            <w:rPr>
+              <w:rFonts w:ascii="Cambria Math" w:hAnsi="Cambria Math"/>
+              <w:sz w:val="22"/>
+            </w:rPr>
+            <m:t xml:space="preserve">R = </m:t>
+          </m:r>
+          <m:f>
+            <m:num>
+              <m:r>
+                <w:rPr>
+                  <w:rFonts w:ascii="Cambria Math" w:hAnsi="Cambria Math"/>
+                  <w:sz w:val="22"/>
+                </w:rPr>
+                <m:t xml:space="preserve">1</m:t>
+              </m:r>
+            </m:num>
+            <m:den>
+              <m:r>
+                <w:rPr>
+                  <w:rFonts w:ascii="Cambria Math" w:hAnsi="Cambria Math"/>
+                  <w:sz w:val="22"/>
+                </w:rPr>
+                <m:t xml:space="preserve">T</m:t>
+              </m:r>
+            </m:den>
+          </m:f>
+          <m:nary>
+            <m:naryPr>
+              <m:chr m:val="∫"/>
+              <m:limLoc m:val="subSup"/>
+            </m:naryPr>
+            <m:sub>
+              <m:r>
+                <w:rPr>
+                  <w:rFonts w:ascii="Cambria Math" w:hAnsi="Cambria Math"/>
+                  <w:sz w:val="22"/>
+                </w:rPr>
+                <m:t xml:space="preserve">−T</m:t>
+              </m:r>
+            </m:sub>
+            <m:sup>
+              <m:r>
+                <w:rPr>
+                  <w:rFonts w:ascii="Cambria Math" w:hAnsi="Cambria Math"/>
+                  <w:sz w:val="22"/>
+                </w:rPr>
+                <m:t xml:space="preserve">0</m:t>
+              </m:r>
+            </m:sup>
+            <m:e>
+              <m:sSub>
+                <m:e>
+                  <m:r>
+                    <w:rPr>
+                      <w:rFonts w:ascii="Cambria Math" w:hAnsi="Cambria Math"/>
+                      <w:sz w:val="22"/>
+                    </w:rPr>
+                    <m:t xml:space="preserve">Ṁ</m:t>
+                  </m:r>
+                </m:e>
+                <m:sub>
+                  <m:r>
+                    <w:rPr>
+                      <w:rFonts w:ascii="Cambria Math" w:hAnsi="Cambria Math"/>
+                      <w:sz w:val="22"/>
+                    </w:rPr>
+                    <m:t xml:space="preserve">esc</m:t>
+                  </m:r>
+                </m:sub>
+              </m:sSub>
+              <m:r>
+                <w:rPr>
+                  <w:rFonts w:ascii="Cambria Math" w:hAnsi="Cambria Math"/>
+                  <w:sz w:val="22"/>
+                </w:rPr>
+                <m:t xml:space="preserve">(t) dt</m:t>
+              </m:r>
+            </m:e>
+          </m:nary>
+          <m:r>
+            <w:rPr>
+              <w:rFonts w:ascii="Cambria Math" w:hAnsi="Cambria Math"/>
+              <w:sz w:val="22"/>
+            </w:rPr>
+            <m:t xml:space="preserve">,   </m:t>
+          </m:r>
+          <m:sSub>
+            <m:e>
+              <m:r>
+                <w:rPr>
+                  <w:rFonts w:ascii="Cambria Math" w:hAnsi="Cambria Math"/>
+                  <w:sz w:val="22"/>
+                </w:rPr>
+                <m:t xml:space="preserve">Ṁ</m:t>
+              </m:r>
+            </m:e>
+            <m:sub>
+              <m:r>
+                <w:rPr>
+                  <w:rFonts w:ascii="Cambria Math" w:hAnsi="Cambria Math"/>
+                  <w:sz w:val="22"/>
+                </w:rPr>
+                <m:t xml:space="preserve">esc</m:t>
+              </m:r>
+            </m:sub>
+          </m:sSub>
+          <m:r>
+            <w:rPr>
+              <w:rFonts w:ascii="Cambria Math" w:hAnsi="Cambria Math"/>
+              <w:sz w:val="22"/>
+            </w:rPr>
+            <m:t xml:space="preserve">(t) ≥ 0</m:t>
+          </m:r>
+          <m:r>
+            <w:rPr>
+              <w:rFonts w:ascii="Cambria Math" w:hAnsi="Cambria Math"/>
+              <w:sz w:val="22"/>
+            </w:rPr>
+            <m:t xml:space="preserve">     (1)</m:t>
+          </m:r>
+        </m:oMath>
+      </m:oMathPara>
+    </w:p>
+    <w:p>
+      <w:pPr>
+        <w:widowControl/>
+      </w:pPr>
+      <w:r>
+        <w:t>R 的單位為 M☉/Myr，即太陽質量每百萬年。基準模型採恆定率，因此 R 同時是瞬時與該窗口的平均逃逸率；氣體形式的恆星演化損失不包含在此定義內。</w:t>
       </w:r>
     </w:p>
     <w:tbl>
@@ -100,11 +268,9 @@
         <w:tblLook w:firstColumn="1" w:firstRow="1" w:lastColumn="0" w:lastRow="0" w:noHBand="0" w:noVBand="1" w:val="04A0"/>
       </w:tblPr>
       <w:tblGrid>
-        <w:gridCol w:w="1928"/>
-        <w:gridCol w:w="1928"/>
-        <w:gridCol w:w="1928"/>
-        <w:gridCol w:w="1928"/>
-        <w:gridCol w:w="1928"/>
+        <w:gridCol w:w="1191"/>
+        <w:gridCol w:w="5669"/>
+        <w:gridCol w:w="2778"/>
       </w:tblGrid>
       <w:tr>
         <w:trPr>
@@ -113,129 +279,97 @@
         </w:trPr>
         <w:tc>
           <w:tcPr>
-            <w:tcW w:type="dxa" w:w="1928"/>
-            <w:shd w:fill="EDEDED"/>
+            <w:tcW w:type="dxa" w:w="1191"/>
+            <w:vAlign w:val="center"/>
+            <w:shd w:fill="E7EEF4"/>
             <w:tcBorders>
-              <w:top w:val="single" w:sz="4" w:color="BFBFBF"/>
-              <w:left w:val="single" w:sz="4" w:color="BFBFBF"/>
-              <w:bottom w:val="single" w:sz="4" w:color="BFBFBF"/>
-              <w:right w:val="single" w:sz="4" w:color="BFBFBF"/>
+              <w:top w:val="single" w:sz="4" w:color="D9D9D9"/>
+              <w:left w:val="single" w:sz="4" w:color="D9D9D9"/>
+              <w:bottom w:val="single" w:sz="4" w:color="D9D9D9"/>
+              <w:right w:val="single" w:sz="4" w:color="D9D9D9"/>
             </w:tcBorders>
+            <w:tcMar>
+              <w:top w:w="80" w:type="dxa"/>
+              <w:bottom w:w="80" w:type="dxa"/>
+              <w:left w:w="90" w:type="dxa"/>
+              <w:right w:w="90" w:type="dxa"/>
+            </w:tcMar>
           </w:tcPr>
           <w:p>
             <w:pPr>
-              <w:spacing w:after="80" w:before="80" w:line="264" w:lineRule="auto"/>
+              <w:spacing w:after="40" w:before="40" w:line="259" w:lineRule="auto"/>
+              <w:jc w:val="center"/>
             </w:pPr>
             <w:r>
               <w:rPr>
                 <w:b/>
-                <w:sz w:val="18"/>
+                <w:sz w:val="20"/>
               </w:rPr>
-              <w:t>星團</w:t>
+              <w:t>符號</w:t>
             </w:r>
           </w:p>
         </w:tc>
         <w:tc>
           <w:tcPr>
-            <w:tcW w:type="dxa" w:w="1304"/>
-            <w:shd w:fill="EDEDED"/>
+            <w:tcW w:type="dxa" w:w="5669"/>
+            <w:vAlign w:val="center"/>
+            <w:shd w:fill="E7EEF4"/>
             <w:tcBorders>
-              <w:top w:val="single" w:sz="4" w:color="BFBFBF"/>
-              <w:left w:val="single" w:sz="4" w:color="BFBFBF"/>
-              <w:bottom w:val="single" w:sz="4" w:color="BFBFBF"/>
-              <w:right w:val="single" w:sz="4" w:color="BFBFBF"/>
+              <w:top w:val="single" w:sz="4" w:color="D9D9D9"/>
+              <w:left w:val="single" w:sz="4" w:color="D9D9D9"/>
+              <w:bottom w:val="single" w:sz="4" w:color="D9D9D9"/>
+              <w:right w:val="single" w:sz="4" w:color="D9D9D9"/>
             </w:tcBorders>
+            <w:tcMar>
+              <w:top w:w="80" w:type="dxa"/>
+              <w:bottom w:w="80" w:type="dxa"/>
+              <w:left w:w="90" w:type="dxa"/>
+              <w:right w:w="90" w:type="dxa"/>
+            </w:tcMar>
           </w:tcPr>
           <w:p>
             <w:pPr>
-              <w:spacing w:after="80" w:before="80" w:line="264" w:lineRule="auto"/>
+              <w:spacing w:after="40" w:before="40" w:line="259" w:lineRule="auto"/>
+              <w:jc w:val="center"/>
             </w:pPr>
             <w:r>
               <w:rPr>
                 <w:b/>
-                <w:sz w:val="18"/>
+                <w:sz w:val="20"/>
               </w:rPr>
-              <w:t>距離</w:t>
-              <w:br/>
-              <w:t>kpc</w:t>
+              <w:t>定義</w:t>
             </w:r>
           </w:p>
         </w:tc>
         <w:tc>
           <w:tcPr>
-            <w:tcW w:type="dxa" w:w="1928"/>
-            <w:shd w:fill="EDEDED"/>
+            <w:tcW w:type="dxa" w:w="2778"/>
+            <w:vAlign w:val="center"/>
+            <w:shd w:fill="E7EEF4"/>
             <w:tcBorders>
-              <w:top w:val="single" w:sz="4" w:color="BFBFBF"/>
-              <w:left w:val="single" w:sz="4" w:color="BFBFBF"/>
-              <w:bottom w:val="single" w:sz="4" w:color="BFBFBF"/>
-              <w:right w:val="single" w:sz="4" w:color="BFBFBF"/>
+              <w:top w:val="single" w:sz="4" w:color="D9D9D9"/>
+              <w:left w:val="single" w:sz="4" w:color="D9D9D9"/>
+              <w:bottom w:val="single" w:sz="4" w:color="D9D9D9"/>
+              <w:right w:val="single" w:sz="4" w:color="D9D9D9"/>
             </w:tcBorders>
+            <w:tcMar>
+              <w:top w:w="80" w:type="dxa"/>
+              <w:bottom w:w="80" w:type="dxa"/>
+              <w:left w:w="90" w:type="dxa"/>
+              <w:right w:w="90" w:type="dxa"/>
+            </w:tcMar>
           </w:tcPr>
           <w:p>
             <w:pPr>
-              <w:spacing w:after="80" w:before="80" w:line="264" w:lineRule="auto"/>
+              <w:spacing w:after="40" w:before="40" w:line="259" w:lineRule="auto"/>
+              <w:jc w:val="center"/>
             </w:pPr>
             <w:r>
               <w:rPr>
                 <w:b/>
-                <w:sz w:val="18"/>
+                <w:sz w:val="20"/>
               </w:rPr>
-              <w:t>現今質量</w:t>
-              <w:br/>
-              <w:t>M☉</w:t>
-            </w:r>
-          </w:p>
-        </w:tc>
-        <w:tc>
-          <w:tcPr>
-            <w:tcW w:type="dxa" w:w="2268"/>
-            <w:shd w:fill="EDEDED"/>
-            <w:tcBorders>
-              <w:top w:val="single" w:sz="4" w:color="BFBFBF"/>
-              <w:left w:val="single" w:sz="4" w:color="BFBFBF"/>
-              <w:bottom w:val="single" w:sz="4" w:color="BFBFBF"/>
-              <w:right w:val="single" w:sz="4" w:color="BFBFBF"/>
-            </w:tcBorders>
-          </w:tcPr>
-          <w:p>
-            <w:pPr>
-              <w:spacing w:after="80" w:before="80" w:line="264" w:lineRule="auto"/>
-            </w:pPr>
-            <w:r>
-              <w:rPr>
-                <w:b/>
-                <w:sz w:val="18"/>
-              </w:rPr>
-              <w:t>三維半質量</w:t>
-              <w:br/>
-              <w:t>半徑 pc</w:t>
-            </w:r>
-          </w:p>
-        </w:tc>
-        <w:tc>
-          <w:tcPr>
-            <w:tcW w:type="dxa" w:w="1984"/>
-            <w:shd w:fill="EDEDED"/>
-            <w:tcBorders>
-              <w:top w:val="single" w:sz="4" w:color="BFBFBF"/>
-              <w:left w:val="single" w:sz="4" w:color="BFBFBF"/>
-              <w:bottom w:val="single" w:sz="4" w:color="BFBFBF"/>
-              <w:right w:val="single" w:sz="4" w:color="BFBFBF"/>
-            </w:tcBorders>
-          </w:tcPr>
-          <w:p>
-            <w:pPr>
-              <w:spacing w:after="80" w:before="80" w:line="264" w:lineRule="auto"/>
-            </w:pPr>
-            <w:r>
-              <w:rPr>
-                <w:b/>
-                <w:sz w:val="18"/>
-              </w:rPr>
-              <w:t>實際場半徑</w:t>
-              <w:br/>
-              <w:t>deg</w:t>
+              <w:t>單位或範圍</w:t>
             </w:r>
           </w:p>
         </w:tc>
@@ -246,121 +380,97 @@
         </w:trPr>
         <w:tc>
           <w:tcPr>
-            <w:tcW w:type="dxa" w:w="1928"/>
+            <w:tcW w:type="dxa" w:w="1191"/>
+            <w:vAlign w:val="center"/>
             <w:shd w:fill="FFFFFF"/>
             <w:tcBorders>
-              <w:top w:val="single" w:sz="4" w:color="BFBFBF"/>
-              <w:left w:val="single" w:sz="4" w:color="BFBFBF"/>
-              <w:bottom w:val="single" w:sz="4" w:color="BFBFBF"/>
-              <w:right w:val="single" w:sz="4" w:color="BFBFBF"/>
+              <w:top w:val="single" w:sz="4" w:color="D9D9D9"/>
+              <w:left w:val="single" w:sz="4" w:color="D9D9D9"/>
+              <w:bottom w:val="single" w:sz="4" w:color="D9D9D9"/>
+              <w:right w:val="single" w:sz="4" w:color="D9D9D9"/>
             </w:tcBorders>
+            <w:tcMar>
+              <w:top w:w="80" w:type="dxa"/>
+              <w:bottom w:w="80" w:type="dxa"/>
+              <w:left w:w="90" w:type="dxa"/>
+              <w:right w:w="90" w:type="dxa"/>
+            </w:tcMar>
           </w:tcPr>
           <w:p>
             <w:pPr>
-              <w:spacing w:after="80" w:before="80" w:line="264" w:lineRule="auto"/>
+              <w:spacing w:after="40" w:before="40" w:line="259" w:lineRule="auto"/>
+              <w:jc w:val="left"/>
             </w:pPr>
             <w:r>
               <w:rPr>
                 <w:b w:val="0"/>
-                <w:sz w:val="18"/>
+                <w:sz w:val="20"/>
               </w:rPr>
-              <w:t>M30</w:t>
+              <w:t>R</w:t>
             </w:r>
           </w:p>
         </w:tc>
         <w:tc>
           <w:tcPr>
-            <w:tcW w:type="dxa" w:w="1304"/>
+            <w:tcW w:type="dxa" w:w="5669"/>
+            <w:vAlign w:val="center"/>
             <w:shd w:fill="FFFFFF"/>
             <w:tcBorders>
-              <w:top w:val="single" w:sz="4" w:color="BFBFBF"/>
-              <w:left w:val="single" w:sz="4" w:color="BFBFBF"/>
-              <w:bottom w:val="single" w:sz="4" w:color="BFBFBF"/>
-              <w:right w:val="single" w:sz="4" w:color="BFBFBF"/>
+              <w:top w:val="single" w:sz="4" w:color="D9D9D9"/>
+              <w:left w:val="single" w:sz="4" w:color="D9D9D9"/>
+              <w:bottom w:val="single" w:sz="4" w:color="D9D9D9"/>
+              <w:right w:val="single" w:sz="4" w:color="D9D9D9"/>
             </w:tcBorders>
+            <w:tcMar>
+              <w:top w:w="80" w:type="dxa"/>
+              <w:bottom w:w="80" w:type="dxa"/>
+              <w:left w:w="90" w:type="dxa"/>
+              <w:right w:w="90" w:type="dxa"/>
+            </w:tcMar>
           </w:tcPr>
           <w:p>
             <w:pPr>
-              <w:spacing w:after="80" w:before="80" w:line="264" w:lineRule="auto"/>
+              <w:spacing w:after="40" w:before="40" w:line="259" w:lineRule="auto"/>
+              <w:jc w:val="center"/>
             </w:pPr>
             <w:r>
               <w:rPr>
                 <w:b w:val="0"/>
-                <w:sz w:val="18"/>
+                <w:sz w:val="20"/>
               </w:rPr>
-              <w:t>8.46</w:t>
+              <w:t>模型所代表的平均恆星逃逸率</w:t>
             </w:r>
           </w:p>
         </w:tc>
         <w:tc>
           <w:tcPr>
-            <w:tcW w:type="dxa" w:w="1928"/>
+            <w:tcW w:type="dxa" w:w="2778"/>
+            <w:vAlign w:val="center"/>
             <w:shd w:fill="FFFFFF"/>
             <w:tcBorders>
-              <w:top w:val="single" w:sz="4" w:color="BFBFBF"/>
-              <w:left w:val="single" w:sz="4" w:color="BFBFBF"/>
-              <w:bottom w:val="single" w:sz="4" w:color="BFBFBF"/>
-              <w:right w:val="single" w:sz="4" w:color="BFBFBF"/>
+              <w:top w:val="single" w:sz="4" w:color="D9D9D9"/>
+              <w:left w:val="single" w:sz="4" w:color="D9D9D9"/>
+              <w:bottom w:val="single" w:sz="4" w:color="D9D9D9"/>
+              <w:right w:val="single" w:sz="4" w:color="D9D9D9"/>
             </w:tcBorders>
+            <w:tcMar>
+              <w:top w:w="80" w:type="dxa"/>
+              <w:bottom w:w="80" w:type="dxa"/>
+              <w:left w:w="90" w:type="dxa"/>
+              <w:right w:w="90" w:type="dxa"/>
+            </w:tcMar>
           </w:tcPr>
           <w:p>
             <w:pPr>
-              <w:spacing w:after="80" w:before="80" w:line="264" w:lineRule="auto"/>
+              <w:spacing w:after="40" w:before="40" w:line="259" w:lineRule="auto"/>
+              <w:jc w:val="center"/>
             </w:pPr>
             <w:r>
               <w:rPr>
                 <w:b w:val="0"/>
-                <w:sz w:val="18"/>
+                <w:sz w:val="20"/>
               </w:rPr>
-              <w:t>1.21e+05</w:t>
-            </w:r>
-          </w:p>
-        </w:tc>
-        <w:tc>
-          <w:tcPr>
-            <w:tcW w:type="dxa" w:w="2268"/>
-            <w:shd w:fill="FFFFFF"/>
-            <w:tcBorders>
-              <w:top w:val="single" w:sz="4" w:color="BFBFBF"/>
-              <w:left w:val="single" w:sz="4" w:color="BFBFBF"/>
-              <w:bottom w:val="single" w:sz="4" w:color="BFBFBF"/>
-              <w:right w:val="single" w:sz="4" w:color="BFBFBF"/>
-            </w:tcBorders>
-          </w:tcPr>
-          <w:p>
-            <w:pPr>
-              <w:spacing w:after="80" w:before="80" w:line="264" w:lineRule="auto"/>
-            </w:pPr>
-            <w:r>
-              <w:rPr>
-                <w:b w:val="0"/>
-                <w:sz w:val="18"/>
-              </w:rPr>
-              <w:t>4.27</w:t>
-            </w:r>
-          </w:p>
-        </w:tc>
-        <w:tc>
-          <w:tcPr>
-            <w:tcW w:type="dxa" w:w="1984"/>
-            <w:shd w:fill="FFFFFF"/>
-            <w:tcBorders>
-              <w:top w:val="single" w:sz="4" w:color="BFBFBF"/>
-              <w:left w:val="single" w:sz="4" w:color="BFBFBF"/>
-              <w:bottom w:val="single" w:sz="4" w:color="BFBFBF"/>
-              <w:right w:val="single" w:sz="4" w:color="BFBFBF"/>
-            </w:tcBorders>
-          </w:tcPr>
-          <w:p>
-            <w:pPr>
-              <w:spacing w:after="80" w:before="80" w:line="264" w:lineRule="auto"/>
-            </w:pPr>
-            <w:r>
-              <w:rPr>
-                <w:b w:val="0"/>
-                <w:sz w:val="18"/>
-              </w:rPr>
-              <w:t>5.00</w:t>
+              <w:t>M☉/Myr</w:t>
             </w:r>
           </w:p>
         </w:tc>
@@ -371,121 +481,97 @@
         </w:trPr>
         <w:tc>
           <w:tcPr>
-            <w:tcW w:type="dxa" w:w="1928"/>
-            <w:shd w:fill="FFFFFF"/>
+            <w:tcW w:type="dxa" w:w="1191"/>
+            <w:vAlign w:val="center"/>
+            <w:shd w:fill="F7F9FB"/>
             <w:tcBorders>
-              <w:top w:val="single" w:sz="4" w:color="BFBFBF"/>
-              <w:left w:val="single" w:sz="4" w:color="BFBFBF"/>
-              <w:bottom w:val="single" w:sz="4" w:color="BFBFBF"/>
-              <w:right w:val="single" w:sz="4" w:color="BFBFBF"/>
+              <w:top w:val="single" w:sz="4" w:color="D9D9D9"/>
+              <w:left w:val="single" w:sz="4" w:color="D9D9D9"/>
+              <w:bottom w:val="single" w:sz="4" w:color="D9D9D9"/>
+              <w:right w:val="single" w:sz="4" w:color="D9D9D9"/>
             </w:tcBorders>
+            <w:tcMar>
+              <w:top w:w="80" w:type="dxa"/>
+              <w:bottom w:w="80" w:type="dxa"/>
+              <w:left w:w="90" w:type="dxa"/>
+              <w:right w:w="90" w:type="dxa"/>
+            </w:tcMar>
           </w:tcPr>
           <w:p>
             <w:pPr>
-              <w:spacing w:after="80" w:before="80" w:line="264" w:lineRule="auto"/>
+              <w:spacing w:after="40" w:before="40" w:line="259" w:lineRule="auto"/>
+              <w:jc w:val="left"/>
             </w:pPr>
             <w:r>
               <w:rPr>
                 <w:b w:val="0"/>
-                <w:sz w:val="18"/>
+                <w:sz w:val="20"/>
               </w:rPr>
-              <w:t>NGC 288</w:t>
+              <w:t>T</w:t>
             </w:r>
           </w:p>
         </w:tc>
         <w:tc>
           <w:tcPr>
-            <w:tcW w:type="dxa" w:w="1304"/>
-            <w:shd w:fill="FFFFFF"/>
+            <w:tcW w:type="dxa" w:w="5669"/>
+            <w:vAlign w:val="center"/>
+            <w:shd w:fill="F7F9FB"/>
             <w:tcBorders>
-              <w:top w:val="single" w:sz="4" w:color="BFBFBF"/>
-              <w:left w:val="single" w:sz="4" w:color="BFBFBF"/>
-              <w:bottom w:val="single" w:sz="4" w:color="BFBFBF"/>
-              <w:right w:val="single" w:sz="4" w:color="BFBFBF"/>
+              <w:top w:val="single" w:sz="4" w:color="D9D9D9"/>
+              <w:left w:val="single" w:sz="4" w:color="D9D9D9"/>
+              <w:bottom w:val="single" w:sz="4" w:color="D9D9D9"/>
+              <w:right w:val="single" w:sz="4" w:color="D9D9D9"/>
             </w:tcBorders>
+            <w:tcMar>
+              <w:top w:w="80" w:type="dxa"/>
+              <w:bottom w:w="80" w:type="dxa"/>
+              <w:left w:w="90" w:type="dxa"/>
+              <w:right w:w="90" w:type="dxa"/>
+            </w:tcMar>
           </w:tcPr>
           <w:p>
             <w:pPr>
-              <w:spacing w:after="80" w:before="80" w:line="264" w:lineRule="auto"/>
+              <w:spacing w:after="40" w:before="40" w:line="259" w:lineRule="auto"/>
+              <w:jc w:val="center"/>
             </w:pPr>
             <w:r>
               <w:rPr>
                 <w:b w:val="0"/>
-                <w:sz w:val="18"/>
+                <w:sz w:val="20"/>
               </w:rPr>
-              <w:t>8.99</w:t>
+              <w:t>回溯窗口長度</w:t>
             </w:r>
           </w:p>
         </w:tc>
         <w:tc>
           <w:tcPr>
-            <w:tcW w:type="dxa" w:w="1928"/>
-            <w:shd w:fill="FFFFFF"/>
+            <w:tcW w:type="dxa" w:w="2778"/>
+            <w:vAlign w:val="center"/>
+            <w:shd w:fill="F7F9FB"/>
             <w:tcBorders>
-              <w:top w:val="single" w:sz="4" w:color="BFBFBF"/>
-              <w:left w:val="single" w:sz="4" w:color="BFBFBF"/>
-              <w:bottom w:val="single" w:sz="4" w:color="BFBFBF"/>
-              <w:right w:val="single" w:sz="4" w:color="BFBFBF"/>
+              <w:top w:val="single" w:sz="4" w:color="D9D9D9"/>
+              <w:left w:val="single" w:sz="4" w:color="D9D9D9"/>
+              <w:bottom w:val="single" w:sz="4" w:color="D9D9D9"/>
+              <w:right w:val="single" w:sz="4" w:color="D9D9D9"/>
             </w:tcBorders>
+            <w:tcMar>
+              <w:top w:w="80" w:type="dxa"/>
+              <w:bottom w:w="80" w:type="dxa"/>
+              <w:left w:w="90" w:type="dxa"/>
+              <w:right w:w="90" w:type="dxa"/>
+            </w:tcMar>
           </w:tcPr>
           <w:p>
             <w:pPr>
-              <w:spacing w:after="80" w:before="80" w:line="264" w:lineRule="auto"/>
+              <w:spacing w:after="40" w:before="40" w:line="259" w:lineRule="auto"/>
+              <w:jc w:val="center"/>
             </w:pPr>
             <w:r>
               <w:rPr>
                 <w:b w:val="0"/>
-                <w:sz w:val="18"/>
+                <w:sz w:val="20"/>
               </w:rPr>
-              <w:t>9.62e+04</w:t>
-            </w:r>
-          </w:p>
-        </w:tc>
-        <w:tc>
-          <w:tcPr>
-            <w:tcW w:type="dxa" w:w="2268"/>
-            <w:shd w:fill="FFFFFF"/>
-            <w:tcBorders>
-              <w:top w:val="single" w:sz="4" w:color="BFBFBF"/>
-              <w:left w:val="single" w:sz="4" w:color="BFBFBF"/>
-              <w:bottom w:val="single" w:sz="4" w:color="BFBFBF"/>
-              <w:right w:val="single" w:sz="4" w:color="BFBFBF"/>
-            </w:tcBorders>
-          </w:tcPr>
-          <w:p>
-            <w:pPr>
-              <w:spacing w:after="80" w:before="80" w:line="264" w:lineRule="auto"/>
-            </w:pPr>
-            <w:r>
-              <w:rPr>
-                <w:b w:val="0"/>
-                <w:sz w:val="18"/>
-              </w:rPr>
-              <w:t>8.56</w:t>
-            </w:r>
-          </w:p>
-        </w:tc>
-        <w:tc>
-          <w:tcPr>
-            <w:tcW w:type="dxa" w:w="1984"/>
-            <w:shd w:fill="FFFFFF"/>
-            <w:tcBorders>
-              <w:top w:val="single" w:sz="4" w:color="BFBFBF"/>
-              <w:left w:val="single" w:sz="4" w:color="BFBFBF"/>
-              <w:bottom w:val="single" w:sz="4" w:color="BFBFBF"/>
-              <w:right w:val="single" w:sz="4" w:color="BFBFBF"/>
-            </w:tcBorders>
-          </w:tcPr>
-          <w:p>
-            <w:pPr>
-              <w:spacing w:after="80" w:before="80" w:line="264" w:lineRule="auto"/>
-            </w:pPr>
-            <w:r>
-              <w:rPr>
-                <w:b w:val="0"/>
-                <w:sz w:val="18"/>
-              </w:rPr>
-              <w:t>5.00</w:t>
+              <w:t>Myr</w:t>
             </w:r>
           </w:p>
         </w:tc>
@@ -496,121 +582,112 @@
         </w:trPr>
         <w:tc>
           <w:tcPr>
-            <w:tcW w:type="dxa" w:w="1928"/>
+            <w:tcW w:type="dxa" w:w="1191"/>
+            <w:vAlign w:val="center"/>
             <w:shd w:fill="FFFFFF"/>
             <w:tcBorders>
-              <w:top w:val="single" w:sz="4" w:color="BFBFBF"/>
-              <w:left w:val="single" w:sz="4" w:color="BFBFBF"/>
-              <w:bottom w:val="single" w:sz="4" w:color="BFBFBF"/>
-              <w:right w:val="single" w:sz="4" w:color="BFBFBF"/>
+              <w:top w:val="single" w:sz="4" w:color="D9D9D9"/>
+              <w:left w:val="single" w:sz="4" w:color="D9D9D9"/>
+              <w:bottom w:val="single" w:sz="4" w:color="D9D9D9"/>
+              <w:right w:val="single" w:sz="4" w:color="D9D9D9"/>
             </w:tcBorders>
+            <w:tcMar>
+              <w:top w:w="80" w:type="dxa"/>
+              <w:bottom w:w="80" w:type="dxa"/>
+              <w:left w:w="90" w:type="dxa"/>
+              <w:right w:w="90" w:type="dxa"/>
+            </w:tcMar>
           </w:tcPr>
           <w:p>
             <w:pPr>
-              <w:spacing w:after="80" w:before="80" w:line="264" w:lineRule="auto"/>
+              <w:spacing w:after="40" w:before="40" w:line="259" w:lineRule="auto"/>
+              <w:jc w:val="left"/>
+            </w:pPr>
+            <m:oMath>
+              <m:sSub>
+                <m:e>
+                  <m:r>
+                    <w:rPr>
+                      <w:rFonts w:ascii="Cambria Math" w:hAnsi="Cambria Math"/>
+                      <w:sz w:val="22"/>
+                    </w:rPr>
+                    <m:t xml:space="preserve">M</m:t>
+                  </m:r>
+                </m:e>
+                <m:sub>
+                  <m:r>
+                    <w:rPr>
+                      <w:rFonts w:ascii="Cambria Math" w:hAnsi="Cambria Math"/>
+                      <w:sz w:val="22"/>
+                    </w:rPr>
+                    <m:t xml:space="preserve">dyn</m:t>
+                  </m:r>
+                </m:sub>
+              </m:sSub>
+            </m:oMath>
+          </w:p>
+        </w:tc>
+        <w:tc>
+          <w:tcPr>
+            <w:tcW w:type="dxa" w:w="5669"/>
+            <w:vAlign w:val="center"/>
+            <w:shd w:fill="FFFFFF"/>
+            <w:tcBorders>
+              <w:top w:val="single" w:sz="4" w:color="D9D9D9"/>
+              <w:left w:val="single" w:sz="4" w:color="D9D9D9"/>
+              <w:bottom w:val="single" w:sz="4" w:color="D9D9D9"/>
+              <w:right w:val="single" w:sz="4" w:color="D9D9D9"/>
+            </w:tcBorders>
+            <w:tcMar>
+              <w:top w:w="80" w:type="dxa"/>
+              <w:bottom w:w="80" w:type="dxa"/>
+              <w:left w:w="90" w:type="dxa"/>
+              <w:right w:w="90" w:type="dxa"/>
+            </w:tcMar>
+          </w:tcPr>
+          <w:p>
+            <w:pPr>
+              <w:spacing w:after="40" w:before="40" w:line="259" w:lineRule="auto"/>
+              <w:jc w:val="center"/>
             </w:pPr>
             <w:r>
               <w:rPr>
                 <w:b w:val="0"/>
-                <w:sz w:val="18"/>
+                <w:sz w:val="20"/>
               </w:rPr>
-              <w:t>Pal 5</w:t>
+              <w:t>星團總動力學質量</w:t>
             </w:r>
           </w:p>
         </w:tc>
         <w:tc>
           <w:tcPr>
-            <w:tcW w:type="dxa" w:w="1304"/>
+            <w:tcW w:type="dxa" w:w="2778"/>
+            <w:vAlign w:val="center"/>
             <w:shd w:fill="FFFFFF"/>
             <w:tcBorders>
-              <w:top w:val="single" w:sz="4" w:color="BFBFBF"/>
-              <w:left w:val="single" w:sz="4" w:color="BFBFBF"/>
-              <w:bottom w:val="single" w:sz="4" w:color="BFBFBF"/>
-              <w:right w:val="single" w:sz="4" w:color="BFBFBF"/>
+              <w:top w:val="single" w:sz="4" w:color="D9D9D9"/>
+              <w:left w:val="single" w:sz="4" w:color="D9D9D9"/>
+              <w:bottom w:val="single" w:sz="4" w:color="D9D9D9"/>
+              <w:right w:val="single" w:sz="4" w:color="D9D9D9"/>
             </w:tcBorders>
+            <w:tcMar>
+              <w:top w:w="80" w:type="dxa"/>
+              <w:bottom w:w="80" w:type="dxa"/>
+              <w:left w:w="90" w:type="dxa"/>
+              <w:right w:w="90" w:type="dxa"/>
+            </w:tcMar>
           </w:tcPr>
           <w:p>
             <w:pPr>
-              <w:spacing w:after="80" w:before="80" w:line="264" w:lineRule="auto"/>
+              <w:spacing w:after="40" w:before="40" w:line="259" w:lineRule="auto"/>
+              <w:jc w:val="center"/>
             </w:pPr>
             <w:r>
               <w:rPr>
                 <w:b w:val="0"/>
-                <w:sz w:val="18"/>
+                <w:sz w:val="20"/>
               </w:rPr>
-              <w:t>21.94</w:t>
-            </w:r>
-          </w:p>
-        </w:tc>
-        <w:tc>
-          <w:tcPr>
-            <w:tcW w:type="dxa" w:w="1928"/>
-            <w:shd w:fill="FFFFFF"/>
-            <w:tcBorders>
-              <w:top w:val="single" w:sz="4" w:color="BFBFBF"/>
-              <w:left w:val="single" w:sz="4" w:color="BFBFBF"/>
-              <w:bottom w:val="single" w:sz="4" w:color="BFBFBF"/>
-              <w:right w:val="single" w:sz="4" w:color="BFBFBF"/>
-            </w:tcBorders>
-          </w:tcPr>
-          <w:p>
-            <w:pPr>
-              <w:spacing w:after="80" w:before="80" w:line="264" w:lineRule="auto"/>
-            </w:pPr>
-            <w:r>
-              <w:rPr>
-                <w:b w:val="0"/>
-                <w:sz w:val="18"/>
-              </w:rPr>
-              <w:t>1.34e+04</w:t>
-            </w:r>
-          </w:p>
-        </w:tc>
-        <w:tc>
-          <w:tcPr>
-            <w:tcW w:type="dxa" w:w="2268"/>
-            <w:shd w:fill="FFFFFF"/>
-            <w:tcBorders>
-              <w:top w:val="single" w:sz="4" w:color="BFBFBF"/>
-              <w:left w:val="single" w:sz="4" w:color="BFBFBF"/>
-              <w:bottom w:val="single" w:sz="4" w:color="BFBFBF"/>
-              <w:right w:val="single" w:sz="4" w:color="BFBFBF"/>
-            </w:tcBorders>
-          </w:tcPr>
-          <w:p>
-            <w:pPr>
-              <w:spacing w:after="80" w:before="80" w:line="264" w:lineRule="auto"/>
-            </w:pPr>
-            <w:r>
-              <w:rPr>
-                <w:b w:val="0"/>
-                <w:sz w:val="18"/>
-              </w:rPr>
-              <w:t>27.63</w:t>
-            </w:r>
-          </w:p>
-        </w:tc>
-        <w:tc>
-          <w:tcPr>
-            <w:tcW w:type="dxa" w:w="1984"/>
-            <w:shd w:fill="FFFFFF"/>
-            <w:tcBorders>
-              <w:top w:val="single" w:sz="4" w:color="BFBFBF"/>
-              <w:left w:val="single" w:sz="4" w:color="BFBFBF"/>
-              <w:bottom w:val="single" w:sz="4" w:color="BFBFBF"/>
-              <w:right w:val="single" w:sz="4" w:color="BFBFBF"/>
-            </w:tcBorders>
-          </w:tcPr>
-          <w:p>
-            <w:pPr>
-              <w:spacing w:after="80" w:before="80" w:line="264" w:lineRule="auto"/>
-            </w:pPr>
-            <w:r>
-              <w:rPr>
-                <w:b w:val="0"/>
-                <w:sz w:val="18"/>
-              </w:rPr>
-              <w:t>5.00</w:t>
+              <w:t>M☉</w:t>
             </w:r>
           </w:p>
         </w:tc>
@@ -621,121 +698,97 @@
         </w:trPr>
         <w:tc>
           <w:tcPr>
-            <w:tcW w:type="dxa" w:w="1928"/>
-            <w:shd w:fill="FFFFFF"/>
+            <w:tcW w:type="dxa" w:w="1191"/>
+            <w:vAlign w:val="center"/>
+            <w:shd w:fill="F7F9FB"/>
             <w:tcBorders>
-              <w:top w:val="single" w:sz="4" w:color="BFBFBF"/>
-              <w:left w:val="single" w:sz="4" w:color="BFBFBF"/>
-              <w:bottom w:val="single" w:sz="4" w:color="BFBFBF"/>
-              <w:right w:val="single" w:sz="4" w:color="BFBFBF"/>
+              <w:top w:val="single" w:sz="4" w:color="D9D9D9"/>
+              <w:left w:val="single" w:sz="4" w:color="D9D9D9"/>
+              <w:bottom w:val="single" w:sz="4" w:color="D9D9D9"/>
+              <w:right w:val="single" w:sz="4" w:color="D9D9D9"/>
             </w:tcBorders>
+            <w:tcMar>
+              <w:top w:w="80" w:type="dxa"/>
+              <w:bottom w:w="80" w:type="dxa"/>
+              <w:left w:w="90" w:type="dxa"/>
+              <w:right w:w="90" w:type="dxa"/>
+            </w:tcMar>
           </w:tcPr>
           <w:p>
             <w:pPr>
-              <w:spacing w:after="80" w:before="80" w:line="264" w:lineRule="auto"/>
+              <w:spacing w:after="40" w:before="40" w:line="259" w:lineRule="auto"/>
+              <w:jc w:val="left"/>
             </w:pPr>
             <w:r>
               <w:rPr>
                 <w:b w:val="0"/>
-                <w:sz w:val="18"/>
+                <w:sz w:val="20"/>
               </w:rPr>
-              <w:t>M92</w:t>
+              <w:t>a</w:t>
             </w:r>
           </w:p>
         </w:tc>
         <w:tc>
           <w:tcPr>
-            <w:tcW w:type="dxa" w:w="1304"/>
-            <w:shd w:fill="FFFFFF"/>
+            <w:tcW w:type="dxa" w:w="5669"/>
+            <w:vAlign w:val="center"/>
+            <w:shd w:fill="F7F9FB"/>
             <w:tcBorders>
-              <w:top w:val="single" w:sz="4" w:color="BFBFBF"/>
-              <w:left w:val="single" w:sz="4" w:color="BFBFBF"/>
-              <w:bottom w:val="single" w:sz="4" w:color="BFBFBF"/>
-              <w:right w:val="single" w:sz="4" w:color="BFBFBF"/>
+              <w:top w:val="single" w:sz="4" w:color="D9D9D9"/>
+              <w:left w:val="single" w:sz="4" w:color="D9D9D9"/>
+              <w:bottom w:val="single" w:sz="4" w:color="D9D9D9"/>
+              <w:right w:val="single" w:sz="4" w:color="D9D9D9"/>
             </w:tcBorders>
+            <w:tcMar>
+              <w:top w:w="80" w:type="dxa"/>
+              <w:bottom w:w="80" w:type="dxa"/>
+              <w:left w:w="90" w:type="dxa"/>
+              <w:right w:w="90" w:type="dxa"/>
+            </w:tcMar>
           </w:tcPr>
           <w:p>
             <w:pPr>
-              <w:spacing w:after="80" w:before="80" w:line="264" w:lineRule="auto"/>
+              <w:spacing w:after="40" w:before="40" w:line="259" w:lineRule="auto"/>
+              <w:jc w:val="center"/>
             </w:pPr>
             <w:r>
               <w:rPr>
                 <w:b w:val="0"/>
-                <w:sz w:val="18"/>
+                <w:sz w:val="20"/>
               </w:rPr>
-              <w:t>8.50</w:t>
+              <w:t>Plummer 尺度半徑</w:t>
             </w:r>
           </w:p>
         </w:tc>
         <w:tc>
           <w:tcPr>
-            <w:tcW w:type="dxa" w:w="1928"/>
-            <w:shd w:fill="FFFFFF"/>
+            <w:tcW w:type="dxa" w:w="2778"/>
+            <w:vAlign w:val="center"/>
+            <w:shd w:fill="F7F9FB"/>
             <w:tcBorders>
-              <w:top w:val="single" w:sz="4" w:color="BFBFBF"/>
-              <w:left w:val="single" w:sz="4" w:color="BFBFBF"/>
-              <w:bottom w:val="single" w:sz="4" w:color="BFBFBF"/>
-              <w:right w:val="single" w:sz="4" w:color="BFBFBF"/>
+              <w:top w:val="single" w:sz="4" w:color="D9D9D9"/>
+              <w:left w:val="single" w:sz="4" w:color="D9D9D9"/>
+              <w:bottom w:val="single" w:sz="4" w:color="D9D9D9"/>
+              <w:right w:val="single" w:sz="4" w:color="D9D9D9"/>
             </w:tcBorders>
+            <w:tcMar>
+              <w:top w:w="80" w:type="dxa"/>
+              <w:bottom w:w="80" w:type="dxa"/>
+              <w:left w:w="90" w:type="dxa"/>
+              <w:right w:w="90" w:type="dxa"/>
+            </w:tcMar>
           </w:tcPr>
           <w:p>
             <w:pPr>
-              <w:spacing w:after="80" w:before="80" w:line="264" w:lineRule="auto"/>
+              <w:spacing w:after="40" w:before="40" w:line="259" w:lineRule="auto"/>
+              <w:jc w:val="center"/>
             </w:pPr>
             <w:r>
               <w:rPr>
                 <w:b w:val="0"/>
-                <w:sz w:val="18"/>
+                <w:sz w:val="20"/>
               </w:rPr>
-              <w:t>2.73e+05</w:t>
-            </w:r>
-          </w:p>
-        </w:tc>
-        <w:tc>
-          <w:tcPr>
-            <w:tcW w:type="dxa" w:w="2268"/>
-            <w:shd w:fill="FFFFFF"/>
-            <w:tcBorders>
-              <w:top w:val="single" w:sz="4" w:color="BFBFBF"/>
-              <w:left w:val="single" w:sz="4" w:color="BFBFBF"/>
-              <w:bottom w:val="single" w:sz="4" w:color="BFBFBF"/>
-              <w:right w:val="single" w:sz="4" w:color="BFBFBF"/>
-            </w:tcBorders>
-          </w:tcPr>
-          <w:p>
-            <w:pPr>
-              <w:spacing w:after="80" w:before="80" w:line="264" w:lineRule="auto"/>
-            </w:pPr>
-            <w:r>
-              <w:rPr>
-                <w:b w:val="0"/>
-                <w:sz w:val="18"/>
-              </w:rPr>
-              <w:t>3.59</w:t>
-            </w:r>
-          </w:p>
-        </w:tc>
-        <w:tc>
-          <w:tcPr>
-            <w:tcW w:type="dxa" w:w="1984"/>
-            <w:shd w:fill="FFFFFF"/>
-            <w:tcBorders>
-              <w:top w:val="single" w:sz="4" w:color="BFBFBF"/>
-              <w:left w:val="single" w:sz="4" w:color="BFBFBF"/>
-              <w:bottom w:val="single" w:sz="4" w:color="BFBFBF"/>
-              <w:right w:val="single" w:sz="4" w:color="BFBFBF"/>
-            </w:tcBorders>
-          </w:tcPr>
-          <w:p>
-            <w:pPr>
-              <w:spacing w:after="80" w:before="80" w:line="264" w:lineRule="auto"/>
-            </w:pPr>
-            <w:r>
-              <w:rPr>
-                <w:b w:val="0"/>
-                <w:sz w:val="18"/>
-              </w:rPr>
-              <w:t>4.00</w:t>
+              <w:t>pc</w:t>
             </w:r>
           </w:p>
         </w:tc>
@@ -746,121 +799,97 @@
         </w:trPr>
         <w:tc>
           <w:tcPr>
-            <w:tcW w:type="dxa" w:w="1928"/>
+            <w:tcW w:type="dxa" w:w="1191"/>
+            <w:vAlign w:val="center"/>
             <w:shd w:fill="FFFFFF"/>
             <w:tcBorders>
-              <w:top w:val="single" w:sz="4" w:color="BFBFBF"/>
-              <w:left w:val="single" w:sz="4" w:color="BFBFBF"/>
-              <w:bottom w:val="single" w:sz="4" w:color="BFBFBF"/>
-              <w:right w:val="single" w:sz="4" w:color="BFBFBF"/>
+              <w:top w:val="single" w:sz="4" w:color="D9D9D9"/>
+              <w:left w:val="single" w:sz="4" w:color="D9D9D9"/>
+              <w:bottom w:val="single" w:sz="4" w:color="D9D9D9"/>
+              <w:right w:val="single" w:sz="4" w:color="D9D9D9"/>
             </w:tcBorders>
+            <w:tcMar>
+              <w:top w:w="80" w:type="dxa"/>
+              <w:bottom w:w="80" w:type="dxa"/>
+              <w:left w:w="90" w:type="dxa"/>
+              <w:right w:w="90" w:type="dxa"/>
+            </w:tcMar>
           </w:tcPr>
           <w:p>
             <w:pPr>
-              <w:spacing w:after="80" w:before="80" w:line="264" w:lineRule="auto"/>
+              <w:spacing w:after="40" w:before="40" w:line="259" w:lineRule="auto"/>
+              <w:jc w:val="left"/>
             </w:pPr>
             <w:r>
               <w:rPr>
                 <w:b w:val="0"/>
-                <w:sz w:val="18"/>
+                <w:sz w:val="20"/>
               </w:rPr>
-              <w:t>NGC 2298</w:t>
+              <w:t>β</w:t>
             </w:r>
           </w:p>
         </w:tc>
         <w:tc>
           <w:tcPr>
-            <w:tcW w:type="dxa" w:w="1304"/>
+            <w:tcW w:type="dxa" w:w="5669"/>
+            <w:vAlign w:val="center"/>
             <w:shd w:fill="FFFFFF"/>
             <w:tcBorders>
-              <w:top w:val="single" w:sz="4" w:color="BFBFBF"/>
-              <w:left w:val="single" w:sz="4" w:color="BFBFBF"/>
-              <w:bottom w:val="single" w:sz="4" w:color="BFBFBF"/>
-              <w:right w:val="single" w:sz="4" w:color="BFBFBF"/>
+              <w:top w:val="single" w:sz="4" w:color="D9D9D9"/>
+              <w:left w:val="single" w:sz="4" w:color="D9D9D9"/>
+              <w:bottom w:val="single" w:sz="4" w:color="D9D9D9"/>
+              <w:right w:val="single" w:sz="4" w:color="D9D9D9"/>
             </w:tcBorders>
+            <w:tcMar>
+              <w:top w:w="80" w:type="dxa"/>
+              <w:bottom w:w="80" w:type="dxa"/>
+              <w:left w:w="90" w:type="dxa"/>
+              <w:right w:w="90" w:type="dxa"/>
+            </w:tcMar>
           </w:tcPr>
           <w:p>
             <w:pPr>
-              <w:spacing w:after="80" w:before="80" w:line="264" w:lineRule="auto"/>
+              <w:spacing w:after="40" w:before="40" w:line="259" w:lineRule="auto"/>
+              <w:jc w:val="center"/>
             </w:pPr>
             <w:r>
               <w:rPr>
                 <w:b w:val="0"/>
-                <w:sz w:val="18"/>
+                <w:sz w:val="20"/>
               </w:rPr>
-              <w:t>9.83</w:t>
+              <w:t>背景星數正規化</w:t>
             </w:r>
           </w:p>
         </w:tc>
         <w:tc>
           <w:tcPr>
-            <w:tcW w:type="dxa" w:w="1928"/>
+            <w:tcW w:type="dxa" w:w="2778"/>
+            <w:vAlign w:val="center"/>
             <w:shd w:fill="FFFFFF"/>
             <w:tcBorders>
-              <w:top w:val="single" w:sz="4" w:color="BFBFBF"/>
-              <w:left w:val="single" w:sz="4" w:color="BFBFBF"/>
-              <w:bottom w:val="single" w:sz="4" w:color="BFBFBF"/>
-              <w:right w:val="single" w:sz="4" w:color="BFBFBF"/>
+              <w:top w:val="single" w:sz="4" w:color="D9D9D9"/>
+              <w:left w:val="single" w:sz="4" w:color="D9D9D9"/>
+              <w:bottom w:val="single" w:sz="4" w:color="D9D9D9"/>
+              <w:right w:val="single" w:sz="4" w:color="D9D9D9"/>
             </w:tcBorders>
+            <w:tcMar>
+              <w:top w:w="80" w:type="dxa"/>
+              <w:bottom w:w="80" w:type="dxa"/>
+              <w:left w:w="90" w:type="dxa"/>
+              <w:right w:w="90" w:type="dxa"/>
+            </w:tcMar>
           </w:tcPr>
           <w:p>
             <w:pPr>
-              <w:spacing w:after="80" w:before="80" w:line="264" w:lineRule="auto"/>
+              <w:spacing w:after="40" w:before="40" w:line="259" w:lineRule="auto"/>
+              <w:jc w:val="center"/>
             </w:pPr>
             <w:r>
               <w:rPr>
                 <w:b w:val="0"/>
-                <w:sz w:val="18"/>
+                <w:sz w:val="20"/>
               </w:rPr>
-              <w:t>4.98e+04</w:t>
-            </w:r>
-          </w:p>
-        </w:tc>
-        <w:tc>
-          <w:tcPr>
-            <w:tcW w:type="dxa" w:w="2268"/>
-            <w:shd w:fill="FFFFFF"/>
-            <w:tcBorders>
-              <w:top w:val="single" w:sz="4" w:color="BFBFBF"/>
-              <w:left w:val="single" w:sz="4" w:color="BFBFBF"/>
-              <w:bottom w:val="single" w:sz="4" w:color="BFBFBF"/>
-              <w:right w:val="single" w:sz="4" w:color="BFBFBF"/>
-            </w:tcBorders>
-          </w:tcPr>
-          <w:p>
-            <w:pPr>
-              <w:spacing w:after="80" w:before="80" w:line="264" w:lineRule="auto"/>
-            </w:pPr>
-            <w:r>
-              <w:rPr>
-                <w:b w:val="0"/>
-                <w:sz w:val="18"/>
-              </w:rPr>
-              <w:t>3.20</w:t>
-            </w:r>
-          </w:p>
-        </w:tc>
-        <w:tc>
-          <w:tcPr>
-            <w:tcW w:type="dxa" w:w="1984"/>
-            <w:shd w:fill="FFFFFF"/>
-            <w:tcBorders>
-              <w:top w:val="single" w:sz="4" w:color="BFBFBF"/>
-              <w:left w:val="single" w:sz="4" w:color="BFBFBF"/>
-              <w:bottom w:val="single" w:sz="4" w:color="BFBFBF"/>
-              <w:right w:val="single" w:sz="4" w:color="BFBFBF"/>
-            </w:tcBorders>
-          </w:tcPr>
-          <w:p>
-            <w:pPr>
-              <w:spacing w:after="80" w:before="80" w:line="264" w:lineRule="auto"/>
-            </w:pPr>
-            <w:r>
-              <w:rPr>
-                <w:b w:val="0"/>
-                <w:sz w:val="18"/>
-              </w:rPr>
-              <w:t>3.00</w:t>
+              <w:t>無因次</w:t>
             </w:r>
           </w:p>
         </w:tc>
@@ -871,121 +900,112 @@
         </w:trPr>
         <w:tc>
           <w:tcPr>
-            <w:tcW w:type="dxa" w:w="1928"/>
-            <w:shd w:fill="FFFFFF"/>
+            <w:tcW w:type="dxa" w:w="1191"/>
+            <w:vAlign w:val="center"/>
+            <w:shd w:fill="F7F9FB"/>
             <w:tcBorders>
-              <w:top w:val="single" w:sz="4" w:color="BFBFBF"/>
-              <w:left w:val="single" w:sz="4" w:color="BFBFBF"/>
-              <w:bottom w:val="single" w:sz="4" w:color="BFBFBF"/>
-              <w:right w:val="single" w:sz="4" w:color="BFBFBF"/>
+              <w:top w:val="single" w:sz="4" w:color="D9D9D9"/>
+              <w:left w:val="single" w:sz="4" w:color="D9D9D9"/>
+              <w:bottom w:val="single" w:sz="4" w:color="D9D9D9"/>
+              <w:right w:val="single" w:sz="4" w:color="D9D9D9"/>
             </w:tcBorders>
+            <w:tcMar>
+              <w:top w:w="80" w:type="dxa"/>
+              <w:bottom w:w="80" w:type="dxa"/>
+              <w:left w:w="90" w:type="dxa"/>
+              <w:right w:w="90" w:type="dxa"/>
+            </w:tcMar>
           </w:tcPr>
           <w:p>
             <w:pPr>
-              <w:spacing w:after="80" w:before="80" w:line="264" w:lineRule="auto"/>
+              <w:spacing w:after="40" w:before="40" w:line="259" w:lineRule="auto"/>
+              <w:jc w:val="left"/>
+            </w:pPr>
+            <m:oMath>
+              <m:sSub>
+                <m:e>
+                  <m:r>
+                    <w:rPr>
+                      <w:rFonts w:ascii="Cambria Math" w:hAnsi="Cambria Math"/>
+                      <w:sz w:val="22"/>
+                    </w:rPr>
+                    <m:t xml:space="preserve">α</m:t>
+                  </m:r>
+                </m:e>
+                <m:sub>
+                  <m:r>
+                    <w:rPr>
+                      <w:rFonts w:ascii="Cambria Math" w:hAnsi="Cambria Math"/>
+                      <w:sz w:val="22"/>
+                    </w:rPr>
+                    <m:t xml:space="preserve">GC</m:t>
+                  </m:r>
+                </m:sub>
+              </m:sSub>
+            </m:oMath>
+          </w:p>
+        </w:tc>
+        <w:tc>
+          <w:tcPr>
+            <w:tcW w:type="dxa" w:w="5669"/>
+            <w:vAlign w:val="center"/>
+            <w:shd w:fill="F7F9FB"/>
+            <w:tcBorders>
+              <w:top w:val="single" w:sz="4" w:color="D9D9D9"/>
+              <w:left w:val="single" w:sz="4" w:color="D9D9D9"/>
+              <w:bottom w:val="single" w:sz="4" w:color="D9D9D9"/>
+              <w:right w:val="single" w:sz="4" w:color="D9D9D9"/>
+            </w:tcBorders>
+            <w:tcMar>
+              <w:top w:w="80" w:type="dxa"/>
+              <w:bottom w:w="80" w:type="dxa"/>
+              <w:left w:w="90" w:type="dxa"/>
+              <w:right w:w="90" w:type="dxa"/>
+            </w:tcMar>
+          </w:tcPr>
+          <w:p>
+            <w:pPr>
+              <w:spacing w:after="40" w:before="40" w:line="259" w:lineRule="auto"/>
+              <w:jc w:val="center"/>
             </w:pPr>
             <w:r>
               <w:rPr>
                 <w:b w:val="0"/>
-                <w:sz w:val="18"/>
+                <w:sz w:val="20"/>
               </w:rPr>
-              <w:t>M5</w:t>
+              <w:t>祖星團全域現今質量函數斜率</w:t>
             </w:r>
           </w:p>
         </w:tc>
         <w:tc>
           <w:tcPr>
-            <w:tcW w:type="dxa" w:w="1304"/>
-            <w:shd w:fill="FFFFFF"/>
+            <w:tcW w:type="dxa" w:w="2778"/>
+            <w:vAlign w:val="center"/>
+            <w:shd w:fill="F7F9FB"/>
             <w:tcBorders>
-              <w:top w:val="single" w:sz="4" w:color="BFBFBF"/>
-              <w:left w:val="single" w:sz="4" w:color="BFBFBF"/>
-              <w:bottom w:val="single" w:sz="4" w:color="BFBFBF"/>
-              <w:right w:val="single" w:sz="4" w:color="BFBFBF"/>
+              <w:top w:val="single" w:sz="4" w:color="D9D9D9"/>
+              <w:left w:val="single" w:sz="4" w:color="D9D9D9"/>
+              <w:bottom w:val="single" w:sz="4" w:color="D9D9D9"/>
+              <w:right w:val="single" w:sz="4" w:color="D9D9D9"/>
             </w:tcBorders>
+            <w:tcMar>
+              <w:top w:w="80" w:type="dxa"/>
+              <w:bottom w:w="80" w:type="dxa"/>
+              <w:left w:w="90" w:type="dxa"/>
+              <w:right w:w="90" w:type="dxa"/>
+            </w:tcMar>
           </w:tcPr>
           <w:p>
             <w:pPr>
-              <w:spacing w:after="80" w:before="80" w:line="264" w:lineRule="auto"/>
+              <w:spacing w:after="40" w:before="40" w:line="259" w:lineRule="auto"/>
+              <w:jc w:val="center"/>
             </w:pPr>
             <w:r>
               <w:rPr>
                 <w:b w:val="0"/>
-                <w:sz w:val="18"/>
+                <w:sz w:val="20"/>
               </w:rPr>
-              <w:t>7.48</w:t>
-            </w:r>
-          </w:p>
-        </w:tc>
-        <w:tc>
-          <w:tcPr>
-            <w:tcW w:type="dxa" w:w="1928"/>
-            <w:shd w:fill="FFFFFF"/>
-            <w:tcBorders>
-              <w:top w:val="single" w:sz="4" w:color="BFBFBF"/>
-              <w:left w:val="single" w:sz="4" w:color="BFBFBF"/>
-              <w:bottom w:val="single" w:sz="4" w:color="BFBFBF"/>
-              <w:right w:val="single" w:sz="4" w:color="BFBFBF"/>
-            </w:tcBorders>
-          </w:tcPr>
-          <w:p>
-            <w:pPr>
-              <w:spacing w:after="80" w:before="80" w:line="264" w:lineRule="auto"/>
-            </w:pPr>
-            <w:r>
-              <w:rPr>
-                <w:b w:val="0"/>
-                <w:sz w:val="18"/>
-              </w:rPr>
-              <w:t>3.92e+05</w:t>
-            </w:r>
-          </w:p>
-        </w:tc>
-        <w:tc>
-          <w:tcPr>
-            <w:tcW w:type="dxa" w:w="2268"/>
-            <w:shd w:fill="FFFFFF"/>
-            <w:tcBorders>
-              <w:top w:val="single" w:sz="4" w:color="BFBFBF"/>
-              <w:left w:val="single" w:sz="4" w:color="BFBFBF"/>
-              <w:bottom w:val="single" w:sz="4" w:color="BFBFBF"/>
-              <w:right w:val="single" w:sz="4" w:color="BFBFBF"/>
-            </w:tcBorders>
-          </w:tcPr>
-          <w:p>
-            <w:pPr>
-              <w:spacing w:after="80" w:before="80" w:line="264" w:lineRule="auto"/>
-            </w:pPr>
-            <w:r>
-              <w:rPr>
-                <w:b w:val="0"/>
-                <w:sz w:val="18"/>
-              </w:rPr>
-              <w:t>5.60</w:t>
-            </w:r>
-          </w:p>
-        </w:tc>
-        <w:tc>
-          <w:tcPr>
-            <w:tcW w:type="dxa" w:w="1984"/>
-            <w:shd w:fill="FFFFFF"/>
-            <w:tcBorders>
-              <w:top w:val="single" w:sz="4" w:color="BFBFBF"/>
-              <w:left w:val="single" w:sz="4" w:color="BFBFBF"/>
-              <w:bottom w:val="single" w:sz="4" w:color="BFBFBF"/>
-              <w:right w:val="single" w:sz="4" w:color="BFBFBF"/>
-            </w:tcBorders>
-          </w:tcPr>
-          <w:p>
-            <w:pPr>
-              <w:spacing w:after="80" w:before="80" w:line="264" w:lineRule="auto"/>
-            </w:pPr>
-            <w:r>
-              <w:rPr>
-                <w:b w:val="0"/>
-                <w:sz w:val="18"/>
-              </w:rPr>
-              <w:t>5.00</w:t>
+              <w:t>冪次斜率</w:t>
             </w:r>
           </w:p>
         </w:tc>
@@ -996,121 +1016,97 @@
         </w:trPr>
         <w:tc>
           <w:tcPr>
-            <w:tcW w:type="dxa" w:w="1928"/>
+            <w:tcW w:type="dxa" w:w="1191"/>
+            <w:vAlign w:val="center"/>
             <w:shd w:fill="FFFFFF"/>
             <w:tcBorders>
-              <w:top w:val="single" w:sz="4" w:color="BFBFBF"/>
-              <w:left w:val="single" w:sz="4" w:color="BFBFBF"/>
-              <w:bottom w:val="single" w:sz="4" w:color="BFBFBF"/>
-              <w:right w:val="single" w:sz="4" w:color="BFBFBF"/>
+              <w:top w:val="single" w:sz="4" w:color="D9D9D9"/>
+              <w:left w:val="single" w:sz="4" w:color="D9D9D9"/>
+              <w:bottom w:val="single" w:sz="4" w:color="D9D9D9"/>
+              <w:right w:val="single" w:sz="4" w:color="D9D9D9"/>
             </w:tcBorders>
+            <w:tcMar>
+              <w:top w:w="80" w:type="dxa"/>
+              <w:bottom w:w="80" w:type="dxa"/>
+              <w:left w:w="90" w:type="dxa"/>
+              <w:right w:w="90" w:type="dxa"/>
+            </w:tcMar>
           </w:tcPr>
           <w:p>
             <w:pPr>
-              <w:spacing w:after="80" w:before="80" w:line="264" w:lineRule="auto"/>
+              <w:spacing w:after="40" w:before="40" w:line="259" w:lineRule="auto"/>
+              <w:jc w:val="left"/>
             </w:pPr>
             <w:r>
               <w:rPr>
                 <w:b w:val="0"/>
-                <w:sz w:val="18"/>
+                <w:sz w:val="20"/>
               </w:rPr>
-              <w:t>NGC 5466</w:t>
+              <w:t>δ</w:t>
             </w:r>
           </w:p>
         </w:tc>
         <w:tc>
           <w:tcPr>
-            <w:tcW w:type="dxa" w:w="1304"/>
+            <w:tcW w:type="dxa" w:w="5669"/>
+            <w:vAlign w:val="center"/>
             <w:shd w:fill="FFFFFF"/>
             <w:tcBorders>
-              <w:top w:val="single" w:sz="4" w:color="BFBFBF"/>
-              <w:left w:val="single" w:sz="4" w:color="BFBFBF"/>
-              <w:bottom w:val="single" w:sz="4" w:color="BFBFBF"/>
-              <w:right w:val="single" w:sz="4" w:color="BFBFBF"/>
+              <w:top w:val="single" w:sz="4" w:color="D9D9D9"/>
+              <w:left w:val="single" w:sz="4" w:color="D9D9D9"/>
+              <w:bottom w:val="single" w:sz="4" w:color="D9D9D9"/>
+              <w:right w:val="single" w:sz="4" w:color="D9D9D9"/>
             </w:tcBorders>
+            <w:tcMar>
+              <w:top w:w="80" w:type="dxa"/>
+              <w:bottom w:w="80" w:type="dxa"/>
+              <w:left w:w="90" w:type="dxa"/>
+              <w:right w:w="90" w:type="dxa"/>
+            </w:tcMar>
           </w:tcPr>
           <w:p>
             <w:pPr>
-              <w:spacing w:after="80" w:before="80" w:line="264" w:lineRule="auto"/>
+              <w:spacing w:after="40" w:before="40" w:line="259" w:lineRule="auto"/>
+              <w:jc w:val="center"/>
             </w:pPr>
             <w:r>
               <w:rPr>
                 <w:b w:val="0"/>
-                <w:sz w:val="18"/>
+                <w:sz w:val="20"/>
               </w:rPr>
-              <w:t>16.12</w:t>
+              <w:t>逃逸族群相對全域斜率的偏移</w:t>
             </w:r>
           </w:p>
         </w:tc>
         <w:tc>
           <w:tcPr>
-            <w:tcW w:type="dxa" w:w="1928"/>
+            <w:tcW w:type="dxa" w:w="2778"/>
+            <w:vAlign w:val="center"/>
             <w:shd w:fill="FFFFFF"/>
             <w:tcBorders>
-              <w:top w:val="single" w:sz="4" w:color="BFBFBF"/>
-              <w:left w:val="single" w:sz="4" w:color="BFBFBF"/>
-              <w:bottom w:val="single" w:sz="4" w:color="BFBFBF"/>
-              <w:right w:val="single" w:sz="4" w:color="BFBFBF"/>
+              <w:top w:val="single" w:sz="4" w:color="D9D9D9"/>
+              <w:left w:val="single" w:sz="4" w:color="D9D9D9"/>
+              <w:bottom w:val="single" w:sz="4" w:color="D9D9D9"/>
+              <w:right w:val="single" w:sz="4" w:color="D9D9D9"/>
             </w:tcBorders>
+            <w:tcMar>
+              <w:top w:w="80" w:type="dxa"/>
+              <w:bottom w:w="80" w:type="dxa"/>
+              <w:left w:w="90" w:type="dxa"/>
+              <w:right w:w="90" w:type="dxa"/>
+            </w:tcMar>
           </w:tcPr>
           <w:p>
             <w:pPr>
-              <w:spacing w:after="80" w:before="80" w:line="264" w:lineRule="auto"/>
+              <w:spacing w:after="40" w:before="40" w:line="259" w:lineRule="auto"/>
+              <w:jc w:val="center"/>
             </w:pPr>
             <w:r>
               <w:rPr>
                 <w:b w:val="0"/>
-                <w:sz w:val="18"/>
+                <w:sz w:val="20"/>
               </w:rPr>
-              <w:t>5.61e+04</w:t>
-            </w:r>
-          </w:p>
-        </w:tc>
-        <w:tc>
-          <w:tcPr>
-            <w:tcW w:type="dxa" w:w="2268"/>
-            <w:shd w:fill="FFFFFF"/>
-            <w:tcBorders>
-              <w:top w:val="single" w:sz="4" w:color="BFBFBF"/>
-              <w:left w:val="single" w:sz="4" w:color="BFBFBF"/>
-              <w:bottom w:val="single" w:sz="4" w:color="BFBFBF"/>
-              <w:right w:val="single" w:sz="4" w:color="BFBFBF"/>
-            </w:tcBorders>
-          </w:tcPr>
-          <w:p>
-            <w:pPr>
-              <w:spacing w:after="80" w:before="80" w:line="264" w:lineRule="auto"/>
-            </w:pPr>
-            <w:r>
-              <w:rPr>
-                <w:b w:val="0"/>
-                <w:sz w:val="18"/>
-              </w:rPr>
-              <w:t>13.75</w:t>
-            </w:r>
-          </w:p>
-        </w:tc>
-        <w:tc>
-          <w:tcPr>
-            <w:tcW w:type="dxa" w:w="1984"/>
-            <w:shd w:fill="FFFFFF"/>
-            <w:tcBorders>
-              <w:top w:val="single" w:sz="4" w:color="BFBFBF"/>
-              <w:left w:val="single" w:sz="4" w:color="BFBFBF"/>
-              <w:bottom w:val="single" w:sz="4" w:color="BFBFBF"/>
-              <w:right w:val="single" w:sz="4" w:color="BFBFBF"/>
-            </w:tcBorders>
-          </w:tcPr>
-          <w:p>
-            <w:pPr>
-              <w:spacing w:after="80" w:before="80" w:line="264" w:lineRule="auto"/>
-            </w:pPr>
-            <w:r>
-              <w:rPr>
-                <w:b w:val="0"/>
-                <w:sz w:val="18"/>
-              </w:rPr>
-              <w:t>5.00</w:t>
+              <w:t>獨立情境</w:t>
             </w:r>
           </w:p>
         </w:tc>
@@ -1121,277 +1117,193 @@
         </w:trPr>
         <w:tc>
           <w:tcPr>
-            <w:tcW w:type="dxa" w:w="1928"/>
-            <w:shd w:fill="FFFFFF"/>
+            <w:tcW w:type="dxa" w:w="1191"/>
+            <w:vAlign w:val="center"/>
+            <w:shd w:fill="F7F9FB"/>
             <w:tcBorders>
-              <w:top w:val="single" w:sz="4" w:color="BFBFBF"/>
-              <w:left w:val="single" w:sz="4" w:color="BFBFBF"/>
-              <w:bottom w:val="single" w:sz="4" w:color="BFBFBF"/>
-              <w:right w:val="single" w:sz="4" w:color="BFBFBF"/>
+              <w:top w:val="single" w:sz="4" w:color="D9D9D9"/>
+              <w:left w:val="single" w:sz="4" w:color="D9D9D9"/>
+              <w:bottom w:val="single" w:sz="4" w:color="D9D9D9"/>
+              <w:right w:val="single" w:sz="4" w:color="D9D9D9"/>
             </w:tcBorders>
+            <w:tcMar>
+              <w:top w:w="80" w:type="dxa"/>
+              <w:bottom w:w="80" w:type="dxa"/>
+              <w:left w:w="90" w:type="dxa"/>
+              <w:right w:w="90" w:type="dxa"/>
+            </w:tcMar>
           </w:tcPr>
           <w:p>
             <w:pPr>
-              <w:spacing w:after="80" w:before="80" w:line="264" w:lineRule="auto"/>
+              <w:spacing w:after="40" w:before="40" w:line="259" w:lineRule="auto"/>
+              <w:jc w:val="left"/>
             </w:pPr>
             <w:r>
               <w:rPr>
                 <w:b w:val="0"/>
-                <w:sz w:val="18"/>
+                <w:sz w:val="20"/>
               </w:rPr>
-              <w:t>ω Cen</w:t>
+              <w:t>f</w:t>
             </w:r>
           </w:p>
         </w:tc>
         <w:tc>
           <w:tcPr>
-            <w:tcW w:type="dxa" w:w="1304"/>
-            <w:shd w:fill="FFFFFF"/>
+            <w:tcW w:type="dxa" w:w="5669"/>
+            <w:vAlign w:val="center"/>
+            <w:shd w:fill="F7F9FB"/>
             <w:tcBorders>
-              <w:top w:val="single" w:sz="4" w:color="BFBFBF"/>
-              <w:left w:val="single" w:sz="4" w:color="BFBFBF"/>
-              <w:bottom w:val="single" w:sz="4" w:color="BFBFBF"/>
-              <w:right w:val="single" w:sz="4" w:color="BFBFBF"/>
+              <w:top w:val="single" w:sz="4" w:color="D9D9D9"/>
+              <w:left w:val="single" w:sz="4" w:color="D9D9D9"/>
+              <w:bottom w:val="single" w:sz="4" w:color="D9D9D9"/>
+              <w:right w:val="single" w:sz="4" w:color="D9D9D9"/>
             </w:tcBorders>
+            <w:tcMar>
+              <w:top w:w="80" w:type="dxa"/>
+              <w:bottom w:w="80" w:type="dxa"/>
+              <w:left w:w="90" w:type="dxa"/>
+              <w:right w:w="90" w:type="dxa"/>
+            </w:tcMar>
           </w:tcPr>
           <w:p>
             <w:pPr>
-              <w:spacing w:after="80" w:before="80" w:line="264" w:lineRule="auto"/>
+              <w:spacing w:after="40" w:before="40" w:line="259" w:lineRule="auto"/>
+              <w:jc w:val="center"/>
             </w:pPr>
             <w:r>
               <w:rPr>
                 <w:b w:val="0"/>
-                <w:sz w:val="18"/>
+                <w:sz w:val="20"/>
               </w:rPr>
-              <w:t>5.43</w:t>
+              <w:t>動力學與所代表人口的逃逸質量換算</w:t>
             </w:r>
           </w:p>
         </w:tc>
         <w:tc>
           <w:tcPr>
-            <w:tcW w:type="dxa" w:w="1928"/>
-            <w:shd w:fill="FFFFFF"/>
+            <w:tcW w:type="dxa" w:w="2778"/>
+            <w:vAlign w:val="center"/>
+            <w:shd w:fill="F7F9FB"/>
             <w:tcBorders>
-              <w:top w:val="single" w:sz="4" w:color="BFBFBF"/>
-              <w:left w:val="single" w:sz="4" w:color="BFBFBF"/>
-              <w:bottom w:val="single" w:sz="4" w:color="BFBFBF"/>
-              <w:right w:val="single" w:sz="4" w:color="BFBFBF"/>
+              <w:top w:val="single" w:sz="4" w:color="D9D9D9"/>
+              <w:left w:val="single" w:sz="4" w:color="D9D9D9"/>
+              <w:bottom w:val="single" w:sz="4" w:color="D9D9D9"/>
+              <w:right w:val="single" w:sz="4" w:color="D9D9D9"/>
             </w:tcBorders>
+            <w:tcMar>
+              <w:top w:w="80" w:type="dxa"/>
+              <w:bottom w:w="80" w:type="dxa"/>
+              <w:left w:w="90" w:type="dxa"/>
+              <w:right w:w="90" w:type="dxa"/>
+            </w:tcMar>
           </w:tcPr>
           <w:p>
             <w:pPr>
-              <w:spacing w:after="80" w:before="80" w:line="264" w:lineRule="auto"/>
+              <w:spacing w:after="40" w:before="40" w:line="259" w:lineRule="auto"/>
+              <w:jc w:val="center"/>
             </w:pPr>
             <w:r>
               <w:rPr>
                 <w:b w:val="0"/>
-                <w:sz w:val="18"/>
+                <w:sz w:val="20"/>
               </w:rPr>
-              <w:t>3.94e+06</w:t>
-            </w:r>
-          </w:p>
-        </w:tc>
-        <w:tc>
-          <w:tcPr>
-            <w:tcW w:type="dxa" w:w="2268"/>
-            <w:shd w:fill="FFFFFF"/>
-            <w:tcBorders>
-              <w:top w:val="single" w:sz="4" w:color="BFBFBF"/>
-              <w:left w:val="single" w:sz="4" w:color="BFBFBF"/>
-              <w:bottom w:val="single" w:sz="4" w:color="BFBFBF"/>
-              <w:right w:val="single" w:sz="4" w:color="BFBFBF"/>
-            </w:tcBorders>
-          </w:tcPr>
-          <w:p>
-            <w:pPr>
-              <w:spacing w:after="80" w:before="80" w:line="264" w:lineRule="auto"/>
-            </w:pPr>
-            <w:r>
-              <w:rPr>
-                <w:b w:val="0"/>
-                <w:sz w:val="18"/>
-              </w:rPr>
-              <w:t>10.42</w:t>
-            </w:r>
-          </w:p>
-        </w:tc>
-        <w:tc>
-          <w:tcPr>
-            <w:tcW w:type="dxa" w:w="1984"/>
-            <w:shd w:fill="FFFFFF"/>
-            <w:tcBorders>
-              <w:top w:val="single" w:sz="4" w:color="BFBFBF"/>
-              <w:left w:val="single" w:sz="4" w:color="BFBFBF"/>
-              <w:bottom w:val="single" w:sz="4" w:color="BFBFBF"/>
-              <w:right w:val="single" w:sz="4" w:color="BFBFBF"/>
-            </w:tcBorders>
-          </w:tcPr>
-          <w:p>
-            <w:pPr>
-              <w:spacing w:after="80" w:before="80" w:line="264" w:lineRule="auto"/>
-            </w:pPr>
-            <w:r>
-              <w:rPr>
-                <w:b w:val="0"/>
-                <w:sz w:val="18"/>
-              </w:rPr>
-              <w:t>7.91</w:t>
-            </w:r>
-          </w:p>
-        </w:tc>
-      </w:tr>
-      <w:tr>
-        <w:trPr>
-          <w:cantSplit/>
-        </w:trPr>
-        <w:tc>
-          <w:tcPr>
-            <w:tcW w:type="dxa" w:w="1928"/>
-            <w:shd w:fill="FFFFFF"/>
-            <w:tcBorders>
-              <w:top w:val="single" w:sz="4" w:color="BFBFBF"/>
-              <w:left w:val="single" w:sz="4" w:color="BFBFBF"/>
-              <w:bottom w:val="single" w:sz="4" w:color="BFBFBF"/>
-              <w:right w:val="single" w:sz="4" w:color="BFBFBF"/>
-            </w:tcBorders>
-          </w:tcPr>
-          <w:p>
-            <w:pPr>
-              <w:spacing w:after="80" w:before="80" w:line="264" w:lineRule="auto"/>
-            </w:pPr>
-            <w:r>
-              <w:rPr>
-                <w:b w:val="0"/>
-                <w:sz w:val="18"/>
-              </w:rPr>
-              <w:t>NGC 3201</w:t>
-            </w:r>
-          </w:p>
-        </w:tc>
-        <w:tc>
-          <w:tcPr>
-            <w:tcW w:type="dxa" w:w="1304"/>
-            <w:shd w:fill="FFFFFF"/>
-            <w:tcBorders>
-              <w:top w:val="single" w:sz="4" w:color="BFBFBF"/>
-              <w:left w:val="single" w:sz="4" w:color="BFBFBF"/>
-              <w:bottom w:val="single" w:sz="4" w:color="BFBFBF"/>
-              <w:right w:val="single" w:sz="4" w:color="BFBFBF"/>
-            </w:tcBorders>
-          </w:tcPr>
-          <w:p>
-            <w:pPr>
-              <w:spacing w:after="80" w:before="80" w:line="264" w:lineRule="auto"/>
-            </w:pPr>
-            <w:r>
-              <w:rPr>
-                <w:b w:val="0"/>
-                <w:sz w:val="18"/>
-              </w:rPr>
-              <w:t>4.74</w:t>
-            </w:r>
-          </w:p>
-        </w:tc>
-        <w:tc>
-          <w:tcPr>
-            <w:tcW w:type="dxa" w:w="1928"/>
-            <w:shd w:fill="FFFFFF"/>
-            <w:tcBorders>
-              <w:top w:val="single" w:sz="4" w:color="BFBFBF"/>
-              <w:left w:val="single" w:sz="4" w:color="BFBFBF"/>
-              <w:bottom w:val="single" w:sz="4" w:color="BFBFBF"/>
-              <w:right w:val="single" w:sz="4" w:color="BFBFBF"/>
-            </w:tcBorders>
-          </w:tcPr>
-          <w:p>
-            <w:pPr>
-              <w:spacing w:after="80" w:before="80" w:line="264" w:lineRule="auto"/>
-            </w:pPr>
-            <w:r>
-              <w:rPr>
-                <w:b w:val="0"/>
-                <w:sz w:val="18"/>
-              </w:rPr>
-              <w:t>1.93e+05</w:t>
-            </w:r>
-          </w:p>
-        </w:tc>
-        <w:tc>
-          <w:tcPr>
-            <w:tcW w:type="dxa" w:w="2268"/>
-            <w:shd w:fill="FFFFFF"/>
-            <w:tcBorders>
-              <w:top w:val="single" w:sz="4" w:color="BFBFBF"/>
-              <w:left w:val="single" w:sz="4" w:color="BFBFBF"/>
-              <w:bottom w:val="single" w:sz="4" w:color="BFBFBF"/>
-              <w:right w:val="single" w:sz="4" w:color="BFBFBF"/>
-            </w:tcBorders>
-          </w:tcPr>
-          <w:p>
-            <w:pPr>
-              <w:spacing w:after="80" w:before="80" w:line="264" w:lineRule="auto"/>
-            </w:pPr>
-            <w:r>
-              <w:rPr>
-                <w:b w:val="0"/>
-                <w:sz w:val="18"/>
-              </w:rPr>
-              <w:t>8.68</w:t>
-            </w:r>
-          </w:p>
-        </w:tc>
-        <w:tc>
-          <w:tcPr>
-            <w:tcW w:type="dxa" w:w="1984"/>
-            <w:shd w:fill="FFFFFF"/>
-            <w:tcBorders>
-              <w:top w:val="single" w:sz="4" w:color="BFBFBF"/>
-              <w:left w:val="single" w:sz="4" w:color="BFBFBF"/>
-              <w:bottom w:val="single" w:sz="4" w:color="BFBFBF"/>
-              <w:right w:val="single" w:sz="4" w:color="BFBFBF"/>
-            </w:tcBorders>
-          </w:tcPr>
-          <w:p>
-            <w:pPr>
-              <w:spacing w:after="80" w:before="80" w:line="264" w:lineRule="auto"/>
-            </w:pPr>
-            <w:r>
-              <w:rPr>
-                <w:b w:val="0"/>
-                <w:sz w:val="18"/>
-              </w:rPr>
-              <w:t>3.98</w:t>
+              <w:t>基準假設為 1</w:t>
             </w:r>
           </w:p>
         </w:tc>
       </w:tr>
     </w:tbl>
     <w:p>
-      <w:r>
-        <w:t>表 1　目前輸入目錄快照所採用的距離、質量、三維半質量半徑，以及本機原始場的實際半徑。這些是文獻目錄採用值，並非本研究重新測得，也不是對星流共同擬合的結果。</w:t>
-      </w:r>
+      <w:pPr>
+        <w:spacing w:after="20"/>
+      </w:pPr>
     </w:p>
     <w:p>
+      <w:pPr>
+        <w:widowControl/>
+      </w:pPr>
       <w:r>
-        <w:t>六維相空間資料包括中心赤經、赤緯、距離、兩分量自行與視向速度，來源為 Baumgardt 星團目錄的軌道表；質量與半徑來自其綜合表 [1]。本研究凍結既有 master_clusters.csv 快照並保存來源與雜湊，避免分析途中靜默更新。現有本機快照未完整保留各參數的不確定性，正式系統誤差實驗需另由原表或文獻補足。</w:t>
-      </w:r>
-    </w:p>
-    <w:p>
-      <w:r>
-        <w:t>投影半光半徑不等於三維半質量半徑。表中 r_hm 用於星團勢尺度；目錄的經驗截斷半徑 r_t 用於選星遮罩，兩者均不得直接稱為瞬時 Jacobi 半徑。</w:t>
+        <w:t>總動力學質量、等時線所代表的存活恆星質量與選中的明亮星質量必須區分。每組人口記錄 mass_basis、質量下限、初始或現今質量，以及是否納入殘骸。低質量星與殘骸不能同時在人口權重及 f 中重複補正。</w:t>
       </w:r>
     </w:p>
     <w:p>
       <w:pPr>
-        <w:pStyle w:val="Heading2"/>
+        <w:keepLines/>
+        <w:spacing w:before="60" w:after="180"/>
+        <w:jc w:val="center"/>
+      </w:pPr>
+      <m:oMathPara>
+        <m:oMath>
+          <m:sSub>
+            <m:e>
+              <m:r>
+                <w:rPr>
+                  <w:rFonts w:ascii="Cambria Math" w:hAnsi="Cambria Math"/>
+                  <w:sz w:val="22"/>
+                </w:rPr>
+                <m:t xml:space="preserve">M</m:t>
+              </m:r>
+            </m:e>
+            <m:sub>
+              <m:r>
+                <w:rPr>
+                  <w:rFonts w:ascii="Cambria Math" w:hAnsi="Cambria Math"/>
+                  <w:sz w:val="22"/>
+                </w:rPr>
+                <m:t xml:space="preserve">dyn</m:t>
+              </m:r>
+            </m:sub>
+          </m:sSub>
+          <m:r>
+            <w:rPr>
+              <w:rFonts w:ascii="Cambria Math" w:hAnsi="Cambria Math"/>
+              <w:sz w:val="22"/>
+            </w:rPr>
+            <m:t xml:space="preserve">(t) = </m:t>
+          </m:r>
+          <m:sSub>
+            <m:e>
+              <m:r>
+                <w:rPr>
+                  <w:rFonts w:ascii="Cambria Math" w:hAnsi="Cambria Math"/>
+                  <w:sz w:val="22"/>
+                </w:rPr>
+                <m:t xml:space="preserve">M</m:t>
+              </m:r>
+            </m:e>
+            <m:sub>
+              <m:r>
+                <w:rPr>
+                  <w:rFonts w:ascii="Cambria Math" w:hAnsi="Cambria Math"/>
+                  <w:sz w:val="22"/>
+                </w:rPr>
+                <m:t xml:space="preserve">dyn,0</m:t>
+              </m:r>
+            </m:sub>
+          </m:sSub>
+          <m:r>
+            <w:rPr>
+              <w:rFonts w:ascii="Cambria Math" w:hAnsi="Cambria Math"/>
+              <w:sz w:val="22"/>
+            </w:rPr>
+            <m:t xml:space="preserve"> + f R |t|</m:t>
+          </m:r>
+          <m:r>
+            <w:rPr>
+              <w:rFonts w:ascii="Cambria Math" w:hAnsi="Cambria Math"/>
+              <w:sz w:val="22"/>
+            </w:rPr>
+            <m:t xml:space="preserve">     (2)</m:t>
+          </m:r>
+        </m:oMath>
+      </m:oMathPara>
+    </w:p>
+    <w:p>
+      <w:pPr>
+        <w:widowControl/>
       </w:pPr>
       <w:r>
-        <w:t>個別星團的模型適用性</w:t>
-      </w:r>
-    </w:p>
-    <w:p>
-      <w:r>
-        <w:t>ω Cen 具有多重恆星族群，不能無驗證地套用單一 Pal 5 等時線。NGC 3201 的低銀緯、擁擠與差異消光需要額外校正。不同視野半徑、距離和背景的比較，必須透過各自的選擇函數處理。目錄中的既有外部 MLR 欄位不作為本次擬合的訓練答案或預先固定值。</w:t>
+        <w:t>此質量歷史限於恆定逃逸率及明示的質量範圍。f=1、固定尺度及沒有額外風／殘骸演化均屬條件假設，不是已測得的物理關係。</w:t>
       </w:r>
     </w:p>
     <w:p>
@@ -1404,12 +1316,7 @@
         <w:pStyle w:val="Heading1"/>
       </w:pPr>
       <w:r>
-        <w:t>三 Gaia 資料與可重現的選星流程</w:t>
-      </w:r>
-    </w:p>
-    <w:p>
-      <w:r>
-        <w:t>現有原始場資料來自 Gaia DR3 的資料鏡像查詢；查詢表為 gaia.dr3lite，資料檔旁的 JSON 保留中心、場半徑、自行下載框、G 星等上限及 TAP 端點。資料來源概念與測量內容依 Gaia DR3 文件 [2]。本批次明確使用可取得的原始 v1 場，不將缺少的擴大 v3 場當成已下載。原始下載的自行框已截斷樣本，故前向模型也必須重現相同框限。</w:t>
+        <w:t>三 觀測資料與選星程序</w:t>
       </w:r>
     </w:p>
     <w:p>
@@ -1417,27 +1324,23 @@
         <w:pStyle w:val="Heading2"/>
       </w:pPr>
       <w:r>
-        <w:t>依序套用的條件</w:t>
+        <w:t>採用參數與原始資料</w:t>
       </w:r>
     </w:p>
     <w:p>
+      <w:pPr>
+        <w:widowControl/>
+      </w:pPr>
       <w:r>
-        <w:t>先要求 RUWE &lt; 1.4、有效 BP−RP 顏色及 G &lt; 20.5，再依程式內顏色相關的 BP/RP flux-excess 修正與五倍寬度門檻去除可能污染測光。這些是目前專案的採用條件，不是對所有 Gaia 用途都唯一適當的標準。</w:t>
+        <w:t>星團中心、距離、自行、視向速度、現今質量及三維半質量半徑，取自專案保存的 Baumgardt 相關目錄快照。年齡、金屬量與消光逐顆記錄文獻來源，不把投影半光半徑直接代入三維半質量半徑。採用值與不確定性缺漏均須明列，並保存來源檔案雜湊 [1,12]。</w:t>
       </w:r>
     </w:p>
     <w:p>
+      <w:pPr>
+        <w:widowControl/>
+      </w:pPr>
       <w:r>
-        <w:t>視差條件為與 1/d 的差值小於 3 倍該星的視差誤差再加 0.05 mas。自行條件使用兩分量殘差平方和，分母包含個別測量誤差與採用的內禀寬度，門檻為 6。現有選星的此項近似忽略自行誤差相關性；觀測擾動模型則要求協方差資料，兩者的角色不可混淆。</w:t>
-      </w:r>
-    </w:p>
-    <w:p>
-      <w:r>
-        <w:t>將天空座標轉為以星團為中心的 gnomonic 投影，保留鄰近星團與缺資料區的遮罩。CMD 選擇來自內區候選星的經驗脊線：每 0.4 mag 計算顏色中位數與 MAD，半寬取 2 倍經換算的 MAD 與 0.06 mag 的較大者。脊線及軌道漂移修正決策對本次觀測凍結，模擬資料使用相同選擇。</w:t>
-      </w:r>
-    </w:p>
-    <w:p>
-      <w:r>
-        <w:t>若脊線有效格數少於 3，現有程式會略過 CMD 篩選；這類樣本需標為選星未充分驗證，不能因程式可執行便進入正式 MLR 測量。自行、距離和星等沿軌道的漂移，依既有選星程式的決策處理並記錄。</w:t>
+        <w:t>觀測樣本來自已凍結的 Gaia 場及其查詢中繼資料，不預設來自某個名為 data 的資料夾。每顆星團保存實際查詢半徑、星等與自行下載範圍、查詢狀態、缺失天空區塊、欄位定義與選星程式版本。原始場若只有 5°，不得因採用目錄列出 10° 就宣稱已分析 10°。</w:t>
       </w:r>
     </w:p>
     <w:p>
@@ -1445,17 +1348,47 @@
         <w:pStyle w:val="Heading2"/>
       </w:pPr>
       <w:r>
-        <w:t>計數區域與背景</w:t>
+        <w:t>一致的觀測選擇</w:t>
       </w:r>
     </w:p>
     <w:p>
+      <w:pPr>
+        <w:widowControl/>
+      </w:pPr>
       <w:r>
-        <w:t>擬合區域採用既有未遮罩像素，且 1.5 r_t &lt; R &lt; 0.9 R_test；R_test 是原選星程式的分析外界，不自動等於下載場半徑。以整數原始計數作 Poisson likelihood，不能把平滑顯著性圖當成獨立計數。每個步驟保存剩餘星數、遮罩、CMD 脊線、原始查詢與資料雜湊。</w:t>
+        <w:t>品質、視差、自行與顏色星等圖選擇，沿用凍結的選星程式。記錄每一步保留的星數、鄰近星團遮罩、被排除的核心區域及研究範圍。模擬星經加入觀測誤差後，套用同一套科學選擇；不因某個模型比較吻合就改變切選。</w:t>
       </w:r>
     </w:p>
     <w:p>
+      <w:pPr>
+        <w:widowControl/>
+      </w:pPr>
       <w:r>
-        <w:t>背景圖由原分析的控制樣本與平滑場星模型建立，進入本模型後再擬合一個非負整體尺度 β。背景形狀及控制區仍須驗證；固定背景圖的條件式測試不包含背景估計本身的所有不確定性。</w:t>
+        <w:t>品質與誤差校正另用各星團的未經成員／品質切選的 Gaia 母樣本。該母樣本可包含已記錄的天空、星等與獨立 random_index 抽樣，不能先用自行、視差或 RUWE 切選後，再估計這些條件的通過率。資料抽樣比例不是整個 Gaia 目錄的完整率。</w:t>
+      </w:r>
+    </w:p>
+    <w:p>
+      <w:pPr>
+        <w:pStyle w:val="Heading2"/>
+      </w:pPr>
+      <w:r>
+        <w:t>背景與研究像素</w:t>
+      </w:r>
+    </w:p>
+    <w:p>
+      <w:pPr>
+        <w:widowControl/>
+      </w:pPr>
+      <w:r>
+        <w:t>將候選星投影到星團中心的切平面，統計固定網格中的整數星數。以同一遮罩對觀測、背景與訊號作互斥像素加總；目前生產流程把原始像素按 4×4 區塊彙整。邊界與被遮罩的區域須按實際包含的像素處理，不能用插值星數代替整數計數。</w:t>
+      </w:r>
+    </w:p>
+    <w:p>
+      <w:pPr>
+        <w:widowControl/>
+      </w:pPr>
+      <w:r>
+        <w:t>目前背景形狀採凍結的場星估計，再允許正規化 β 變動。背景形狀、消光及掃描造成的空間結構尚須控制區與替代背景驗證；只積分 β 並不能涵蓋所有背景系統誤差。</w:t>
       </w:r>
     </w:p>
     <w:p>
@@ -1468,12 +1401,7 @@
         <w:pStyle w:val="Heading1"/>
       </w:pPr>
       <w:r>
-        <w:t>四 銀河勢與星團逃逸模型</w:t>
-      </w:r>
-    </w:p>
-    <w:p>
-      <w:r>
-        <w:t>基準採用 galpy 的 MWPotential2014：由核球、盤與暈組成的靜態、軸對稱銀河勢 [3]。目前積分使用 R₀ = 8 kpc、v₀ = 220 km/s，太陽高度 0.0208 kpc，並記錄太陽特殊運動與 galpy 座標慣例。以現今六維相空間回溯星團軌道，再將逃逸粒子積分到現在。這是採用勢下的軌道預測，不是銀河實際完整歷史。</w:t>
+        <w:t>四 動力學模型與逃逸粒子</w:t>
       </w:r>
     </w:p>
     <w:p>
@@ -1481,17 +1409,29 @@
         <w:pStyle w:val="Heading2"/>
       </w:pPr>
       <w:r>
-        <w:t>星團勢與質量定義</w:t>
-      </w:r>
-    </w:p>
-    <w:p>
-      <w:r>
-        <w:t>星團採用 Plummer 勢，基準固定尺度 a。三維半質量半徑與尺度的關係為 r_hm ≈ 1.305a。令 τ ≥ 0 為向過去的時間，在恆定逃逸率模型中：</w:t>
+        <w:t>銀河勢與星團軌道</w:t>
       </w:r>
     </w:p>
     <w:p>
       <w:pPr>
-        <w:spacing w:after="160"/>
+        <w:widowControl/>
+      </w:pPr>
+      <w:r>
+        <w:t>基準銀河模型使用 galpy 的 MWPotential2014，從星團現在的六維相空間座標回溯軌道，再將釋放粒子積分到參考現在。保存太陽位置與速度、座標與單位轉換、積分器及容許誤差。固定銀河勢不是完整重建星團的形成或吸積環境 [2]。</w:t>
+      </w:r>
+    </w:p>
+    <w:p>
+      <w:pPr>
+        <w:pStyle w:val="Heading2"/>
+      </w:pPr>
+      <w:r>
+        <w:t>星團引力勢</w:t>
+      </w:r>
+    </w:p>
+    <w:p>
+      <w:pPr>
+        <w:keepLines/>
+        <w:spacing w:before="60" w:after="180"/>
         <w:jc w:val="center"/>
       </w:pPr>
       <m:oMathPara>
@@ -1499,58 +1439,65 @@
           <m:sSub>
             <m:e>
               <m:r>
-                <m:rPr>
-                  <m:nor/>
-                </m:rPr>
-                <m:t>Φ</m:t>
+                <w:rPr>
+                  <w:rFonts w:ascii="Cambria Math" w:hAnsi="Cambria Math"/>
+                  <w:sz w:val="22"/>
+                </w:rPr>
+                <m:t xml:space="preserve">Φ</m:t>
               </m:r>
             </m:e>
             <m:sub>
               <m:r>
-                <m:rPr>
-                  <m:nor/>
-                </m:rPr>
-                <m:t>GC</m:t>
+                <w:rPr>
+                  <w:rFonts w:ascii="Cambria Math" w:hAnsi="Cambria Math"/>
+                  <w:sz w:val="22"/>
+                </w:rPr>
+                <m:t xml:space="preserve">GC</m:t>
               </m:r>
             </m:sub>
           </m:sSub>
           <m:r>
-            <m:rPr>
-              <m:nor/>
-            </m:rPr>
-            <m:t>(r,τ) = −</m:t>
+            <w:rPr>
+              <w:rFonts w:ascii="Cambria Math" w:hAnsi="Cambria Math"/>
+              <w:sz w:val="22"/>
+            </w:rPr>
+            <m:t xml:space="preserve">(r,t) = −</m:t>
           </m:r>
           <m:f>
             <m:num>
               <m:r>
-                <m:rPr>
-                  <m:nor/>
-                </m:rPr>
-                <m:t>G </m:t>
+                <w:rPr>
+                  <w:rFonts w:ascii="Cambria Math" w:hAnsi="Cambria Math"/>
+                  <w:sz w:val="22"/>
+                </w:rPr>
+                <m:t xml:space="preserve">G </m:t>
               </m:r>
               <m:sSub>
                 <m:e>
                   <m:r>
-                    <m:rPr>
-                      <m:nor/>
-                    </m:rPr>
-                    <m:t>M</m:t>
+                    <w:rPr>
+                      <w:rFonts w:ascii="Cambria Math" w:hAnsi="Cambria Math"/>
+                      <w:sz w:val="22"/>
+                    </w:rPr>
+                    <m:t xml:space="preserve">M</m:t>
                   </m:r>
                 </m:e>
                 <m:sub>
                   <m:r>
-                    <m:rPr>
-                      <m:nor/>
-                    </m:rPr>
-                    <m:t>dyn</m:t>
+                    <w:rPr>
+                      <w:rFonts w:ascii="Cambria Math" w:hAnsi="Cambria Math"/>
+                      <w:sz w:val="22"/>
+                    </w:rPr>
+                    <m:t xml:space="preserve">dyn</m:t>
                   </m:r>
                 </m:sub>
               </m:sSub>
               <m:r>
-                <m:rPr>
-                  <m:nor/>
-                </m:rPr>
-                <m:t>(τ)</m:t>
+                <w:rPr>
+                  <w:rFonts w:ascii="Cambria Math" w:hAnsi="Cambria Math"/>
+                  <w:sz w:val="22"/>
+                </w:rPr>
+                <m:t xml:space="preserve">(t)</m:t>
               </m:r>
             </m:num>
             <m:den>
@@ -1563,42 +1510,47 @@
                   <m:sSup>
                     <m:e>
                       <m:r>
-                        <m:rPr>
-                          <m:nor/>
-                        </m:rPr>
-                        <m:t>r</m:t>
+                        <w:rPr>
+                          <w:rFonts w:ascii="Cambria Math" w:hAnsi="Cambria Math"/>
+                          <w:sz w:val="22"/>
+                        </w:rPr>
+                        <m:t xml:space="preserve">r</m:t>
                       </m:r>
                     </m:e>
                     <m:sup>
                       <m:r>
-                        <m:rPr>
-                          <m:nor/>
-                        </m:rPr>
-                        <m:t>2</m:t>
+                        <w:rPr>
+                          <w:rFonts w:ascii="Cambria Math" w:hAnsi="Cambria Math"/>
+                          <w:sz w:val="22"/>
+                        </w:rPr>
+                        <m:t xml:space="preserve">2</m:t>
                       </m:r>
                     </m:sup>
                   </m:sSup>
                   <m:r>
-                    <m:rPr>
-                      <m:nor/>
-                    </m:rPr>
-                    <m:t> + </m:t>
+                    <w:rPr>
+                      <w:rFonts w:ascii="Cambria Math" w:hAnsi="Cambria Math"/>
+                      <w:sz w:val="22"/>
+                    </w:rPr>
+                    <m:t xml:space="preserve"> + </m:t>
                   </m:r>
                   <m:sSup>
                     <m:e>
                       <m:r>
-                        <m:rPr>
-                          <m:nor/>
-                        </m:rPr>
-                        <m:t>a</m:t>
+                        <w:rPr>
+                          <w:rFonts w:ascii="Cambria Math" w:hAnsi="Cambria Math"/>
+                          <w:sz w:val="22"/>
+                        </w:rPr>
+                        <m:t xml:space="preserve">a</m:t>
                       </m:r>
                     </m:e>
                     <m:sup>
                       <m:r>
-                        <m:rPr>
-                          <m:nor/>
-                        </m:rPr>
-                        <m:t>2</m:t>
+                        <w:rPr>
+                          <w:rFonts w:ascii="Cambria Math" w:hAnsi="Cambria Math"/>
+                          <w:sz w:val="22"/>
+                        </w:rPr>
+                        <m:t xml:space="preserve">2</m:t>
                       </m:r>
                     </m:sup>
                   </m:sSup>
@@ -1606,75 +1558,105 @@
               </m:rad>
             </m:den>
           </m:f>
+          <m:r>
+            <w:rPr>
+              <w:rFonts w:ascii="Cambria Math" w:hAnsi="Cambria Math"/>
+              <w:sz w:val="22"/>
+            </w:rPr>
+            <m:t xml:space="preserve">     (3)</m:t>
+          </m:r>
         </m:oMath>
       </m:oMathPara>
     </w:p>
     <w:p>
       <w:pPr>
-        <w:spacing w:after="160"/>
-        <w:jc w:val="center"/>
+        <w:widowControl/>
       </w:pPr>
-      <m:oMathPara>
-        <m:oMath>
-          <m:sSub>
-            <m:e>
-              <m:r>
-                <m:rPr>
-                  <m:nor/>
-                </m:rPr>
-                <m:t>M</m:t>
-              </m:r>
-            </m:e>
-            <m:sub>
-              <m:r>
-                <m:rPr>
-                  <m:nor/>
-                </m:rPr>
-                <m:t>dyn</m:t>
-              </m:r>
-            </m:sub>
-          </m:sSub>
-          <m:r>
-            <m:rPr>
-              <m:nor/>
-            </m:rPr>
-            <m:t>(τ) = </m:t>
-          </m:r>
-          <m:sSub>
-            <m:e>
-              <m:r>
-                <m:rPr>
-                  <m:nor/>
-                </m:rPr>
-                <m:t>M</m:t>
-              </m:r>
-            </m:e>
-            <m:sub>
-              <m:r>
-                <m:rPr>
-                  <m:nor/>
-                </m:rPr>
-                <m:t>now</m:t>
-              </m:r>
-            </m:sub>
-          </m:sSub>
-          <m:r>
-            <m:rPr>
-              <m:nor/>
-            </m:rPr>
-            <m:t> + f Ṁ τ</m:t>
-          </m:r>
-        </m:oMath>
-      </m:oMathPara>
-    </w:p>
-    <w:p>
       <w:r>
-        <w:t>Ṁ 的單位為 M☉/Myr，代表人口模型所涵蓋之存活恆星的逃逸質量，不自動包含所有低質量星、殘骸或氣體。f 將這個人口質量率轉為動力學逃逸質量率；Pal 5 的 f = 1 是明示的條件式假設，未被當成測量。其他星團需各自給出可辯護的換算，不沿用 Pal 5 值。</w:t>
+        <w:t xml:space="preserve">星團採 Plummer 勢，尺度 a 由三維半質量半徑 </w:t>
+      </w:r>
+      <m:oMath>
+        <m:sSub>
+          <m:e>
+            <m:r>
+              <w:rPr>
+                <w:rFonts w:ascii="Cambria Math" w:hAnsi="Cambria Math"/>
+                <w:sz w:val="22"/>
+              </w:rPr>
+              <m:t xml:space="preserve">r</m:t>
+            </m:r>
+          </m:e>
+          <m:sub>
+            <m:r>
+              <w:rPr>
+                <w:rFonts w:ascii="Cambria Math" w:hAnsi="Cambria Math"/>
+                <w:sz w:val="22"/>
+              </w:rPr>
+              <m:t xml:space="preserve">hm</m:t>
+            </m:r>
+          </m:sub>
+        </m:sSub>
+      </m:oMath>
+      <w:r>
+        <w:t>≈1.305a 換算。此關係只適用於 Plummer 模型。基準 a 固定，並以式（2）更新質量；R 不同會改變釋放條件及後續軌跡，因此不能把所有 R 都當成同一動力學圖的自由振幅。</w:t>
       </w:r>
     </w:p>
     <w:p>
+      <w:pPr>
+        <w:widowControl/>
+      </w:pPr>
       <w:r>
-        <w:t>每個候選 Ṁ 都改變過去質量與逃逸後星團引力，故必須各自積分。僅對固定動力學模板乘一個振幅，屬於另一模型，不能與本研究的耦合質量歷史混用。輸出 M(−T)/M_now，評估固定尺度近似的適用範圍；大質量比並非自動物理不可能，但須在分析前設定適用性判準。</w:t>
+        <w:t xml:space="preserve">事先檢查 </w:t>
+      </w:r>
+      <m:oMath>
+        <m:sSub>
+          <m:e>
+            <m:r>
+              <w:rPr>
+                <w:rFonts w:ascii="Cambria Math" w:hAnsi="Cambria Math"/>
+                <w:sz w:val="22"/>
+              </w:rPr>
+              <m:t xml:space="preserve">M</m:t>
+            </m:r>
+          </m:e>
+          <m:sub>
+            <m:r>
+              <w:rPr>
+                <w:rFonts w:ascii="Cambria Math" w:hAnsi="Cambria Math"/>
+                <w:sz w:val="22"/>
+              </w:rPr>
+              <m:t xml:space="preserve">dyn</m:t>
+            </m:r>
+          </m:sub>
+        </m:sSub>
+      </m:oMath>
+      <w:r>
+        <w:t>(−T)/</w:t>
+      </w:r>
+      <m:oMath>
+        <m:sSub>
+          <m:e>
+            <m:r>
+              <w:rPr>
+                <w:rFonts w:ascii="Cambria Math" w:hAnsi="Cambria Math"/>
+                <w:sz w:val="22"/>
+              </w:rPr>
+              <m:t xml:space="preserve">M</m:t>
+            </m:r>
+          </m:e>
+          <m:sub>
+            <m:r>
+              <w:rPr>
+                <w:rFonts w:ascii="Cambria Math" w:hAnsi="Cambria Math"/>
+                <w:sz w:val="22"/>
+              </w:rPr>
+              <m:t xml:space="preserve">dyn,0</m:t>
+            </m:r>
+          </m:sub>
+        </m:sSub>
+      </m:oMath>
+      <w:r>
+        <w:t xml:space="preserve"> 及尺度近似的適用性。大質量比不自動等於物理不可能；有獨立依據的排除規則應在看過最佳結果前訂定。固定尺度近似超出驗證範圍時，要標示適用性未驗證。</w:t>
       </w:r>
     </w:p>
     <w:p>
@@ -1682,17 +1664,23 @@
         <w:pStyle w:val="Heading2"/>
       </w:pPr>
       <w:r>
-        <w:t>粒子噴灑的物理角色</w:t>
+        <w:t>粒子噴灑的物理範圍</w:t>
       </w:r>
     </w:p>
     <w:p>
+      <w:pPr>
+        <w:widowControl/>
+      </w:pPr>
       <w:r>
-        <w:t>使用 Chen 等人以 N-body 模擬校準的逃逸位置與速度分布，取樣領先與落後兩臂 [4]。此方法略過星團內部鬆弛，因此需要由研究者指定逃逸歷史；它本身不會預測真實 Ṁ。粒子在銀河與移動星團勢的共同作用下演化，基準忽略粒子自引力、動力摩擦、反衝與銀河勢的時間演化。</w:t>
+        <w:t>以 Chen 等人的 N-body 校準 particle spray 配方取樣逃逸位置與速度 [3]。它略過內部雙體鬆弛的逐星計算，所以逃逸率由研究模型另外指定。L1、L2 是圓軌道共轉近似的有效勢鞍點；偏心軌道不能視為兩個固定出口。</w:t>
       </w:r>
     </w:p>
     <w:p>
+      <w:pPr>
+        <w:widowControl/>
+      </w:pPr>
       <w:r>
-        <w:t>L1 與 L2 是圓軌道共轉近似下的有效勢鞍點；實際逃逸發生在有限寬度區域，且可能延遲、再捕獲或沿偏心軌道改變出口條件。潮汐尾密度起伏不直接等於當時逃逸率的起伏 [5]。</w:t>
+        <w:t>示蹤粒子在銀河與星團聯合勢中運動，基準忽略示蹤粒子間引力、動力摩擦與反衝。這套方法不是完整 N-body 演化，也不是逐顆判定第一次超過臨界能量；可見的尾巴密度峰還可能來自運動堆積，不直接代表該時刻的逃逸率峰 [4]。</w:t>
       </w:r>
     </w:p>
     <w:p>
@@ -1705,12 +1693,15 @@
         <w:pStyle w:val="Heading1"/>
       </w:pPr>
       <w:r>
-        <w:t>五 回溯時間與參數網格</w:t>
+        <w:t>五 回溯時間與數值取樣</w:t>
       </w:r>
     </w:p>
     <w:p>
+      <w:pPr>
+        <w:widowControl/>
+      </w:pPr>
       <w:r>
-        <w:t>T 是納入模型的逃逸歷史長度，不是星團形成時間。恆定模型中，窗口內平均逃逸率等於每個時刻的指定率。首先檢查各逃逸年代經觀測選擇後對分析視野的貢獻；早期粒子若已離開視野或混入背景，資料可能無法辨識更大的 T。profile 形成平台不自動表示一個統計下限。將積分時間列為待估量有文獻先例，但本研究的觀測及 likelihood 與其不同 [6]。</w:t>
+        <w:t>基準先比較恆定 R；與軌道相位相關的逃逸增強及延遲屬後續模型。若令逃逸歷史為 R h(t)，必須聲明 h(t) 的非負性與窗口正規化；若正規化隨 T 改變，不能直接沿用恆定率的窗口重用規則。</w:t>
       </w:r>
     </w:p>
     <w:tbl>
@@ -1720,9 +1711,8 @@
         <w:tblLook w:firstColumn="1" w:firstRow="1" w:lastColumn="0" w:lastRow="0" w:noHBand="0" w:noVBand="1" w:val="04A0"/>
       </w:tblPr>
       <w:tblGrid>
-        <w:gridCol w:w="3213"/>
-        <w:gridCol w:w="3213"/>
-        <w:gridCol w:w="3213"/>
+        <w:gridCol w:w="2891"/>
+        <w:gridCol w:w="6746"/>
       </w:tblGrid>
       <w:tr>
         <w:trPr>
@@ -1731,73 +1721,65 @@
         </w:trPr>
         <w:tc>
           <w:tcPr>
-            <w:tcW w:type="dxa" w:w="1928"/>
-            <w:shd w:fill="EDEDED"/>
+            <w:tcW w:type="dxa" w:w="2891"/>
+            <w:vAlign w:val="center"/>
+            <w:shd w:fill="E7EEF4"/>
             <w:tcBorders>
-              <w:top w:val="single" w:sz="4" w:color="BFBFBF"/>
-              <w:left w:val="single" w:sz="4" w:color="BFBFBF"/>
-              <w:bottom w:val="single" w:sz="4" w:color="BFBFBF"/>
-              <w:right w:val="single" w:sz="4" w:color="BFBFBF"/>
+              <w:top w:val="single" w:sz="4" w:color="D9D9D9"/>
+              <w:left w:val="single" w:sz="4" w:color="D9D9D9"/>
+              <w:bottom w:val="single" w:sz="4" w:color="D9D9D9"/>
+              <w:right w:val="single" w:sz="4" w:color="D9D9D9"/>
             </w:tcBorders>
+            <w:tcMar>
+              <w:top w:w="80" w:type="dxa"/>
+              <w:bottom w:w="80" w:type="dxa"/>
+              <w:left w:w="90" w:type="dxa"/>
+              <w:right w:w="90" w:type="dxa"/>
+            </w:tcMar>
           </w:tcPr>
           <w:p>
             <w:pPr>
-              <w:spacing w:after="80" w:before="80" w:line="264" w:lineRule="auto"/>
+              <w:spacing w:after="40" w:before="40" w:line="259" w:lineRule="auto"/>
+              <w:jc w:val="center"/>
             </w:pPr>
             <w:r>
               <w:rPr>
                 <w:b/>
-                <w:sz w:val="18"/>
+                <w:sz w:val="20"/>
               </w:rPr>
-              <w:t>設計量</w:t>
+              <w:t>設計項目</w:t>
             </w:r>
           </w:p>
         </w:tc>
         <w:tc>
           <w:tcPr>
-            <w:tcW w:type="dxa" w:w="3685"/>
-            <w:shd w:fill="EDEDED"/>
+            <w:tcW w:type="dxa" w:w="6746"/>
+            <w:vAlign w:val="center"/>
+            <w:shd w:fill="E7EEF4"/>
             <w:tcBorders>
-              <w:top w:val="single" w:sz="4" w:color="BFBFBF"/>
-              <w:left w:val="single" w:sz="4" w:color="BFBFBF"/>
-              <w:bottom w:val="single" w:sz="4" w:color="BFBFBF"/>
-              <w:right w:val="single" w:sz="4" w:color="BFBFBF"/>
+              <w:top w:val="single" w:sz="4" w:color="D9D9D9"/>
+              <w:left w:val="single" w:sz="4" w:color="D9D9D9"/>
+              <w:bottom w:val="single" w:sz="4" w:color="D9D9D9"/>
+              <w:right w:val="single" w:sz="4" w:color="D9D9D9"/>
             </w:tcBorders>
+            <w:tcMar>
+              <w:top w:w="80" w:type="dxa"/>
+              <w:bottom w:w="80" w:type="dxa"/>
+              <w:left w:w="90" w:type="dxa"/>
+              <w:right w:w="90" w:type="dxa"/>
+            </w:tcMar>
           </w:tcPr>
           <w:p>
             <w:pPr>
-              <w:spacing w:after="80" w:before="80" w:line="264" w:lineRule="auto"/>
+              <w:spacing w:after="40" w:before="40" w:line="259" w:lineRule="auto"/>
+              <w:jc w:val="center"/>
             </w:pPr>
             <w:r>
               <w:rPr>
                 <w:b/>
-                <w:sz w:val="18"/>
+                <w:sz w:val="20"/>
               </w:rPr>
-              <w:t>目前加密設定</w:t>
-            </w:r>
-          </w:p>
-        </w:tc>
-        <w:tc>
-          <w:tcPr>
-            <w:tcW w:type="dxa" w:w="3798"/>
-            <w:shd w:fill="EDEDED"/>
-            <w:tcBorders>
-              <w:top w:val="single" w:sz="4" w:color="BFBFBF"/>
-              <w:left w:val="single" w:sz="4" w:color="BFBFBF"/>
-              <w:bottom w:val="single" w:sz="4" w:color="BFBFBF"/>
-              <w:right w:val="single" w:sz="4" w:color="BFBFBF"/>
-            </w:tcBorders>
-          </w:tcPr>
-          <w:p>
-            <w:pPr>
-              <w:spacing w:after="80" w:before="80" w:line="264" w:lineRule="auto"/>
-            </w:pPr>
-            <w:r>
-              <w:rPr>
-                <w:b/>
-                <w:sz w:val="18"/>
-              </w:rPr>
-              <w:t>解釋</w:t>
+              <w:t>目前基準設定</w:t>
             </w:r>
           </w:p>
         </w:tc>
@@ -1808,73 +1790,65 @@
         </w:trPr>
         <w:tc>
           <w:tcPr>
-            <w:tcW w:type="dxa" w:w="1928"/>
+            <w:tcW w:type="dxa" w:w="2891"/>
+            <w:vAlign w:val="center"/>
             <w:shd w:fill="FFFFFF"/>
             <w:tcBorders>
-              <w:top w:val="single" w:sz="4" w:color="BFBFBF"/>
-              <w:left w:val="single" w:sz="4" w:color="BFBFBF"/>
-              <w:bottom w:val="single" w:sz="4" w:color="BFBFBF"/>
-              <w:right w:val="single" w:sz="4" w:color="BFBFBF"/>
+              <w:top w:val="single" w:sz="4" w:color="D9D9D9"/>
+              <w:left w:val="single" w:sz="4" w:color="D9D9D9"/>
+              <w:bottom w:val="single" w:sz="4" w:color="D9D9D9"/>
+              <w:right w:val="single" w:sz="4" w:color="D9D9D9"/>
             </w:tcBorders>
+            <w:tcMar>
+              <w:top w:w="80" w:type="dxa"/>
+              <w:bottom w:w="80" w:type="dxa"/>
+              <w:left w:w="90" w:type="dxa"/>
+              <w:right w:w="90" w:type="dxa"/>
+            </w:tcMar>
           </w:tcPr>
           <w:p>
             <w:pPr>
-              <w:spacing w:after="80" w:before="80" w:line="264" w:lineRule="auto"/>
+              <w:spacing w:after="40" w:before="40" w:line="259" w:lineRule="auto"/>
+              <w:jc w:val="left"/>
             </w:pPr>
             <w:r>
               <w:rPr>
                 <w:b w:val="0"/>
-                <w:sz w:val="18"/>
+                <w:sz w:val="20"/>
               </w:rPr>
-              <w:t>逃逸率 Ṁ</w:t>
+              <w:t>MLR 網格</w:t>
             </w:r>
           </w:p>
         </w:tc>
         <w:tc>
           <w:tcPr>
-            <w:tcW w:type="dxa" w:w="3685"/>
+            <w:tcW w:type="dxa" w:w="6746"/>
+            <w:vAlign w:val="center"/>
             <w:shd w:fill="FFFFFF"/>
             <w:tcBorders>
-              <w:top w:val="single" w:sz="4" w:color="BFBFBF"/>
-              <w:left w:val="single" w:sz="4" w:color="BFBFBF"/>
-              <w:bottom w:val="single" w:sz="4" w:color="BFBFBF"/>
-              <w:right w:val="single" w:sz="4" w:color="BFBFBF"/>
+              <w:top w:val="single" w:sz="4" w:color="D9D9D9"/>
+              <w:left w:val="single" w:sz="4" w:color="D9D9D9"/>
+              <w:bottom w:val="single" w:sz="4" w:color="D9D9D9"/>
+              <w:right w:val="single" w:sz="4" w:color="D9D9D9"/>
             </w:tcBorders>
+            <w:tcMar>
+              <w:top w:w="80" w:type="dxa"/>
+              <w:bottom w:w="80" w:type="dxa"/>
+              <w:left w:w="90" w:type="dxa"/>
+              <w:right w:w="90" w:type="dxa"/>
+            </w:tcMar>
           </w:tcPr>
           <w:p>
             <w:pPr>
-              <w:spacing w:after="80" w:before="80" w:line="264" w:lineRule="auto"/>
+              <w:spacing w:after="40" w:before="40" w:line="259" w:lineRule="auto"/>
+              <w:jc w:val="left"/>
             </w:pPr>
             <w:r>
               <w:rPr>
                 <w:b w:val="0"/>
-                <w:sz w:val="18"/>
+                <w:sz w:val="20"/>
               </w:rPr>
-              <w:t>2 至 32 M☉/Myr，間距 1</w:t>
-            </w:r>
-          </w:p>
-        </w:tc>
-        <w:tc>
-          <w:tcPr>
-            <w:tcW w:type="dxa" w:w="3798"/>
-            <w:shd w:fill="FFFFFF"/>
-            <w:tcBorders>
-              <w:top w:val="single" w:sz="4" w:color="BFBFBF"/>
-              <w:left w:val="single" w:sz="4" w:color="BFBFBF"/>
-              <w:bottom w:val="single" w:sz="4" w:color="BFBFBF"/>
-              <w:right w:val="single" w:sz="4" w:color="BFBFBF"/>
-            </w:tcBorders>
-          </w:tcPr>
-          <w:p>
-            <w:pPr>
-              <w:spacing w:after="80" w:before="80" w:line="264" w:lineRule="auto"/>
-            </w:pPr>
-            <w:r>
-              <w:rPr>
-                <w:b w:val="0"/>
-                <w:sz w:val="18"/>
-              </w:rPr>
-              <w:t>31 個候選值，非文獻真值</w:t>
+              <w:t>1 至 31 M☉/Myr，間距 2，共 16 點</w:t>
             </w:r>
           </w:p>
         </w:tc>
@@ -1885,73 +1859,65 @@
         </w:trPr>
         <w:tc>
           <w:tcPr>
-            <w:tcW w:type="dxa" w:w="1928"/>
-            <w:shd w:fill="FFFFFF"/>
+            <w:tcW w:type="dxa" w:w="2891"/>
+            <w:vAlign w:val="center"/>
+            <w:shd w:fill="F7F9FB"/>
             <w:tcBorders>
-              <w:top w:val="single" w:sz="4" w:color="BFBFBF"/>
-              <w:left w:val="single" w:sz="4" w:color="BFBFBF"/>
-              <w:bottom w:val="single" w:sz="4" w:color="BFBFBF"/>
-              <w:right w:val="single" w:sz="4" w:color="BFBFBF"/>
+              <w:top w:val="single" w:sz="4" w:color="D9D9D9"/>
+              <w:left w:val="single" w:sz="4" w:color="D9D9D9"/>
+              <w:bottom w:val="single" w:sz="4" w:color="D9D9D9"/>
+              <w:right w:val="single" w:sz="4" w:color="D9D9D9"/>
             </w:tcBorders>
+            <w:tcMar>
+              <w:top w:w="80" w:type="dxa"/>
+              <w:bottom w:w="80" w:type="dxa"/>
+              <w:left w:w="90" w:type="dxa"/>
+              <w:right w:w="90" w:type="dxa"/>
+            </w:tcMar>
           </w:tcPr>
           <w:p>
             <w:pPr>
-              <w:spacing w:after="80" w:before="80" w:line="264" w:lineRule="auto"/>
+              <w:spacing w:after="40" w:before="40" w:line="259" w:lineRule="auto"/>
+              <w:jc w:val="left"/>
             </w:pPr>
             <w:r>
               <w:rPr>
                 <w:b w:val="0"/>
-                <w:sz w:val="18"/>
+                <w:sz w:val="20"/>
               </w:rPr>
-              <w:t>T</w:t>
+              <w:t>回溯時間網格</w:t>
             </w:r>
           </w:p>
         </w:tc>
         <w:tc>
           <w:tcPr>
-            <w:tcW w:type="dxa" w:w="3685"/>
-            <w:shd w:fill="FFFFFF"/>
+            <w:tcW w:type="dxa" w:w="6746"/>
+            <w:vAlign w:val="center"/>
+            <w:shd w:fill="F7F9FB"/>
             <w:tcBorders>
-              <w:top w:val="single" w:sz="4" w:color="BFBFBF"/>
-              <w:left w:val="single" w:sz="4" w:color="BFBFBF"/>
-              <w:bottom w:val="single" w:sz="4" w:color="BFBFBF"/>
-              <w:right w:val="single" w:sz="4" w:color="BFBFBF"/>
+              <w:top w:val="single" w:sz="4" w:color="D9D9D9"/>
+              <w:left w:val="single" w:sz="4" w:color="D9D9D9"/>
+              <w:bottom w:val="single" w:sz="4" w:color="D9D9D9"/>
+              <w:right w:val="single" w:sz="4" w:color="D9D9D9"/>
             </w:tcBorders>
+            <w:tcMar>
+              <w:top w:w="80" w:type="dxa"/>
+              <w:bottom w:w="80" w:type="dxa"/>
+              <w:left w:w="90" w:type="dxa"/>
+              <w:right w:w="90" w:type="dxa"/>
+            </w:tcMar>
           </w:tcPr>
           <w:p>
             <w:pPr>
-              <w:spacing w:after="80" w:before="80" w:line="264" w:lineRule="auto"/>
+              <w:spacing w:after="40" w:before="40" w:line="259" w:lineRule="auto"/>
+              <w:jc w:val="left"/>
             </w:pPr>
             <w:r>
               <w:rPr>
                 <w:b w:val="0"/>
-                <w:sz w:val="18"/>
+                <w:sz w:val="20"/>
               </w:rPr>
-              <w:t>100 至 2000 Myr，間距 100</w:t>
-            </w:r>
-          </w:p>
-        </w:tc>
-        <w:tc>
-          <w:tcPr>
-            <w:tcW w:type="dxa" w:w="3798"/>
-            <w:shd w:fill="FFFFFF"/>
-            <w:tcBorders>
-              <w:top w:val="single" w:sz="4" w:color="BFBFBF"/>
-              <w:left w:val="single" w:sz="4" w:color="BFBFBF"/>
-              <w:bottom w:val="single" w:sz="4" w:color="BFBFBF"/>
-              <w:right w:val="single" w:sz="4" w:color="BFBFBF"/>
-            </w:tcBorders>
-          </w:tcPr>
-          <w:p>
-            <w:pPr>
-              <w:spacing w:after="80" w:before="80" w:line="264" w:lineRule="auto"/>
-            </w:pPr>
-            <w:r>
-              <w:rPr>
-                <w:b w:val="0"/>
-                <w:sz w:val="18"/>
-              </w:rPr>
-              <w:t>20 個窗口，須符合年齡限制</w:t>
+              <w:t>100 至 2000 Myr，間距 100，共 20 點</w:t>
             </w:r>
           </w:p>
         </w:tc>
@@ -1962,73 +1928,65 @@
         </w:trPr>
         <w:tc>
           <w:tcPr>
-            <w:tcW w:type="dxa" w:w="1928"/>
+            <w:tcW w:type="dxa" w:w="2891"/>
+            <w:vAlign w:val="center"/>
             <w:shd w:fill="FFFFFF"/>
             <w:tcBorders>
-              <w:top w:val="single" w:sz="4" w:color="BFBFBF"/>
-              <w:left w:val="single" w:sz="4" w:color="BFBFBF"/>
-              <w:bottom w:val="single" w:sz="4" w:color="BFBFBF"/>
-              <w:right w:val="single" w:sz="4" w:color="BFBFBF"/>
+              <w:top w:val="single" w:sz="4" w:color="D9D9D9"/>
+              <w:left w:val="single" w:sz="4" w:color="D9D9D9"/>
+              <w:bottom w:val="single" w:sz="4" w:color="D9D9D9"/>
+              <w:right w:val="single" w:sz="4" w:color="D9D9D9"/>
             </w:tcBorders>
+            <w:tcMar>
+              <w:top w:w="80" w:type="dxa"/>
+              <w:bottom w:w="80" w:type="dxa"/>
+              <w:left w:w="90" w:type="dxa"/>
+              <w:right w:w="90" w:type="dxa"/>
+            </w:tcMar>
           </w:tcPr>
           <w:p>
             <w:pPr>
-              <w:spacing w:after="80" w:before="80" w:line="264" w:lineRule="auto"/>
+              <w:spacing w:after="40" w:before="40" w:line="259" w:lineRule="auto"/>
+              <w:jc w:val="left"/>
             </w:pPr>
             <w:r>
               <w:rPr>
                 <w:b w:val="0"/>
-                <w:sz w:val="18"/>
+                <w:sz w:val="20"/>
               </w:rPr>
-              <w:t>獨立種子</w:t>
+              <w:t>動力學亂數種子</w:t>
             </w:r>
           </w:p>
         </w:tc>
         <w:tc>
           <w:tcPr>
-            <w:tcW w:type="dxa" w:w="3685"/>
+            <w:tcW w:type="dxa" w:w="6746"/>
+            <w:vAlign w:val="center"/>
             <w:shd w:fill="FFFFFF"/>
             <w:tcBorders>
-              <w:top w:val="single" w:sz="4" w:color="BFBFBF"/>
-              <w:left w:val="single" w:sz="4" w:color="BFBFBF"/>
-              <w:bottom w:val="single" w:sz="4" w:color="BFBFBF"/>
-              <w:right w:val="single" w:sz="4" w:color="BFBFBF"/>
+              <w:top w:val="single" w:sz="4" w:color="D9D9D9"/>
+              <w:left w:val="single" w:sz="4" w:color="D9D9D9"/>
+              <w:bottom w:val="single" w:sz="4" w:color="D9D9D9"/>
+              <w:right w:val="single" w:sz="4" w:color="D9D9D9"/>
             </w:tcBorders>
+            <w:tcMar>
+              <w:top w:w="80" w:type="dxa"/>
+              <w:bottom w:w="80" w:type="dxa"/>
+              <w:left w:w="90" w:type="dxa"/>
+              <w:right w:w="90" w:type="dxa"/>
+            </w:tcMar>
           </w:tcPr>
           <w:p>
             <w:pPr>
-              <w:spacing w:after="80" w:before="80" w:line="264" w:lineRule="auto"/>
+              <w:spacing w:after="40" w:before="40" w:line="259" w:lineRule="auto"/>
+              <w:jc w:val="center"/>
             </w:pPr>
             <w:r>
               <w:rPr>
                 <w:b w:val="0"/>
-                <w:sz w:val="18"/>
+                <w:sz w:val="20"/>
               </w:rPr>
-              <w:t>1009、2027、3037</w:t>
-            </w:r>
-          </w:p>
-        </w:tc>
-        <w:tc>
-          <w:tcPr>
-            <w:tcW w:type="dxa" w:w="3798"/>
-            <w:shd w:fill="FFFFFF"/>
-            <w:tcBorders>
-              <w:top w:val="single" w:sz="4" w:color="BFBFBF"/>
-              <w:left w:val="single" w:sz="4" w:color="BFBFBF"/>
-              <w:bottom w:val="single" w:sz="4" w:color="BFBFBF"/>
-              <w:right w:val="single" w:sz="4" w:color="BFBFBF"/>
-            </w:tcBorders>
-          </w:tcPr>
-          <w:p>
-            <w:pPr>
-              <w:spacing w:after="80" w:before="80" w:line="264" w:lineRule="auto"/>
-            </w:pPr>
-            <w:r>
-              <w:rPr>
-                <w:b w:val="0"/>
-                <w:sz w:val="18"/>
-              </w:rPr>
-              <w:t>三組動力學抽樣</w:t>
+              <w:t>1009、2027、3037，共 3 組</w:t>
             </w:r>
           </w:p>
         </w:tc>
@@ -2039,73 +1997,65 @@
         </w:trPr>
         <w:tc>
           <w:tcPr>
-            <w:tcW w:type="dxa" w:w="1928"/>
-            <w:shd w:fill="FFFFFF"/>
+            <w:tcW w:type="dxa" w:w="2891"/>
+            <w:vAlign w:val="center"/>
+            <w:shd w:fill="F7F9FB"/>
             <w:tcBorders>
-              <w:top w:val="single" w:sz="4" w:color="BFBFBF"/>
-              <w:left w:val="single" w:sz="4" w:color="BFBFBF"/>
-              <w:bottom w:val="single" w:sz="4" w:color="BFBFBF"/>
-              <w:right w:val="single" w:sz="4" w:color="BFBFBF"/>
+              <w:top w:val="single" w:sz="4" w:color="D9D9D9"/>
+              <w:left w:val="single" w:sz="4" w:color="D9D9D9"/>
+              <w:bottom w:val="single" w:sz="4" w:color="D9D9D9"/>
+              <w:right w:val="single" w:sz="4" w:color="D9D9D9"/>
             </w:tcBorders>
+            <w:tcMar>
+              <w:top w:w="80" w:type="dxa"/>
+              <w:bottom w:w="80" w:type="dxa"/>
+              <w:left w:w="90" w:type="dxa"/>
+              <w:right w:w="90" w:type="dxa"/>
+            </w:tcMar>
           </w:tcPr>
           <w:p>
             <w:pPr>
-              <w:spacing w:after="80" w:before="80" w:line="264" w:lineRule="auto"/>
+              <w:spacing w:after="40" w:before="40" w:line="259" w:lineRule="auto"/>
+              <w:jc w:val="left"/>
             </w:pPr>
             <w:r>
               <w:rPr>
                 <w:b w:val="0"/>
-                <w:sz w:val="18"/>
+                <w:sz w:val="20"/>
               </w:rPr>
-              <w:t>釋放間隔</w:t>
+              <w:t>釋放時間分層</w:t>
             </w:r>
           </w:p>
         </w:tc>
         <w:tc>
           <w:tcPr>
-            <w:tcW w:type="dxa" w:w="3685"/>
-            <w:shd w:fill="FFFFFF"/>
+            <w:tcW w:type="dxa" w:w="6746"/>
+            <w:vAlign w:val="center"/>
+            <w:shd w:fill="F7F9FB"/>
             <w:tcBorders>
-              <w:top w:val="single" w:sz="4" w:color="BFBFBF"/>
-              <w:left w:val="single" w:sz="4" w:color="BFBFBF"/>
-              <w:bottom w:val="single" w:sz="4" w:color="BFBFBF"/>
-              <w:right w:val="single" w:sz="4" w:color="BFBFBF"/>
+              <w:top w:val="single" w:sz="4" w:color="D9D9D9"/>
+              <w:left w:val="single" w:sz="4" w:color="D9D9D9"/>
+              <w:bottom w:val="single" w:sz="4" w:color="D9D9D9"/>
+              <w:right w:val="single" w:sz="4" w:color="D9D9D9"/>
             </w:tcBorders>
+            <w:tcMar>
+              <w:top w:w="80" w:type="dxa"/>
+              <w:bottom w:w="80" w:type="dxa"/>
+              <w:left w:w="90" w:type="dxa"/>
+              <w:right w:w="90" w:type="dxa"/>
+            </w:tcMar>
           </w:tcPr>
           <w:p>
             <w:pPr>
-              <w:spacing w:after="80" w:before="80" w:line="264" w:lineRule="auto"/>
+              <w:spacing w:after="40" w:before="40" w:line="259" w:lineRule="auto"/>
+              <w:jc w:val="center"/>
             </w:pPr>
             <w:r>
               <w:rPr>
                 <w:b w:val="0"/>
-                <w:sz w:val="18"/>
+                <w:sz w:val="20"/>
               </w:rPr>
-              <w:t>0.25 Myr</w:t>
-            </w:r>
-          </w:p>
-        </w:tc>
-        <w:tc>
-          <w:tcPr>
-            <w:tcW w:type="dxa" w:w="3798"/>
-            <w:shd w:fill="FFFFFF"/>
-            <w:tcBorders>
-              <w:top w:val="single" w:sz="4" w:color="BFBFBF"/>
-              <w:left w:val="single" w:sz="4" w:color="BFBFBF"/>
-              <w:bottom w:val="single" w:sz="4" w:color="BFBFBF"/>
-              <w:right w:val="single" w:sz="4" w:color="BFBFBF"/>
-            </w:tcBorders>
-          </w:tcPr>
-          <w:p>
-            <w:pPr>
-              <w:spacing w:after="80" w:before="80" w:line="264" w:lineRule="auto"/>
-            </w:pPr>
-            <w:r>
-              <w:rPr>
-                <w:b w:val="0"/>
-                <w:sz w:val="18"/>
-              </w:rPr>
-              <w:t>每個時段、每臂一個示蹤粒子</w:t>
+              <w:t>每 0.25 Myr，前後兩尾各 1 顆</w:t>
             </w:r>
           </w:p>
         </w:tc>
@@ -2116,73 +2066,65 @@
         </w:trPr>
         <w:tc>
           <w:tcPr>
-            <w:tcW w:type="dxa" w:w="1928"/>
+            <w:tcW w:type="dxa" w:w="2891"/>
+            <w:vAlign w:val="center"/>
             <w:shd w:fill="FFFFFF"/>
             <w:tcBorders>
-              <w:top w:val="single" w:sz="4" w:color="BFBFBF"/>
-              <w:left w:val="single" w:sz="4" w:color="BFBFBF"/>
-              <w:bottom w:val="single" w:sz="4" w:color="BFBFBF"/>
-              <w:right w:val="single" w:sz="4" w:color="BFBFBF"/>
+              <w:top w:val="single" w:sz="4" w:color="D9D9D9"/>
+              <w:left w:val="single" w:sz="4" w:color="D9D9D9"/>
+              <w:bottom w:val="single" w:sz="4" w:color="D9D9D9"/>
+              <w:right w:val="single" w:sz="4" w:color="D9D9D9"/>
             </w:tcBorders>
+            <w:tcMar>
+              <w:top w:w="80" w:type="dxa"/>
+              <w:bottom w:w="80" w:type="dxa"/>
+              <w:left w:w="90" w:type="dxa"/>
+              <w:right w:w="90" w:type="dxa"/>
+            </w:tcMar>
           </w:tcPr>
           <w:p>
             <w:pPr>
-              <w:spacing w:after="80" w:before="80" w:line="264" w:lineRule="auto"/>
+              <w:spacing w:after="40" w:before="40" w:line="259" w:lineRule="auto"/>
+              <w:jc w:val="left"/>
             </w:pPr>
             <w:r>
               <w:rPr>
                 <w:b w:val="0"/>
-                <w:sz w:val="18"/>
+                <w:sz w:val="20"/>
               </w:rPr>
-              <w:t>最長模型粒子數</w:t>
+              <w:t>單次最大窗口</w:t>
             </w:r>
           </w:p>
         </w:tc>
         <w:tc>
           <w:tcPr>
-            <w:tcW w:type="dxa" w:w="3685"/>
+            <w:tcW w:type="dxa" w:w="6746"/>
+            <w:vAlign w:val="center"/>
             <w:shd w:fill="FFFFFF"/>
             <w:tcBorders>
-              <w:top w:val="single" w:sz="4" w:color="BFBFBF"/>
-              <w:left w:val="single" w:sz="4" w:color="BFBFBF"/>
-              <w:bottom w:val="single" w:sz="4" w:color="BFBFBF"/>
-              <w:right w:val="single" w:sz="4" w:color="BFBFBF"/>
+              <w:top w:val="single" w:sz="4" w:color="D9D9D9"/>
+              <w:left w:val="single" w:sz="4" w:color="D9D9D9"/>
+              <w:bottom w:val="single" w:sz="4" w:color="D9D9D9"/>
+              <w:right w:val="single" w:sz="4" w:color="D9D9D9"/>
             </w:tcBorders>
+            <w:tcMar>
+              <w:top w:w="80" w:type="dxa"/>
+              <w:bottom w:w="80" w:type="dxa"/>
+              <w:left w:w="90" w:type="dxa"/>
+              <w:right w:w="90" w:type="dxa"/>
+            </w:tcMar>
           </w:tcPr>
           <w:p>
             <w:pPr>
-              <w:spacing w:after="80" w:before="80" w:line="264" w:lineRule="auto"/>
+              <w:spacing w:after="40" w:before="40" w:line="259" w:lineRule="auto"/>
+              <w:jc w:val="center"/>
             </w:pPr>
             <w:r>
               <w:rPr>
                 <w:b w:val="0"/>
-                <w:sz w:val="18"/>
+                <w:sz w:val="20"/>
               </w:rPr>
-              <w:t>16,000／次</w:t>
-            </w:r>
-          </w:p>
-        </w:tc>
-        <w:tc>
-          <w:tcPr>
-            <w:tcW w:type="dxa" w:w="3798"/>
-            <w:shd w:fill="FFFFFF"/>
-            <w:tcBorders>
-              <w:top w:val="single" w:sz="4" w:color="BFBFBF"/>
-              <w:left w:val="single" w:sz="4" w:color="BFBFBF"/>
-              <w:bottom w:val="single" w:sz="4" w:color="BFBFBF"/>
-              <w:right w:val="single" w:sz="4" w:color="BFBFBF"/>
-            </w:tcBorders>
-          </w:tcPr>
-          <w:p>
-            <w:pPr>
-              <w:spacing w:after="80" w:before="80" w:line="264" w:lineRule="auto"/>
-            </w:pPr>
-            <w:r>
-              <w:rPr>
-                <w:b w:val="0"/>
-                <w:sz w:val="18"/>
-              </w:rPr>
-              <w:t>兩臂總計，非真實恆星數</w:t>
+              <w:t>16000 顆示蹤粒子</w:t>
             </w:r>
           </w:p>
         </w:tc>
@@ -2193,99 +2135,291 @@
         </w:trPr>
         <w:tc>
           <w:tcPr>
-            <w:tcW w:type="dxa" w:w="1928"/>
-            <w:shd w:fill="FFFFFF"/>
+            <w:tcW w:type="dxa" w:w="2891"/>
+            <w:vAlign w:val="center"/>
+            <w:shd w:fill="F7F9FB"/>
             <w:tcBorders>
-              <w:top w:val="single" w:sz="4" w:color="BFBFBF"/>
-              <w:left w:val="single" w:sz="4" w:color="BFBFBF"/>
-              <w:bottom w:val="single" w:sz="4" w:color="BFBFBF"/>
-              <w:right w:val="single" w:sz="4" w:color="BFBFBF"/>
+              <w:top w:val="single" w:sz="4" w:color="D9D9D9"/>
+              <w:left w:val="single" w:sz="4" w:color="D9D9D9"/>
+              <w:bottom w:val="single" w:sz="4" w:color="D9D9D9"/>
+              <w:right w:val="single" w:sz="4" w:color="D9D9D9"/>
             </w:tcBorders>
+            <w:tcMar>
+              <w:top w:w="80" w:type="dxa"/>
+              <w:bottom w:w="80" w:type="dxa"/>
+              <w:left w:w="90" w:type="dxa"/>
+              <w:right w:w="90" w:type="dxa"/>
+            </w:tcMar>
           </w:tcPr>
           <w:p>
             <w:pPr>
-              <w:spacing w:after="80" w:before="80" w:line="264" w:lineRule="auto"/>
+              <w:spacing w:after="40" w:before="40" w:line="259" w:lineRule="auto"/>
+              <w:jc w:val="left"/>
             </w:pPr>
             <w:r>
               <w:rPr>
                 <w:b w:val="0"/>
-                <w:sz w:val="18"/>
+                <w:sz w:val="20"/>
               </w:rPr>
-              <w:t>完整單星團成本</w:t>
+              <w:t>每顆星團的動力學</w:t>
             </w:r>
           </w:p>
         </w:tc>
         <w:tc>
           <w:tcPr>
-            <w:tcW w:type="dxa" w:w="3685"/>
-            <w:shd w:fill="FFFFFF"/>
+            <w:tcW w:type="dxa" w:w="6746"/>
+            <w:vAlign w:val="center"/>
+            <w:shd w:fill="F7F9FB"/>
             <w:tcBorders>
-              <w:top w:val="single" w:sz="4" w:color="BFBFBF"/>
-              <w:left w:val="single" w:sz="4" w:color="BFBFBF"/>
-              <w:bottom w:val="single" w:sz="4" w:color="BFBFBF"/>
-              <w:right w:val="single" w:sz="4" w:color="BFBFBF"/>
+              <w:top w:val="single" w:sz="4" w:color="D9D9D9"/>
+              <w:left w:val="single" w:sz="4" w:color="D9D9D9"/>
+              <w:bottom w:val="single" w:sz="4" w:color="D9D9D9"/>
+              <w:right w:val="single" w:sz="4" w:color="D9D9D9"/>
             </w:tcBorders>
+            <w:tcMar>
+              <w:top w:w="80" w:type="dxa"/>
+              <w:bottom w:w="80" w:type="dxa"/>
+              <w:left w:w="90" w:type="dxa"/>
+              <w:right w:w="90" w:type="dxa"/>
+            </w:tcMar>
           </w:tcPr>
           <w:p>
             <w:pPr>
-              <w:spacing w:after="80" w:before="80" w:line="264" w:lineRule="auto"/>
+              <w:spacing w:after="40" w:before="40" w:line="259" w:lineRule="auto"/>
+              <w:jc w:val="center"/>
             </w:pPr>
             <w:r>
               <w:rPr>
                 <w:b w:val="0"/>
-                <w:sz w:val="18"/>
+                <w:sz w:val="20"/>
               </w:rPr>
-              <w:t>93 次動力學、1,488,000 軌跡</w:t>
+              <w:t>16 個 R × 3 個種子，共 48 組</w:t>
+            </w:r>
+          </w:p>
+        </w:tc>
+      </w:tr>
+      <w:tr>
+        <w:trPr>
+          <w:cantSplit/>
+        </w:trPr>
+        <w:tc>
+          <w:tcPr>
+            <w:tcW w:type="dxa" w:w="2891"/>
+            <w:vAlign w:val="center"/>
+            <w:shd w:fill="FFFFFF"/>
+            <w:tcBorders>
+              <w:top w:val="single" w:sz="4" w:color="D9D9D9"/>
+              <w:left w:val="single" w:sz="4" w:color="D9D9D9"/>
+              <w:bottom w:val="single" w:sz="4" w:color="D9D9D9"/>
+              <w:right w:val="single" w:sz="4" w:color="D9D9D9"/>
+            </w:tcBorders>
+            <w:tcMar>
+              <w:top w:w="80" w:type="dxa"/>
+              <w:bottom w:w="80" w:type="dxa"/>
+              <w:left w:w="90" w:type="dxa"/>
+              <w:right w:w="90" w:type="dxa"/>
+            </w:tcMar>
+          </w:tcPr>
+          <w:p>
+            <w:pPr>
+              <w:spacing w:after="40" w:before="40" w:line="259" w:lineRule="auto"/>
+              <w:jc w:val="left"/>
+            </w:pPr>
+            <w:r>
+              <w:rPr>
+                <w:b w:val="0"/>
+                <w:sz w:val="20"/>
+              </w:rPr>
+              <w:t>人口與觀測取樣</w:t>
             </w:r>
           </w:p>
         </w:tc>
         <w:tc>
           <w:tcPr>
-            <w:tcW w:type="dxa" w:w="3798"/>
+            <w:tcW w:type="dxa" w:w="6746"/>
+            <w:vAlign w:val="center"/>
             <w:shd w:fill="FFFFFF"/>
             <w:tcBorders>
-              <w:top w:val="single" w:sz="4" w:color="BFBFBF"/>
-              <w:left w:val="single" w:sz="4" w:color="BFBFBF"/>
-              <w:bottom w:val="single" w:sz="4" w:color="BFBFBF"/>
-              <w:right w:val="single" w:sz="4" w:color="BFBFBF"/>
+              <w:top w:val="single" w:sz="4" w:color="D9D9D9"/>
+              <w:left w:val="single" w:sz="4" w:color="D9D9D9"/>
+              <w:bottom w:val="single" w:sz="4" w:color="D9D9D9"/>
+              <w:right w:val="single" w:sz="4" w:color="D9D9D9"/>
             </w:tcBorders>
+            <w:tcMar>
+              <w:top w:w="80" w:type="dxa"/>
+              <w:bottom w:w="80" w:type="dxa"/>
+              <w:left w:w="90" w:type="dxa"/>
+              <w:right w:w="90" w:type="dxa"/>
+            </w:tcMar>
           </w:tcPr>
           <w:p>
             <w:pPr>
-              <w:spacing w:after="80" w:before="80" w:line="264" w:lineRule="auto"/>
+              <w:spacing w:after="40" w:before="40" w:line="259" w:lineRule="auto"/>
+              <w:jc w:val="left"/>
             </w:pPr>
             <w:r>
               <w:rPr>
                 <w:b w:val="0"/>
-                <w:sz w:val="18"/>
+                <w:sz w:val="20"/>
               </w:rPr>
-              <w:t>31 個率乘三組種子</w:t>
+              <w:t>5 個 MF 求積節點；8 個品質狀態；32 次觀測抽樣</w:t>
             </w:r>
           </w:p>
         </w:tc>
       </w:tr>
     </w:tbl>
     <w:p>
+      <w:pPr>
+        <w:spacing w:after="20"/>
+      </w:pPr>
+    </w:p>
+    <w:p>
+      <w:pPr>
+        <w:widowControl/>
+      </w:pPr>
       <w:r>
-        <w:t>表 2　目前計畫的數值網格與成本。共有 620 個 T–Ṁ 格點；人口情境是額外干擾參數，不是新增觀測。這是可調整的計算設計，不保證適合所有星團。若接受集合觸及邊界，需擴大範圍或報告未受約束；不得把網格端點當成物理限制。</w:t>
+        <w:t>在每一釋放時間層內均勻抽取釋放時刻；前、後尾基準等分總質量。釋放間隔不是積分器步長。每個等權示蹤粒子的質量代表量為：</w:t>
       </w:r>
     </w:p>
     <w:p>
       <w:pPr>
-        <w:pStyle w:val="Heading2"/>
+        <w:keepLines/>
+        <w:spacing w:before="60" w:after="180"/>
+        <w:jc w:val="center"/>
+      </w:pPr>
+      <m:oMathPara>
+        <m:oMath>
+          <m:sSub>
+            <m:e>
+              <m:r>
+                <w:rPr>
+                  <w:rFonts w:ascii="Cambria Math" w:hAnsi="Cambria Math"/>
+                  <w:sz w:val="22"/>
+                </w:rPr>
+                <m:t xml:space="preserve">w</m:t>
+              </m:r>
+            </m:e>
+            <m:sub>
+              <m:r>
+                <w:rPr>
+                  <w:rFonts w:ascii="Cambria Math" w:hAnsi="Cambria Math"/>
+                  <w:sz w:val="22"/>
+                </w:rPr>
+                <m:t xml:space="preserve">i</m:t>
+              </m:r>
+            </m:sub>
+          </m:sSub>
+          <m:r>
+            <w:rPr>
+              <w:rFonts w:ascii="Cambria Math" w:hAnsi="Cambria Math"/>
+              <w:sz w:val="22"/>
+            </w:rPr>
+            <m:t xml:space="preserve"> = </m:t>
+          </m:r>
+          <m:f>
+            <m:num>
+              <m:r>
+                <w:rPr>
+                  <w:rFonts w:ascii="Cambria Math" w:hAnsi="Cambria Math"/>
+                  <w:sz w:val="22"/>
+                </w:rPr>
+                <m:t xml:space="preserve">R Δt</m:t>
+              </m:r>
+            </m:num>
+            <m:den>
+              <m:r>
+                <w:rPr>
+                  <w:rFonts w:ascii="Cambria Math" w:hAnsi="Cambria Math"/>
+                  <w:sz w:val="22"/>
+                </w:rPr>
+                <m:t xml:space="preserve">2</m:t>
+              </m:r>
+            </m:den>
+          </m:f>
+          <m:r>
+            <w:rPr>
+              <w:rFonts w:ascii="Cambria Math" w:hAnsi="Cambria Math"/>
+              <w:sz w:val="22"/>
+            </w:rPr>
+            <m:t xml:space="preserve">,    </m:t>
+          </m:r>
+          <m:nary>
+            <m:naryPr>
+              <m:chr m:val="∑"/>
+              <m:limLoc m:val="subSup"/>
+            </m:naryPr>
+            <m:sub>
+              <m:r>
+                <w:rPr>
+                  <w:rFonts w:ascii="Cambria Math" w:hAnsi="Cambria Math"/>
+                  <w:sz w:val="22"/>
+                </w:rPr>
+                <m:t xml:space="preserve">i</m:t>
+              </m:r>
+            </m:sub>
+            <m:sup>
+              <m:r>
+                <w:rPr>
+                  <w:rFonts w:ascii="Cambria Math" w:hAnsi="Cambria Math"/>
+                  <w:sz w:val="22"/>
+                </w:rPr>
+                <m:t xml:space="preserve">N</m:t>
+              </m:r>
+            </m:sup>
+            <m:e>
+              <m:sSub>
+                <m:e>
+                  <m:r>
+                    <w:rPr>
+                      <w:rFonts w:ascii="Cambria Math" w:hAnsi="Cambria Math"/>
+                      <w:sz w:val="22"/>
+                    </w:rPr>
+                    <m:t xml:space="preserve">w</m:t>
+                  </m:r>
+                </m:e>
+                <m:sub>
+                  <m:r>
+                    <w:rPr>
+                      <w:rFonts w:ascii="Cambria Math" w:hAnsi="Cambria Math"/>
+                      <w:sz w:val="22"/>
+                    </w:rPr>
+                    <m:t xml:space="preserve">i</m:t>
+                  </m:r>
+                </m:sub>
+              </m:sSub>
+            </m:e>
+          </m:nary>
+          <m:r>
+            <w:rPr>
+              <w:rFonts w:ascii="Cambria Math" w:hAnsi="Cambria Math"/>
+              <w:sz w:val="22"/>
+            </w:rPr>
+            <m:t xml:space="preserve"> = R T</m:t>
+          </m:r>
+          <m:r>
+            <w:rPr>
+              <w:rFonts w:ascii="Cambria Math" w:hAnsi="Cambria Math"/>
+              <w:sz w:val="22"/>
+            </w:rPr>
+            <m:t xml:space="preserve">     (4)</m:t>
+          </m:r>
+        </m:oMath>
+      </m:oMathPara>
+    </w:p>
+    <w:p>
+      <w:pPr>
+        <w:widowControl/>
       </w:pPr>
       <w:r>
-        <w:t>粒子權重與窗口重用</w:t>
+        <w:t>對每個 R 與種子只計算一次最大窗口。較短 T 保留釋放年代在 −T 以後的粒子，維持原有權重，不重新正規化；此重用須通過獨立短窗口重跑檢查。人口權重或觀測抽樣相同時可共享數值工作，但不能把不同 R 的軌跡合併。</w:t>
       </w:r>
     </w:p>
     <w:p>
+      <w:pPr>
+        <w:widowControl/>
+      </w:pPr>
       <w:r>
-        <w:t>兩臂的總質量權重等於 ṀT。每個寬度 Δτ 的區間含兩顆示蹤粒子，因此每顆代表 ṀΔτ/2 的人口質量。增加粒子數應減少每顆權重，而不是增加真實逃逸量；模型粒子不等同一顆可觀測恆星。</w:t>
-      </w:r>
-    </w:p>
-    <w:p>
-      <w:r>
-        <w:t>恆定率、相同現在狀態、相同質量歷史與勢、忽略粒子間引力時，每個 Ṁ 僅積分到 T_max 一次。較小 T 取釋放年代 τ ≤ T 的子集，保留原權重，不重新正規化。子集邊界須對齊分層釋放區間，並以獨立短窗口積分檢查一致性。隨 T 重新正規化的非恆定歷史通常不能直接沿用此法。</w:t>
+        <w:t>先檢查不同逃逸年代對研究視野的可觀測貢獻。若較早粒子已離開視野，T 的後驗可能主要由先驗決定。平台不自動構成 T 的下限，更不能解讀為星團形成時間；延長網格前需檢查模型環境及數值成本。</w:t>
       </w:r>
     </w:p>
     <w:p>
@@ -2298,12 +2432,688 @@
         <w:pStyle w:val="Heading1"/>
       </w:pPr>
       <w:r>
-        <w:t>六 從粒子質量預測可觀測恆星</w:t>
+        <w:t>六 有外部量測依據的人口模型</w:t>
       </w:r>
     </w:p>
     <w:p>
+      <w:pPr>
+        <w:widowControl/>
+      </w:pPr>
       <w:r>
-        <w:t>動力學輸出只有相空間、釋放時間與代表質量，沒有天然的 G 星等或 RUWE。不能對粒子任意填入這些數字，再宣稱已重現 Gaia 選擇。我們以有來源的恆星人口模型將單位質量換算為各演化階段與星等的預期星數，再以機率式觀測模型估計通過選擇的比例。</w:t>
+        <w:t>原有 tilt=−1、0、+1 只作敏感度比較，不當成三個同樣可信的人口。新版使用祖星團全域現今質量函數的外部量測；以下式定義斜率，Salpeter 的 α 是 −2.3。保存官方資料表與雜湊，並識別以綠色標記的間接估計，不將其默認為直接量測 [1,5]。</w:t>
+      </w:r>
+    </w:p>
+    <w:p>
+      <w:pPr>
+        <w:keepLines/>
+        <w:spacing w:before="60" w:after="180"/>
+        <w:jc w:val="center"/>
+      </w:pPr>
+      <m:oMathPara>
+        <m:oMath>
+          <m:f>
+            <m:num>
+              <m:r>
+                <w:rPr>
+                  <w:rFonts w:ascii="Cambria Math" w:hAnsi="Cambria Math"/>
+                  <w:sz w:val="22"/>
+                </w:rPr>
+                <m:t xml:space="preserve">dN</m:t>
+              </m:r>
+            </m:num>
+            <m:den>
+              <m:r>
+                <w:rPr>
+                  <w:rFonts w:ascii="Cambria Math" w:hAnsi="Cambria Math"/>
+                  <w:sz w:val="22"/>
+                </w:rPr>
+                <m:t xml:space="preserve">dm</m:t>
+              </m:r>
+            </m:den>
+          </m:f>
+          <m:r>
+            <w:rPr>
+              <w:rFonts w:ascii="Cambria Math" w:hAnsi="Cambria Math"/>
+              <w:sz w:val="22"/>
+            </w:rPr>
+            <m:t xml:space="preserve"> ∝ </m:t>
+          </m:r>
+          <m:sSup>
+            <m:e>
+              <m:r>
+                <w:rPr>
+                  <w:rFonts w:ascii="Cambria Math" w:hAnsi="Cambria Math"/>
+                  <w:sz w:val="22"/>
+                </w:rPr>
+                <m:t xml:space="preserve">m</m:t>
+              </m:r>
+            </m:e>
+            <m:sup>
+              <m:r>
+                <w:rPr>
+                  <w:rFonts w:ascii="Cambria Math" w:hAnsi="Cambria Math"/>
+                  <w:sz w:val="22"/>
+                </w:rPr>
+                <m:t xml:space="preserve">α</m:t>
+              </m:r>
+            </m:sup>
+          </m:sSup>
+          <m:r>
+            <w:rPr>
+              <w:rFonts w:ascii="Cambria Math" w:hAnsi="Cambria Math"/>
+              <w:sz w:val="22"/>
+            </w:rPr>
+            <m:t xml:space="preserve">     (5)</m:t>
+          </m:r>
+        </m:oMath>
+      </m:oMathPara>
+    </w:p>
+    <w:tbl>
+      <w:tblPr>
+        <w:tblW w:type="auto" w:w="0"/>
+        <w:tblLayout w:type="fixed"/>
+        <w:tblLook w:firstColumn="1" w:firstRow="1" w:lastColumn="0" w:lastRow="0" w:noHBand="0" w:noVBand="1" w:val="04A0"/>
+      </w:tblPr>
+      <w:tblGrid>
+        <w:gridCol w:w="2041"/>
+        <w:gridCol w:w="1701"/>
+        <w:gridCol w:w="1928"/>
+        <w:gridCol w:w="3969"/>
+      </w:tblGrid>
+      <w:tr>
+        <w:trPr>
+          <w:cantSplit/>
+          <w:tblHeader/>
+        </w:trPr>
+        <w:tc>
+          <w:tcPr>
+            <w:tcW w:type="dxa" w:w="2041"/>
+            <w:vAlign w:val="center"/>
+            <w:shd w:fill="E7EEF4"/>
+            <w:tcBorders>
+              <w:top w:val="single" w:sz="4" w:color="D9D9D9"/>
+              <w:left w:val="single" w:sz="4" w:color="D9D9D9"/>
+              <w:bottom w:val="single" w:sz="4" w:color="D9D9D9"/>
+              <w:right w:val="single" w:sz="4" w:color="D9D9D9"/>
+            </w:tcBorders>
+            <w:tcMar>
+              <w:top w:w="80" w:type="dxa"/>
+              <w:bottom w:w="80" w:type="dxa"/>
+              <w:left w:w="90" w:type="dxa"/>
+              <w:right w:w="90" w:type="dxa"/>
+            </w:tcMar>
+          </w:tcPr>
+          <w:p>
+            <w:pPr>
+              <w:spacing w:after="40" w:before="40" w:line="259" w:lineRule="auto"/>
+              <w:jc w:val="center"/>
+            </w:pPr>
+            <w:r>
+              <w:rPr>
+                <w:b/>
+                <w:sz w:val="20"/>
+              </w:rPr>
+              <w:t>星團</w:t>
+            </w:r>
+          </w:p>
+        </w:tc>
+        <w:tc>
+          <w:tcPr>
+            <w:tcW w:type="dxa" w:w="1701"/>
+            <w:vAlign w:val="center"/>
+            <w:shd w:fill="E7EEF4"/>
+            <w:tcBorders>
+              <w:top w:val="single" w:sz="4" w:color="D9D9D9"/>
+              <w:left w:val="single" w:sz="4" w:color="D9D9D9"/>
+              <w:bottom w:val="single" w:sz="4" w:color="D9D9D9"/>
+              <w:right w:val="single" w:sz="4" w:color="D9D9D9"/>
+            </w:tcBorders>
+            <w:tcMar>
+              <w:top w:w="80" w:type="dxa"/>
+              <w:bottom w:w="80" w:type="dxa"/>
+              <w:left w:w="90" w:type="dxa"/>
+              <w:right w:w="90" w:type="dxa"/>
+            </w:tcMar>
+          </w:tcPr>
+          <w:p>
+            <w:pPr>
+              <w:spacing w:after="40" w:before="40" w:line="259" w:lineRule="auto"/>
+              <w:jc w:val="center"/>
+            </w:pPr>
+            <m:oMath>
+              <m:sSub>
+                <m:e>
+                  <m:r>
+                    <w:rPr>
+                      <w:rFonts w:ascii="Cambria Math" w:hAnsi="Cambria Math"/>
+                      <w:sz w:val="22"/>
+                    </w:rPr>
+                    <m:t xml:space="preserve">α</m:t>
+                  </m:r>
+                </m:e>
+                <m:sub>
+                  <m:r>
+                    <w:rPr>
+                      <w:rFonts w:ascii="Cambria Math" w:hAnsi="Cambria Math"/>
+                      <w:sz w:val="22"/>
+                    </w:rPr>
+                    <m:t xml:space="preserve">GC</m:t>
+                  </m:r>
+                </m:sub>
+              </m:sSub>
+            </m:oMath>
+          </w:p>
+        </w:tc>
+        <w:tc>
+          <w:tcPr>
+            <w:tcW w:type="dxa" w:w="1928"/>
+            <w:vAlign w:val="center"/>
+            <w:shd w:fill="E7EEF4"/>
+            <w:tcBorders>
+              <w:top w:val="single" w:sz="4" w:color="D9D9D9"/>
+              <w:left w:val="single" w:sz="4" w:color="D9D9D9"/>
+              <w:bottom w:val="single" w:sz="4" w:color="D9D9D9"/>
+              <w:right w:val="single" w:sz="4" w:color="D9D9D9"/>
+            </w:tcBorders>
+            <w:tcMar>
+              <w:top w:w="80" w:type="dxa"/>
+              <w:bottom w:w="80" w:type="dxa"/>
+              <w:left w:w="90" w:type="dxa"/>
+              <w:right w:w="90" w:type="dxa"/>
+            </w:tcMar>
+          </w:tcPr>
+          <w:p>
+            <w:pPr>
+              <w:spacing w:after="40" w:before="40" w:line="259" w:lineRule="auto"/>
+              <w:jc w:val="center"/>
+            </w:pPr>
+            <w:r>
+              <w:rPr>
+                <w:b/>
+                <w:sz w:val="20"/>
+              </w:rPr>
+              <w:t>量測誤差</w:t>
+            </w:r>
+          </w:p>
+        </w:tc>
+        <w:tc>
+          <w:tcPr>
+            <w:tcW w:type="dxa" w:w="3969"/>
+            <w:vAlign w:val="center"/>
+            <w:shd w:fill="E7EEF4"/>
+            <w:tcBorders>
+              <w:top w:val="single" w:sz="4" w:color="D9D9D9"/>
+              <w:left w:val="single" w:sz="4" w:color="D9D9D9"/>
+              <w:bottom w:val="single" w:sz="4" w:color="D9D9D9"/>
+              <w:right w:val="single" w:sz="4" w:color="D9D9D9"/>
+            </w:tcBorders>
+            <w:tcMar>
+              <w:top w:w="80" w:type="dxa"/>
+              <w:bottom w:w="80" w:type="dxa"/>
+              <w:left w:w="90" w:type="dxa"/>
+              <w:right w:w="90" w:type="dxa"/>
+            </w:tcMar>
+          </w:tcPr>
+          <w:p>
+            <w:pPr>
+              <w:spacing w:after="40" w:before="40" w:line="259" w:lineRule="auto"/>
+              <w:jc w:val="center"/>
+            </w:pPr>
+            <w:r>
+              <w:rPr>
+                <w:b/>
+                <w:sz w:val="20"/>
+              </w:rPr>
+              <w:t>量測質量範圍</w:t>
+            </w:r>
+          </w:p>
+        </w:tc>
+      </w:tr>
+      <w:tr>
+        <w:trPr>
+          <w:cantSplit/>
+        </w:trPr>
+        <w:tc>
+          <w:tcPr>
+            <w:tcW w:type="dxa" w:w="2041"/>
+            <w:vAlign w:val="center"/>
+            <w:shd w:fill="FFFFFF"/>
+            <w:tcBorders>
+              <w:top w:val="single" w:sz="4" w:color="D9D9D9"/>
+              <w:left w:val="single" w:sz="4" w:color="D9D9D9"/>
+              <w:bottom w:val="single" w:sz="4" w:color="D9D9D9"/>
+              <w:right w:val="single" w:sz="4" w:color="D9D9D9"/>
+            </w:tcBorders>
+            <w:tcMar>
+              <w:top w:w="80" w:type="dxa"/>
+              <w:bottom w:w="80" w:type="dxa"/>
+              <w:left w:w="90" w:type="dxa"/>
+              <w:right w:w="90" w:type="dxa"/>
+            </w:tcMar>
+          </w:tcPr>
+          <w:p>
+            <w:pPr>
+              <w:spacing w:after="40" w:before="40" w:line="259" w:lineRule="auto"/>
+              <w:jc w:val="left"/>
+            </w:pPr>
+            <w:r>
+              <w:rPr>
+                <w:b w:val="0"/>
+                <w:sz w:val="20"/>
+              </w:rPr>
+              <w:t>Pal 5</w:t>
+            </w:r>
+          </w:p>
+        </w:tc>
+        <w:tc>
+          <w:tcPr>
+            <w:tcW w:type="dxa" w:w="1701"/>
+            <w:vAlign w:val="center"/>
+            <w:shd w:fill="FFFFFF"/>
+            <w:tcBorders>
+              <w:top w:val="single" w:sz="4" w:color="D9D9D9"/>
+              <w:left w:val="single" w:sz="4" w:color="D9D9D9"/>
+              <w:bottom w:val="single" w:sz="4" w:color="D9D9D9"/>
+              <w:right w:val="single" w:sz="4" w:color="D9D9D9"/>
+            </w:tcBorders>
+            <w:tcMar>
+              <w:top w:w="80" w:type="dxa"/>
+              <w:bottom w:w="80" w:type="dxa"/>
+              <w:left w:w="90" w:type="dxa"/>
+              <w:right w:w="90" w:type="dxa"/>
+            </w:tcMar>
+          </w:tcPr>
+          <w:p>
+            <w:pPr>
+              <w:spacing w:after="40" w:before="40" w:line="259" w:lineRule="auto"/>
+              <w:jc w:val="center"/>
+            </w:pPr>
+            <w:r>
+              <w:rPr>
+                <w:b w:val="0"/>
+                <w:sz w:val="20"/>
+              </w:rPr>
+              <w:t>−0.84</w:t>
+            </w:r>
+          </w:p>
+        </w:tc>
+        <w:tc>
+          <w:tcPr>
+            <w:tcW w:type="dxa" w:w="1928"/>
+            <w:vAlign w:val="center"/>
+            <w:shd w:fill="FFFFFF"/>
+            <w:tcBorders>
+              <w:top w:val="single" w:sz="4" w:color="D9D9D9"/>
+              <w:left w:val="single" w:sz="4" w:color="D9D9D9"/>
+              <w:bottom w:val="single" w:sz="4" w:color="D9D9D9"/>
+              <w:right w:val="single" w:sz="4" w:color="D9D9D9"/>
+            </w:tcBorders>
+            <w:tcMar>
+              <w:top w:w="80" w:type="dxa"/>
+              <w:bottom w:w="80" w:type="dxa"/>
+              <w:left w:w="90" w:type="dxa"/>
+              <w:right w:w="90" w:type="dxa"/>
+            </w:tcMar>
+          </w:tcPr>
+          <w:p>
+            <w:pPr>
+              <w:spacing w:after="40" w:before="40" w:line="259" w:lineRule="auto"/>
+              <w:jc w:val="center"/>
+            </w:pPr>
+            <w:r>
+              <w:rPr>
+                <w:b w:val="0"/>
+                <w:sz w:val="20"/>
+              </w:rPr>
+              <w:t>0.19</w:t>
+            </w:r>
+          </w:p>
+        </w:tc>
+        <w:tc>
+          <w:tcPr>
+            <w:tcW w:type="dxa" w:w="3969"/>
+            <w:vAlign w:val="center"/>
+            <w:shd w:fill="FFFFFF"/>
+            <w:tcBorders>
+              <w:top w:val="single" w:sz="4" w:color="D9D9D9"/>
+              <w:left w:val="single" w:sz="4" w:color="D9D9D9"/>
+              <w:bottom w:val="single" w:sz="4" w:color="D9D9D9"/>
+              <w:right w:val="single" w:sz="4" w:color="D9D9D9"/>
+            </w:tcBorders>
+            <w:tcMar>
+              <w:top w:w="80" w:type="dxa"/>
+              <w:bottom w:w="80" w:type="dxa"/>
+              <w:left w:w="90" w:type="dxa"/>
+              <w:right w:w="90" w:type="dxa"/>
+            </w:tcMar>
+          </w:tcPr>
+          <w:p>
+            <w:pPr>
+              <w:spacing w:after="40" w:before="40" w:line="259" w:lineRule="auto"/>
+              <w:jc w:val="center"/>
+            </w:pPr>
+            <w:r>
+              <w:rPr>
+                <w:b w:val="0"/>
+                <w:sz w:val="20"/>
+              </w:rPr>
+              <w:t>0.29–0.81 M☉</w:t>
+            </w:r>
+          </w:p>
+        </w:tc>
+      </w:tr>
+      <w:tr>
+        <w:trPr>
+          <w:cantSplit/>
+        </w:trPr>
+        <w:tc>
+          <w:tcPr>
+            <w:tcW w:type="dxa" w:w="2041"/>
+            <w:vAlign w:val="center"/>
+            <w:shd w:fill="F7F9FB"/>
+            <w:tcBorders>
+              <w:top w:val="single" w:sz="4" w:color="D9D9D9"/>
+              <w:left w:val="single" w:sz="4" w:color="D9D9D9"/>
+              <w:bottom w:val="single" w:sz="4" w:color="D9D9D9"/>
+              <w:right w:val="single" w:sz="4" w:color="D9D9D9"/>
+            </w:tcBorders>
+            <w:tcMar>
+              <w:top w:w="80" w:type="dxa"/>
+              <w:bottom w:w="80" w:type="dxa"/>
+              <w:left w:w="90" w:type="dxa"/>
+              <w:right w:w="90" w:type="dxa"/>
+            </w:tcMar>
+          </w:tcPr>
+          <w:p>
+            <w:pPr>
+              <w:spacing w:after="40" w:before="40" w:line="259" w:lineRule="auto"/>
+              <w:jc w:val="left"/>
+            </w:pPr>
+            <w:r>
+              <w:rPr>
+                <w:b w:val="0"/>
+                <w:sz w:val="20"/>
+              </w:rPr>
+              <w:t>NGC 288</w:t>
+            </w:r>
+          </w:p>
+        </w:tc>
+        <w:tc>
+          <w:tcPr>
+            <w:tcW w:type="dxa" w:w="1701"/>
+            <w:vAlign w:val="center"/>
+            <w:shd w:fill="F7F9FB"/>
+            <w:tcBorders>
+              <w:top w:val="single" w:sz="4" w:color="D9D9D9"/>
+              <w:left w:val="single" w:sz="4" w:color="D9D9D9"/>
+              <w:bottom w:val="single" w:sz="4" w:color="D9D9D9"/>
+              <w:right w:val="single" w:sz="4" w:color="D9D9D9"/>
+            </w:tcBorders>
+            <w:tcMar>
+              <w:top w:w="80" w:type="dxa"/>
+              <w:bottom w:w="80" w:type="dxa"/>
+              <w:left w:w="90" w:type="dxa"/>
+              <w:right w:w="90" w:type="dxa"/>
+            </w:tcMar>
+          </w:tcPr>
+          <w:p>
+            <w:pPr>
+              <w:spacing w:after="40" w:before="40" w:line="259" w:lineRule="auto"/>
+              <w:jc w:val="center"/>
+            </w:pPr>
+            <w:r>
+              <w:rPr>
+                <w:b w:val="0"/>
+                <w:sz w:val="20"/>
+              </w:rPr>
+              <w:t>−0.66</w:t>
+            </w:r>
+          </w:p>
+        </w:tc>
+        <w:tc>
+          <w:tcPr>
+            <w:tcW w:type="dxa" w:w="1928"/>
+            <w:vAlign w:val="center"/>
+            <w:shd w:fill="F7F9FB"/>
+            <w:tcBorders>
+              <w:top w:val="single" w:sz="4" w:color="D9D9D9"/>
+              <w:left w:val="single" w:sz="4" w:color="D9D9D9"/>
+              <w:bottom w:val="single" w:sz="4" w:color="D9D9D9"/>
+              <w:right w:val="single" w:sz="4" w:color="D9D9D9"/>
+            </w:tcBorders>
+            <w:tcMar>
+              <w:top w:w="80" w:type="dxa"/>
+              <w:bottom w:w="80" w:type="dxa"/>
+              <w:left w:w="90" w:type="dxa"/>
+              <w:right w:w="90" w:type="dxa"/>
+            </w:tcMar>
+          </w:tcPr>
+          <w:p>
+            <w:pPr>
+              <w:spacing w:after="40" w:before="40" w:line="259" w:lineRule="auto"/>
+              <w:jc w:val="center"/>
+            </w:pPr>
+            <w:r>
+              <w:rPr>
+                <w:b w:val="0"/>
+                <w:sz w:val="20"/>
+              </w:rPr>
+              <w:t>0.11</w:t>
+            </w:r>
+          </w:p>
+        </w:tc>
+        <w:tc>
+          <w:tcPr>
+            <w:tcW w:type="dxa" w:w="3969"/>
+            <w:vAlign w:val="center"/>
+            <w:shd w:fill="F7F9FB"/>
+            <w:tcBorders>
+              <w:top w:val="single" w:sz="4" w:color="D9D9D9"/>
+              <w:left w:val="single" w:sz="4" w:color="D9D9D9"/>
+              <w:bottom w:val="single" w:sz="4" w:color="D9D9D9"/>
+              <w:right w:val="single" w:sz="4" w:color="D9D9D9"/>
+            </w:tcBorders>
+            <w:tcMar>
+              <w:top w:w="80" w:type="dxa"/>
+              <w:bottom w:w="80" w:type="dxa"/>
+              <w:left w:w="90" w:type="dxa"/>
+              <w:right w:w="90" w:type="dxa"/>
+            </w:tcMar>
+          </w:tcPr>
+          <w:p>
+            <w:pPr>
+              <w:spacing w:after="40" w:before="40" w:line="259" w:lineRule="auto"/>
+              <w:jc w:val="center"/>
+            </w:pPr>
+            <w:r>
+              <w:rPr>
+                <w:b w:val="0"/>
+                <w:sz w:val="20"/>
+              </w:rPr>
+              <w:t>0.22–0.82 M☉</w:t>
+            </w:r>
+          </w:p>
+        </w:tc>
+      </w:tr>
+    </w:tbl>
+    <w:p>
+      <w:pPr>
+        <w:spacing w:after="20"/>
+      </w:pPr>
+    </w:p>
+    <w:p>
+      <w:pPr>
+        <w:widowControl/>
+      </w:pPr>
+      <w:r>
+        <w:t>目前等時線採用值為：Pal 5 年齡 11 Gyr、[M/H]=−1.40；NGC288 年齡 11.5 Gyr、[M/H]=−1.32，兩者的基準 E(B−V) 均為 0.03。這些是條件式採用值，不是本研究重測；scaled-solar 的 [M/H] 不能自動等同含 α 元素增豐的光譜 [Fe/H]。</w:t>
+      </w:r>
+    </w:p>
+    <w:p>
+      <w:pPr>
+        <w:keepLines/>
+        <w:spacing w:before="60" w:after="180"/>
+        <w:jc w:val="center"/>
+      </w:pPr>
+      <m:oMathPara>
+        <m:oMath>
+          <m:sSub>
+            <m:e>
+              <m:r>
+                <w:rPr>
+                  <w:rFonts w:ascii="Cambria Math" w:hAnsi="Cambria Math"/>
+                  <w:sz w:val="22"/>
+                </w:rPr>
+                <m:t xml:space="preserve">α</m:t>
+              </m:r>
+            </m:e>
+            <m:sub>
+              <m:r>
+                <w:rPr>
+                  <w:rFonts w:ascii="Cambria Math" w:hAnsi="Cambria Math"/>
+                  <w:sz w:val="22"/>
+                </w:rPr>
+                <m:t xml:space="preserve">esc</m:t>
+              </m:r>
+            </m:sub>
+          </m:sSub>
+          <m:r>
+            <w:rPr>
+              <w:rFonts w:ascii="Cambria Math" w:hAnsi="Cambria Math"/>
+              <w:sz w:val="22"/>
+            </w:rPr>
+            <m:t xml:space="preserve"> = </m:t>
+          </m:r>
+          <m:sSub>
+            <m:e>
+              <m:r>
+                <w:rPr>
+                  <w:rFonts w:ascii="Cambria Math" w:hAnsi="Cambria Math"/>
+                  <w:sz w:val="22"/>
+                </w:rPr>
+                <m:t xml:space="preserve">α</m:t>
+              </m:r>
+            </m:e>
+            <m:sub>
+              <m:r>
+                <w:rPr>
+                  <w:rFonts w:ascii="Cambria Math" w:hAnsi="Cambria Math"/>
+                  <w:sz w:val="22"/>
+                </w:rPr>
+                <m:t xml:space="preserve">GC</m:t>
+              </m:r>
+            </m:sub>
+          </m:sSub>
+          <m:r>
+            <w:rPr>
+              <w:rFonts w:ascii="Cambria Math" w:hAnsi="Cambria Math"/>
+              <w:sz w:val="22"/>
+            </w:rPr>
+            <m:t xml:space="preserve"> + δ,    </m:t>
+          </m:r>
+          <m:sSub>
+            <m:e>
+              <m:r>
+                <w:rPr>
+                  <w:rFonts w:ascii="Cambria Math" w:hAnsi="Cambria Math"/>
+                  <w:sz w:val="22"/>
+                </w:rPr>
+                <m:t xml:space="preserve">α</m:t>
+              </m:r>
+            </m:e>
+            <m:sub>
+              <m:r>
+                <w:rPr>
+                  <w:rFonts w:ascii="Cambria Math" w:hAnsi="Cambria Math"/>
+                  <w:sz w:val="22"/>
+                </w:rPr>
+                <m:t xml:space="preserve">GC</m:t>
+              </m:r>
+            </m:sub>
+          </m:sSub>
+          <m:r>
+            <w:rPr>
+              <w:rFonts w:ascii="Cambria Math" w:hAnsi="Cambria Math"/>
+              <w:sz w:val="22"/>
+            </w:rPr>
+            <m:t xml:space="preserve"> ∼ N(μ, </m:t>
+          </m:r>
+          <m:sSup>
+            <m:e>
+              <m:r>
+                <w:rPr>
+                  <w:rFonts w:ascii="Cambria Math" w:hAnsi="Cambria Math"/>
+                  <w:sz w:val="22"/>
+                </w:rPr>
+                <m:t xml:space="preserve">σ</m:t>
+              </m:r>
+            </m:e>
+            <m:sup>
+              <m:r>
+                <w:rPr>
+                  <w:rFonts w:ascii="Cambria Math" w:hAnsi="Cambria Math"/>
+                  <w:sz w:val="22"/>
+                </w:rPr>
+                <m:t xml:space="preserve">2</m:t>
+              </m:r>
+            </m:sup>
+          </m:sSup>
+          <m:r>
+            <w:rPr>
+              <w:rFonts w:ascii="Cambria Math" w:hAnsi="Cambria Math"/>
+              <w:sz w:val="22"/>
+            </w:rPr>
+            <m:t xml:space="preserve">)</m:t>
+          </m:r>
+          <m:r>
+            <w:rPr>
+              <w:rFonts w:ascii="Cambria Math" w:hAnsi="Cambria Math"/>
+              <w:sz w:val="22"/>
+            </w:rPr>
+            <m:t xml:space="preserve">     (6)</m:t>
+          </m:r>
+        </m:oMath>
+      </m:oMathPara>
+    </w:p>
+    <w:p>
+      <w:pPr>
+        <w:widowControl/>
+      </w:pPr>
+      <w:r>
+        <w:t>高斯分布是用量測平均與所報誤差建立的條件近似。δ=0 假設逃逸族群與祖星團全域質量函數相同；δ=−0.5、−1 分別測試較偏向低質量星的逃逸族群。三種 δ 是分開的轉移假設，沒有量測依據時不給它們任意等權機率。文獻採全域質量函數作修正，也不等於實測了逃逸族群 [6,7]。</w:t>
+      </w:r>
+    </w:p>
+    <w:p>
+      <w:pPr>
+        <w:widowControl/>
+      </w:pPr>
+      <w:r>
+        <w:t xml:space="preserve">以五點 Gauss–Hermite 求積傳播 </w:t>
+      </w:r>
+      <m:oMath>
+        <m:sSub>
+          <m:e>
+            <m:r>
+              <w:rPr>
+                <w:rFonts w:ascii="Cambria Math" w:hAnsi="Cambria Math"/>
+                <w:sz w:val="22"/>
+              </w:rPr>
+              <m:t xml:space="preserve">α</m:t>
+            </m:r>
+          </m:e>
+          <m:sub>
+            <m:r>
+              <w:rPr>
+                <w:rFonts w:ascii="Cambria Math" w:hAnsi="Cambria Math"/>
+                <w:sz w:val="22"/>
+              </w:rPr>
+              <m:t xml:space="preserve">GC</m:t>
+            </m:r>
+          </m:sub>
+        </m:sSub>
+      </m:oMath>
+      <w:r>
+        <w:t xml:space="preserve"> 的量測不確定性；求積權重不是手動調整 q 的權重，也不是五個等機率模型。以較高階求積另跑相同資料，檢查後驗與分位數穩定性。</w:t>
       </w:r>
     </w:p>
     <w:p>
@@ -2311,40 +3121,23 @@
         <w:pStyle w:val="Heading2"/>
       </w:pPr>
       <w:r>
-        <w:t>人口與質量正規化</w:t>
-      </w:r>
-    </w:p>
-    <w:p>
-      <w:r>
-        <w:t>使用官方 PARSEC 等時線與 Gaia EDR3／DR3 通帶 [7]。每個星團需採用有來源的年齡、總金屬量、消光與人口混合比例；[Fe/H] 不直接等於 alpha 增強人口的 [M/H]。等時線依現今存活恆星質量正規化，排除非物理終止點，記錄涵蓋的質量下限與是否包含殘骸。</w:t>
-      </w:r>
-    </w:p>
-    <w:p>
-      <w:r>
-        <w:t>Pal 5 現有條件式基準採年齡 11 Gyr、縮放太陽元素比例的 [M/H] = −1.4、E(B−V) = 0.03；這些不是本次重新估計值。人口權重乘以 (m/0.5 M☉) 的 −1、0、+1 次方後重新正規化，僅作逃逸質量函數敏感度情境，不代表已量得的逃逸質量函數或信賴界限。其他星團不能照搬。</w:t>
+        <w:t>等時線權重與不可見質量</w:t>
       </w:r>
     </w:p>
     <w:p>
       <w:pPr>
-        <w:pStyle w:val="Heading2"/>
+        <w:widowControl/>
       </w:pPr>
       <w:r>
-        <w:t>入表完整率與條件品質通過率</w:t>
+        <w:t>採官方 PARSEC 等時線與 Gaia 通帶，核對回傳年齡及金屬量與請求一致 [8]。利用主序星的初始／現今質量映射作數目求積；演化後的節點保留細小的祖星質量間隔，不把每列等時線當成等機率，也不將巨星經風損失後的質量視為新的出生質量。</w:t>
       </w:r>
     </w:p>
     <w:p>
+      <w:pPr>
+        <w:widowControl/>
+      </w:pPr>
       <w:r>
-        <w:t>入表完整率使用官方 GaiaUnlimited TCG 地圖 [8]。已入表之後能否取得所需量測、通過品質條件，另外由各星團附近不經成員或品質篩選的 Gaia 母樣本校正。母樣本可由 random_index 獨立抽樣，但須拒絕 TAP 錯誤、溢出、重複來源或不完整下載；不可把查詢前 N 顆當成隨機樣本。</w:t>
-      </w:r>
-    </w:p>
-    <w:p>
-      <w:r>
-        <w:t>先分開訓練與保留樣本，評估品質機率的支持範圍，再擬合完整母樣本。以位置、星等與顏色相近的真實母樣本星作誤差供體，保留天體測量協方差；不足供體或無校正支持的區域須明確標示。場星校正移轉至逃逸人口是否合適仍需檢查，並避免對同一漏失重複乘上完整率。</w:t>
-      </w:r>
-    </w:p>
-    <w:p>
-      <w:r>
-        <w:t>對每個質量粒子累積人口節點的預期可觀測貢獻，再重現原始下載框、品質、視差、自行、CMD 與天空遮罩。現有視差零點僅使用明示的純量情境，尚非逐星零點校正；固定場內消光也不代替差異消光圖。這些限制納入系統誤差評估。</w:t>
+        <w:t>每組人口以實際存活質量正規化。量測範圍外的單斜率延伸仍屬外推；等時線下限外的暗星、殘骸與雙星沒有自動補回。scaled-solar 金屬量、氦與差異消光的近似亦須保留為限制，不能只靠人口先驗宣稱得到完整星團的絕對質量流失率。</w:t>
       </w:r>
     </w:p>
     <w:p>
@@ -2357,17 +3150,53 @@
         <w:pStyle w:val="Heading1"/>
       </w:pPr>
       <w:r>
-        <w:t>七 觀測計數的統計比較</w:t>
-      </w:r>
-    </w:p>
-    <w:p>
-      <w:r>
-        <w:t>以 n_j 表示第 j 個擬合像素的整數觀測計數，b_j 為背景期望圖，s_jk 為人口與觀測校正狀態 k 下的預測訊號。對指定 T、Ṁ 及人口情境，像素平均值為：</w:t>
+        <w:t>七 觀測模板與計數似然</w:t>
       </w:r>
     </w:p>
     <w:p>
       <w:pPr>
-        <w:spacing w:after="160"/>
+        <w:pStyle w:val="Heading2"/>
+      </w:pPr>
+      <w:r>
+        <w:t>模擬資料通過觀測程序</w:t>
+      </w:r>
+    </w:p>
+    <w:p>
+      <w:pPr>
+        <w:widowControl/>
+      </w:pPr>
+      <w:r>
+        <w:t>將粒子質量代表量轉為各人口節點的預期星數，再依粒子距離、等時線與明示消光產生無雜訊星等。Gaia 入表完整率使用指定版本的選擇函數；欄位可用率與品質通過率由各星團母樣本估計。入表完整率不自動包含後續 RUWE、顏色、自行與 CMD 條件 [10,11]。</w:t>
+      </w:r>
+    </w:p>
+    <w:p>
+      <w:pPr>
+        <w:widowControl/>
+      </w:pPr>
+      <w:r>
+        <w:t>觀測誤差從自身 Gaia 母樣本的星等、顏色與天空位置鄰近捐贈星抽取，保留視差及兩分量自行的協方差。加入量測擾動後再套用凍結的科學選星。品質校正狀態由每個 cell 的 Beta 分布抽樣，同一 cell 的機率在該狀態內共用，不逐粒子獨立重抽。</w:t>
+      </w:r>
+    </w:p>
+    <w:p>
+      <w:pPr>
+        <w:widowControl/>
+      </w:pPr>
+      <w:r>
+        <w:t>32 次觀測抽樣用於積分測量雜訊；8 個品質校正狀態表示校正不確定性。3 組獨立動力學種子先平均預期模板，再評估校正狀態的 mixture likelihood；其有限動力學取樣誤差另作收斂診斷，不能把觀測重抽當成新增獨立軌跡。</w:t>
+      </w:r>
+    </w:p>
+    <w:p>
+      <w:pPr>
+        <w:pStyle w:val="Heading2"/>
+      </w:pPr>
+      <w:r>
+        <w:t>Poisson mixture likelihood</w:t>
+      </w:r>
+    </w:p>
+    <w:p>
+      <w:pPr>
+        <w:keepLines/>
+        <w:spacing w:before="60" w:after="180"/>
         <w:jc w:val="center"/>
       </w:pPr>
       <m:oMathPara>
@@ -2375,285 +3204,331 @@
           <m:sSub>
             <m:e>
               <m:r>
-                <m:rPr>
-                  <m:nor/>
-                </m:rPr>
-                <m:t>λ</m:t>
+                <w:rPr>
+                  <w:rFonts w:ascii="Cambria Math" w:hAnsi="Cambria Math"/>
+                  <w:sz w:val="22"/>
+                </w:rPr>
+                <m:t xml:space="preserve">λ</m:t>
               </m:r>
             </m:e>
             <m:sub>
               <m:r>
-                <m:rPr>
-                  <m:nor/>
-                </m:rPr>
-                <m:t>jk</m:t>
+                <w:rPr>
+                  <w:rFonts w:ascii="Cambria Math" w:hAnsi="Cambria Math"/>
+                  <w:sz w:val="22"/>
+                </w:rPr>
+                <m:t xml:space="preserve">jc</m:t>
               </m:r>
             </m:sub>
           </m:sSub>
           <m:r>
-            <m:rPr>
-              <m:nor/>
-            </m:rPr>
-            <m:t> = </m:t>
+            <w:rPr>
+              <w:rFonts w:ascii="Cambria Math" w:hAnsi="Cambria Math"/>
+              <w:sz w:val="22"/>
+            </w:rPr>
+            <m:t xml:space="preserve"> = </m:t>
           </m:r>
           <m:sSub>
             <m:e>
               <m:r>
-                <m:rPr>
-                  <m:nor/>
-                </m:rPr>
-                <m:t>s</m:t>
+                <w:rPr>
+                  <w:rFonts w:ascii="Cambria Math" w:hAnsi="Cambria Math"/>
+                  <w:sz w:val="22"/>
+                </w:rPr>
+                <m:t xml:space="preserve">s</m:t>
               </m:r>
             </m:e>
             <m:sub>
               <m:r>
-                <m:rPr>
-                  <m:nor/>
-                </m:rPr>
-                <m:t>jk</m:t>
+                <w:rPr>
+                  <w:rFonts w:ascii="Cambria Math" w:hAnsi="Cambria Math"/>
+                  <w:sz w:val="22"/>
+                </w:rPr>
+                <m:t xml:space="preserve">jc</m:t>
               </m:r>
             </m:sub>
           </m:sSub>
           <m:r>
-            <m:rPr>
-              <m:nor/>
-            </m:rPr>
-            <m:t>(T,Ṁ) + β </m:t>
+            <w:rPr>
+              <w:rFonts w:ascii="Cambria Math" w:hAnsi="Cambria Math"/>
+              <w:sz w:val="22"/>
+            </w:rPr>
+            <m:t xml:space="preserve">(R,T,α) + β </m:t>
           </m:r>
           <m:sSub>
             <m:e>
               <m:r>
-                <m:rPr>
-                  <m:nor/>
-                </m:rPr>
-                <m:t>b</m:t>
+                <w:rPr>
+                  <w:rFonts w:ascii="Cambria Math" w:hAnsi="Cambria Math"/>
+                  <w:sz w:val="22"/>
+                </w:rPr>
+                <m:t xml:space="preserve">b</m:t>
               </m:r>
             </m:e>
             <m:sub>
               <m:r>
-                <m:rPr>
-                  <m:nor/>
-                </m:rPr>
-                <m:t>j</m:t>
+                <w:rPr>
+                  <w:rFonts w:ascii="Cambria Math" w:hAnsi="Cambria Math"/>
+                  <w:sz w:val="22"/>
+                </w:rPr>
+                <m:t xml:space="preserve">j</m:t>
               </m:r>
             </m:sub>
           </m:sSub>
           <m:r>
-            <m:rPr>
-              <m:nor/>
-            </m:rPr>
-            <m:t>,　β ≥ 0</m:t>
+            <w:rPr>
+              <w:rFonts w:ascii="Cambria Math" w:hAnsi="Cambria Math"/>
+              <w:sz w:val="22"/>
+            </w:rPr>
+            <m:t xml:space="preserve">     (7)</m:t>
           </m:r>
         </m:oMath>
       </m:oMathPara>
     </w:p>
     <w:p>
+      <w:pPr>
+        <w:widowControl/>
+      </w:pPr>
+      <m:oMath>
+        <m:sSub>
+          <m:e>
+            <m:r>
+              <w:rPr>
+                <w:rFonts w:ascii="Cambria Math" w:hAnsi="Cambria Math"/>
+                <w:sz w:val="22"/>
+              </w:rPr>
+              <m:t xml:space="preserve">n</m:t>
+            </m:r>
+          </m:e>
+          <m:sub>
+            <m:r>
+              <w:rPr>
+                <w:rFonts w:ascii="Cambria Math" w:hAnsi="Cambria Math"/>
+                <w:sz w:val="22"/>
+              </w:rPr>
+              <m:t xml:space="preserve">j</m:t>
+            </m:r>
+          </m:sub>
+        </m:sSub>
+      </m:oMath>
       <w:r>
-        <w:t>條件於一個校正狀態，使用各像素 Poisson 機率的乘積；再對 K 個對齊校正狀態取等權混合。這些狀態不是 K 份獨立觀測，不能把混合寫成額外資料乘積。獨立動力學種子的訊號模板先平均，再建立同一個觀測的 likelihood。</w:t>
+        <w:t xml:space="preserve"> 是第 j 個研究像素的整數觀測星數，</w:t>
+      </w:r>
+      <m:oMath>
+        <m:sSub>
+          <m:e>
+            <m:r>
+              <w:rPr>
+                <w:rFonts w:ascii="Cambria Math" w:hAnsi="Cambria Math"/>
+                <w:sz w:val="22"/>
+              </w:rPr>
+              <m:t xml:space="preserve">b</m:t>
+            </m:r>
+          </m:e>
+          <m:sub>
+            <m:r>
+              <w:rPr>
+                <w:rFonts w:ascii="Cambria Math" w:hAnsi="Cambria Math"/>
+                <w:sz w:val="22"/>
+              </w:rPr>
+              <m:t xml:space="preserve">j</m:t>
+            </m:r>
+          </m:sub>
+        </m:sSub>
+      </m:oMath>
+      <w:r>
+        <w:t xml:space="preserve"> 是凍結背景模板，</w:t>
+      </w:r>
+      <m:oMath>
+        <m:sSub>
+          <m:e>
+            <m:r>
+              <w:rPr>
+                <w:rFonts w:ascii="Cambria Math" w:hAnsi="Cambria Math"/>
+                <w:sz w:val="22"/>
+              </w:rPr>
+              <m:t xml:space="preserve">s</m:t>
+            </m:r>
+          </m:e>
+          <m:sub>
+            <m:r>
+              <w:rPr>
+                <w:rFonts w:ascii="Cambria Math" w:hAnsi="Cambria Math"/>
+                <w:sz w:val="22"/>
+              </w:rPr>
+              <m:t xml:space="preserve">jc</m:t>
+            </m:r>
+          </m:sub>
+        </m:sSub>
+      </m:oMath>
+      <w:r>
+        <w:t xml:space="preserve"> 是第 c 個品質校正狀態下的預期訊號星數。模型的單位是每個擬合像素的星數，而非經平滑後的非整數觀測。</w:t>
       </w:r>
     </w:p>
     <w:p>
       <w:pPr>
-        <w:spacing w:after="160"/>
+        <w:keepLines/>
+        <w:spacing w:before="60" w:after="180"/>
         <w:jc w:val="center"/>
       </w:pPr>
       <m:oMathPara>
         <m:oMath>
           <m:r>
-            <m:rPr>
-              <m:nor/>
-            </m:rPr>
-            <m:t>L(T,Ṁ,β) = </m:t>
+            <w:rPr>
+              <w:rFonts w:ascii="Cambria Math" w:hAnsi="Cambria Math"/>
+              <w:sz w:val="22"/>
+            </w:rPr>
+            <m:t xml:space="preserve">L(D | R,T,β,α) = </m:t>
           </m:r>
           <m:f>
             <m:num>
               <m:r>
-                <m:rPr>
-                  <m:nor/>
-                </m:rPr>
-                <m:t>1</m:t>
+                <w:rPr>
+                  <w:rFonts w:ascii="Cambria Math" w:hAnsi="Cambria Math"/>
+                  <w:sz w:val="22"/>
+                </w:rPr>
+                <m:t xml:space="preserve">1</m:t>
               </m:r>
             </m:num>
             <m:den>
               <m:r>
-                <m:rPr>
-                  <m:nor/>
-                </m:rPr>
-                <m:t>K</m:t>
+                <w:rPr>
+                  <w:rFonts w:ascii="Cambria Math" w:hAnsi="Cambria Math"/>
+                  <w:sz w:val="22"/>
+                </w:rPr>
+                <m:t xml:space="preserve">C</m:t>
               </m:r>
             </m:den>
           </m:f>
-          <m:r>
-            <m:rPr>
-              <m:nor/>
-            </m:rPr>
-            <m:t> ∑</m:t>
-          </m:r>
-          <m:sSub>
-            <m:e>
-              <m:r>
-                <m:rPr>
-                  <m:nor/>
-                </m:rPr>
-                <m:t> </m:t>
-              </m:r>
-            </m:e>
+          <m:nary>
+            <m:naryPr>
+              <m:chr m:val="∑"/>
+              <m:limLoc m:val="subSup"/>
+            </m:naryPr>
             <m:sub>
               <m:r>
-                <m:rPr>
-                  <m:nor/>
-                </m:rPr>
-                <m:t>k</m:t>
+                <w:rPr>
+                  <w:rFonts w:ascii="Cambria Math" w:hAnsi="Cambria Math"/>
+                  <w:sz w:val="22"/>
+                </w:rPr>
+                <m:t xml:space="preserve">c=1</m:t>
               </m:r>
             </m:sub>
-          </m:sSub>
+            <m:sup>
+              <m:r>
+                <w:rPr>
+                  <w:rFonts w:ascii="Cambria Math" w:hAnsi="Cambria Math"/>
+                  <w:sz w:val="22"/>
+                </w:rPr>
+                <m:t xml:space="preserve">C</m:t>
+              </m:r>
+            </m:sup>
+            <m:e>
+              <m:nary>
+                <m:naryPr>
+                  <m:chr m:val="∏"/>
+                  <m:limLoc m:val="subSup"/>
+                </m:naryPr>
+                <m:sub>
+                  <m:r>
+                    <w:rPr>
+                      <w:rFonts w:ascii="Cambria Math" w:hAnsi="Cambria Math"/>
+                      <w:sz w:val="22"/>
+                    </w:rPr>
+                    <m:t xml:space="preserve">j=1</m:t>
+                  </m:r>
+                </m:sub>
+                <m:sup>
+                  <m:r>
+                    <w:rPr>
+                      <w:rFonts w:ascii="Cambria Math" w:hAnsi="Cambria Math"/>
+                      <w:sz w:val="22"/>
+                    </w:rPr>
+                    <m:t xml:space="preserve">J</m:t>
+                  </m:r>
+                </m:sup>
+                <m:e>
+                  <m:r>
+                    <w:rPr>
+                      <w:rFonts w:ascii="Cambria Math" w:hAnsi="Cambria Math"/>
+                      <w:sz w:val="22"/>
+                    </w:rPr>
+                    <m:t xml:space="preserve">Poisson(</m:t>
+                  </m:r>
+                  <m:sSub>
+                    <m:e>
+                      <m:r>
+                        <w:rPr>
+                          <w:rFonts w:ascii="Cambria Math" w:hAnsi="Cambria Math"/>
+                          <w:sz w:val="22"/>
+                        </w:rPr>
+                        <m:t xml:space="preserve">n</m:t>
+                      </m:r>
+                    </m:e>
+                    <m:sub>
+                      <m:r>
+                        <w:rPr>
+                          <w:rFonts w:ascii="Cambria Math" w:hAnsi="Cambria Math"/>
+                          <w:sz w:val="22"/>
+                        </w:rPr>
+                        <m:t xml:space="preserve">j</m:t>
+                      </m:r>
+                    </m:sub>
+                  </m:sSub>
+                  <m:r>
+                    <w:rPr>
+                      <w:rFonts w:ascii="Cambria Math" w:hAnsi="Cambria Math"/>
+                      <w:sz w:val="22"/>
+                    </w:rPr>
+                    <m:t xml:space="preserve"> | </m:t>
+                  </m:r>
+                  <m:sSub>
+                    <m:e>
+                      <m:r>
+                        <w:rPr>
+                          <w:rFonts w:ascii="Cambria Math" w:hAnsi="Cambria Math"/>
+                          <w:sz w:val="22"/>
+                        </w:rPr>
+                        <m:t xml:space="preserve">λ</m:t>
+                      </m:r>
+                    </m:e>
+                    <m:sub>
+                      <m:r>
+                        <w:rPr>
+                          <w:rFonts w:ascii="Cambria Math" w:hAnsi="Cambria Math"/>
+                          <w:sz w:val="22"/>
+                        </w:rPr>
+                        <m:t xml:space="preserve">jc</m:t>
+                      </m:r>
+                    </m:sub>
+                  </m:sSub>
+                  <m:r>
+                    <w:rPr>
+                      <w:rFonts w:ascii="Cambria Math" w:hAnsi="Cambria Math"/>
+                      <w:sz w:val="22"/>
+                    </w:rPr>
+                    <m:t xml:space="preserve">)</m:t>
+                  </m:r>
+                </m:e>
+              </m:nary>
+            </m:e>
+          </m:nary>
           <m:r>
-            <m:rPr>
-              <m:nor/>
-            </m:rPr>
-            <m:t> ∏</m:t>
-          </m:r>
-          <m:sSub>
-            <m:e>
-              <m:r>
-                <m:rPr>
-                  <m:nor/>
-                </m:rPr>
-                <m:t> </m:t>
-              </m:r>
-            </m:e>
-            <m:sub>
-              <m:r>
-                <m:rPr>
-                  <m:nor/>
-                </m:rPr>
-                <m:t>j</m:t>
-              </m:r>
-            </m:sub>
-          </m:sSub>
-          <m:r>
-            <m:rPr>
-              <m:nor/>
-            </m:rPr>
-            <m:t> Poisson(</m:t>
-          </m:r>
-          <m:sSub>
-            <m:e>
-              <m:r>
-                <m:rPr>
-                  <m:nor/>
-                </m:rPr>
-                <m:t>n</m:t>
-              </m:r>
-            </m:e>
-            <m:sub>
-              <m:r>
-                <m:rPr>
-                  <m:nor/>
-                </m:rPr>
-                <m:t>j</m:t>
-              </m:r>
-            </m:sub>
-          </m:sSub>
-          <m:r>
-            <m:rPr>
-              <m:nor/>
-            </m:rPr>
-            <m:t> | </m:t>
-          </m:r>
-          <m:sSub>
-            <m:e>
-              <m:r>
-                <m:rPr>
-                  <m:nor/>
-                </m:rPr>
-                <m:t>λ</m:t>
-              </m:r>
-            </m:e>
-            <m:sub>
-              <m:r>
-                <m:rPr>
-                  <m:nor/>
-                </m:rPr>
-                <m:t>jk</m:t>
-              </m:r>
-            </m:sub>
-          </m:sSub>
-          <m:r>
-            <m:rPr>
-              <m:nor/>
-            </m:rPr>
-            <m:t>)</m:t>
+            <w:rPr>
+              <w:rFonts w:ascii="Cambria Math" w:hAnsi="Cambria Math"/>
+              <w:sz w:val="22"/>
+            </w:rPr>
+            <m:t xml:space="preserve">     (8)</m:t>
           </m:r>
         </m:oMath>
       </m:oMathPara>
     </w:p>
     <w:p>
-      <w:r>
-        <w:t>背景尺度 β 對每個候選模型作 profile；混合 likelihood 可能多峰，現有程式使用具有全域界限檢查的最佳化。人口情境採離散 profile，而不是默認為已知。基準只使用位置像素的計數；自行與 CMD 已用於選星，不額外將相同證據獨立相乘。未來若加入運動 likelihood，須使用選擇後的聯合分布。</w:t>
-      </w:r>
-    </w:p>
-    <w:p>
       <w:pPr>
-        <w:spacing w:after="160"/>
-        <w:jc w:val="center"/>
-      </w:pPr>
-      <m:oMathPara>
-        <m:oMath>
-          <m:r>
-            <m:rPr>
-              <m:nor/>
-            </m:rPr>
-            <m:t>q(T,Ṁ) = 2 [ NLL(T,Ṁ) − </m:t>
-          </m:r>
-          <m:sSub>
-            <m:e>
-              <m:r>
-                <m:rPr>
-                  <m:nor/>
-                </m:rPr>
-                <m:t>NLL</m:t>
-              </m:r>
-            </m:e>
-            <m:sub>
-              <m:r>
-                <m:rPr>
-                  <m:nor/>
-                </m:rPr>
-                <m:t>min</m:t>
-              </m:r>
-            </m:sub>
-          </m:sSub>
-          <m:r>
-            <m:rPr>
-              <m:nor/>
-            </m:rPr>
-            <m:t> ]</m:t>
-          </m:r>
-        </m:oMath>
-      </m:oMathPara>
-    </w:p>
-    <w:p>
-      <w:r>
-        <w:t>每個 T–Ṁ 格點的 q 已對人口情境與背景尺度取最佳值，越小越吻合，最佳格點為 0。q 是相對比較，不是「吻合百分比」，也不保證最佳模型的絕對吻合度良好。</w:t>
-      </w:r>
-    </w:p>
-    <w:p>
-      <w:pPr>
-        <w:pStyle w:val="Heading2"/>
+        <w:widowControl/>
       </w:pPr>
       <w:r>
-        <w:t>Heatmap 與 profile 的輸出</w:t>
-      </w:r>
-    </w:p>
-    <w:p>
-      <w:r>
-        <w:t>Heatmap 以 T 為橫軸、Ṁ 為縱軸，顏色表示 q；標出實際計算節點與最佳節點。空白格點不插值補值。人口 profile 後，對 T 再取最小值得到率的 profile；對 Ṁ 取最小值得到時間的 profile。校準完成後以標記標出接受的二維節點，避免把離散格點間的畫圖色塊誤解為已積分的連續區域。</w:t>
-      </w:r>
-    </w:p>
-    <w:p>
-      <w:r>
-        <w:t>各模型與背景一併合併相同的 4×4 不重疊像素，只作加總，不平滑觀測整數計數。此設定來自 Pal 5 的獨立密度測試，其他星團仍需檢查角尺度、尾巴寬度與星數；不是通用最佳分箱。</w:t>
+        <w:t>狀態之間平均的是 likelihood，不是先平均不同狀態的 log-likelihood。基準只使用空間計數；若未來加入星等或運動 likelihood，須建立一致的聯合或條件模型，避免重複計算已用於選星的同一份證據。</w:t>
       </w:r>
     </w:p>
     <w:p>
@@ -2666,45 +3541,987 @@
         <w:pStyle w:val="Heading1"/>
       </w:pPr>
       <w:r>
-        <w:t>八 百分之九十五信賴集合的校準</w:t>
-      </w:r>
-    </w:p>
-    <w:p>
-      <w:r>
-        <w:t>本研究以模擬校準 likelihood-ratio 統計量，再反推信賴集合，不直接把所有格點套用固定的卡方門檻 [9]。這是頻率學派信賴集合，不是參數有 95% 後驗機率位於其中。其涵蓋範圍受凍結模板、有限參數網格與指定干擾情境所限制。</w:t>
-      </w:r>
-    </w:p>
-    <w:p>
-      <w:r>
-        <w:t>對每個注入真值 (T、Ṁ、人口情境) 及事前指定的背景尺度，從凍結的校正狀態混合抽一個狀態，再抽樣 Poisson 計數。每組模擬資料都重新擬合完整格點與背景尺度，分別記錄率 profile、時間 profile、以及 T–Ṁ 聯合統計量。</w:t>
-      </w:r>
-    </w:p>
-    <w:p>
-      <w:r>
-        <w:t>若校準組有 m 次重複，取排序第 ceil[0.95(m+1)] 個統計量為門檻；若所需排序大於 m，門檻設為無限大，不假裝小樣本足以校準有限界限。同一待估座標的多個干擾真值，取其門檻最大值，再與觀測 q 比較。此處的干擾穩健性只涵蓋明確測試的有限背景與人口格點。</w:t>
-      </w:r>
-    </w:p>
-    <w:p>
-      <w:r>
-        <w:t>目前可執行的起始配置為每個真值 200 次校準與另外 300 次保留測試；20+20 次只作流程試跑，不足以宣稱精確 95% 涵蓋。保留組不得再次拿來選門檻，並輸出各真值的實際涵蓋比例及 Wilson 95% 區間。有限排序修正保證的是重複校準樣本與新觀測下的邊際性質，不代表某一次固定門檻對所有條件都有精確 95% 涵蓋率。</w:t>
+        <w:t>八 貝葉斯邊際化與先驗</w:t>
       </w:r>
     </w:p>
     <w:p>
       <w:pPr>
-        <w:pStyle w:val="Heading2"/>
+        <w:widowControl/>
       </w:pPr>
       <w:r>
-        <w:t>如何解讀輸出</w:t>
+        <w:t>Küpper 等人以 MCMC 探索參數，並對未知積分時間等干擾參數邊際化 [9]。本研究先用既有離散網格直接積分，保留不同參數組合的支持程度；不直接把背景已取最佳值的 profiled q 正規化成後驗。</w:t>
+      </w:r>
+    </w:p>
+    <w:tbl>
+      <w:tblPr>
+        <w:tblW w:type="auto" w:w="0"/>
+        <w:tblLayout w:type="fixed"/>
+        <w:tblLook w:firstColumn="1" w:firstRow="1" w:lastColumn="0" w:lastRow="0" w:noHBand="0" w:noVBand="1" w:val="04A0"/>
+      </w:tblPr>
+      <w:tblGrid>
+        <w:gridCol w:w="1191"/>
+        <w:gridCol w:w="4989"/>
+        <w:gridCol w:w="3458"/>
+      </w:tblGrid>
+      <w:tr>
+        <w:trPr>
+          <w:cantSplit/>
+          <w:tblHeader/>
+        </w:trPr>
+        <w:tc>
+          <w:tcPr>
+            <w:tcW w:type="dxa" w:w="1191"/>
+            <w:vAlign w:val="center"/>
+            <w:shd w:fill="E7EEF4"/>
+            <w:tcBorders>
+              <w:top w:val="single" w:sz="4" w:color="D9D9D9"/>
+              <w:left w:val="single" w:sz="4" w:color="D9D9D9"/>
+              <w:bottom w:val="single" w:sz="4" w:color="D9D9D9"/>
+              <w:right w:val="single" w:sz="4" w:color="D9D9D9"/>
+            </w:tcBorders>
+            <w:tcMar>
+              <w:top w:w="80" w:type="dxa"/>
+              <w:bottom w:w="80" w:type="dxa"/>
+              <w:left w:w="90" w:type="dxa"/>
+              <w:right w:w="90" w:type="dxa"/>
+            </w:tcMar>
+          </w:tcPr>
+          <w:p>
+            <w:pPr>
+              <w:spacing w:after="40" w:before="40" w:line="259" w:lineRule="auto"/>
+              <w:jc w:val="center"/>
+            </w:pPr>
+            <w:r>
+              <w:rPr>
+                <w:b/>
+                <w:sz w:val="20"/>
+              </w:rPr>
+              <w:t>參數</w:t>
+            </w:r>
+          </w:p>
+        </w:tc>
+        <w:tc>
+          <w:tcPr>
+            <w:tcW w:type="dxa" w:w="4989"/>
+            <w:vAlign w:val="center"/>
+            <w:shd w:fill="E7EEF4"/>
+            <w:tcBorders>
+              <w:top w:val="single" w:sz="4" w:color="D9D9D9"/>
+              <w:left w:val="single" w:sz="4" w:color="D9D9D9"/>
+              <w:bottom w:val="single" w:sz="4" w:color="D9D9D9"/>
+              <w:right w:val="single" w:sz="4" w:color="D9D9D9"/>
+            </w:tcBorders>
+            <w:tcMar>
+              <w:top w:w="80" w:type="dxa"/>
+              <w:bottom w:w="80" w:type="dxa"/>
+              <w:left w:w="90" w:type="dxa"/>
+              <w:right w:w="90" w:type="dxa"/>
+            </w:tcMar>
+          </w:tcPr>
+          <w:p>
+            <w:pPr>
+              <w:spacing w:after="40" w:before="40" w:line="259" w:lineRule="auto"/>
+              <w:jc w:val="center"/>
+            </w:pPr>
+            <w:r>
+              <w:rPr>
+                <w:b/>
+                <w:sz w:val="20"/>
+              </w:rPr>
+              <w:t>基準先驗或處理</w:t>
+            </w:r>
+          </w:p>
+        </w:tc>
+        <w:tc>
+          <w:tcPr>
+            <w:tcW w:type="dxa" w:w="3458"/>
+            <w:vAlign w:val="center"/>
+            <w:shd w:fill="E7EEF4"/>
+            <w:tcBorders>
+              <w:top w:val="single" w:sz="4" w:color="D9D9D9"/>
+              <w:left w:val="single" w:sz="4" w:color="D9D9D9"/>
+              <w:bottom w:val="single" w:sz="4" w:color="D9D9D9"/>
+              <w:right w:val="single" w:sz="4" w:color="D9D9D9"/>
+            </w:tcBorders>
+            <w:tcMar>
+              <w:top w:w="80" w:type="dxa"/>
+              <w:bottom w:w="80" w:type="dxa"/>
+              <w:left w:w="90" w:type="dxa"/>
+              <w:right w:w="90" w:type="dxa"/>
+            </w:tcMar>
+          </w:tcPr>
+          <w:p>
+            <w:pPr>
+              <w:spacing w:after="40" w:before="40" w:line="259" w:lineRule="auto"/>
+              <w:jc w:val="center"/>
+            </w:pPr>
+            <w:r>
+              <w:rPr>
+                <w:b/>
+                <w:sz w:val="20"/>
+              </w:rPr>
+              <w:t>敏感度檢查</w:t>
+            </w:r>
+          </w:p>
+        </w:tc>
+      </w:tr>
+      <w:tr>
+        <w:trPr>
+          <w:cantSplit/>
+        </w:trPr>
+        <w:tc>
+          <w:tcPr>
+            <w:tcW w:type="dxa" w:w="1191"/>
+            <w:vAlign w:val="center"/>
+            <w:shd w:fill="FFFFFF"/>
+            <w:tcBorders>
+              <w:top w:val="single" w:sz="4" w:color="D9D9D9"/>
+              <w:left w:val="single" w:sz="4" w:color="D9D9D9"/>
+              <w:bottom w:val="single" w:sz="4" w:color="D9D9D9"/>
+              <w:right w:val="single" w:sz="4" w:color="D9D9D9"/>
+            </w:tcBorders>
+            <w:tcMar>
+              <w:top w:w="80" w:type="dxa"/>
+              <w:bottom w:w="80" w:type="dxa"/>
+              <w:left w:w="90" w:type="dxa"/>
+              <w:right w:w="90" w:type="dxa"/>
+            </w:tcMar>
+          </w:tcPr>
+          <w:p>
+            <w:pPr>
+              <w:spacing w:after="40" w:before="40" w:line="259" w:lineRule="auto"/>
+              <w:jc w:val="left"/>
+            </w:pPr>
+            <w:r>
+              <w:rPr>
+                <w:b w:val="0"/>
+                <w:sz w:val="20"/>
+              </w:rPr>
+              <w:t>R</w:t>
+            </w:r>
+          </w:p>
+        </w:tc>
+        <w:tc>
+          <w:tcPr>
+            <w:tcW w:type="dxa" w:w="4989"/>
+            <w:vAlign w:val="center"/>
+            <w:shd w:fill="FFFFFF"/>
+            <w:tcBorders>
+              <w:top w:val="single" w:sz="4" w:color="D9D9D9"/>
+              <w:left w:val="single" w:sz="4" w:color="D9D9D9"/>
+              <w:bottom w:val="single" w:sz="4" w:color="D9D9D9"/>
+              <w:right w:val="single" w:sz="4" w:color="D9D9D9"/>
+            </w:tcBorders>
+            <w:tcMar>
+              <w:top w:w="80" w:type="dxa"/>
+              <w:bottom w:w="80" w:type="dxa"/>
+              <w:left w:w="90" w:type="dxa"/>
+              <w:right w:w="90" w:type="dxa"/>
+            </w:tcMar>
+          </w:tcPr>
+          <w:p>
+            <w:pPr>
+              <w:spacing w:after="40" w:before="40" w:line="259" w:lineRule="auto"/>
+              <w:jc w:val="center"/>
+            </w:pPr>
+            <w:r>
+              <w:rPr>
+                <w:b w:val="0"/>
+                <w:sz w:val="20"/>
+              </w:rPr>
+              <w:t>在供應的 1–31 M☉/Myr 內均勻</w:t>
+            </w:r>
+          </w:p>
+        </w:tc>
+        <w:tc>
+          <w:tcPr>
+            <w:tcW w:type="dxa" w:w="3458"/>
+            <w:vAlign w:val="center"/>
+            <w:shd w:fill="FFFFFF"/>
+            <w:tcBorders>
+              <w:top w:val="single" w:sz="4" w:color="D9D9D9"/>
+              <w:left w:val="single" w:sz="4" w:color="D9D9D9"/>
+              <w:bottom w:val="single" w:sz="4" w:color="D9D9D9"/>
+              <w:right w:val="single" w:sz="4" w:color="D9D9D9"/>
+            </w:tcBorders>
+            <w:tcMar>
+              <w:top w:w="80" w:type="dxa"/>
+              <w:bottom w:w="80" w:type="dxa"/>
+              <w:left w:w="90" w:type="dxa"/>
+              <w:right w:w="90" w:type="dxa"/>
+            </w:tcMar>
+          </w:tcPr>
+          <w:p>
+            <w:pPr>
+              <w:spacing w:after="40" w:before="40" w:line="259" w:lineRule="auto"/>
+              <w:jc w:val="center"/>
+            </w:pPr>
+            <w:r>
+              <w:rPr>
+                <w:b w:val="0"/>
+                <w:sz w:val="20"/>
+              </w:rPr>
+              <w:t>同範圍的對數均勻</w:t>
+            </w:r>
+          </w:p>
+        </w:tc>
+      </w:tr>
+      <w:tr>
+        <w:trPr>
+          <w:cantSplit/>
+        </w:trPr>
+        <w:tc>
+          <w:tcPr>
+            <w:tcW w:type="dxa" w:w="1191"/>
+            <w:vAlign w:val="center"/>
+            <w:shd w:fill="F7F9FB"/>
+            <w:tcBorders>
+              <w:top w:val="single" w:sz="4" w:color="D9D9D9"/>
+              <w:left w:val="single" w:sz="4" w:color="D9D9D9"/>
+              <w:bottom w:val="single" w:sz="4" w:color="D9D9D9"/>
+              <w:right w:val="single" w:sz="4" w:color="D9D9D9"/>
+            </w:tcBorders>
+            <w:tcMar>
+              <w:top w:w="80" w:type="dxa"/>
+              <w:bottom w:w="80" w:type="dxa"/>
+              <w:left w:w="90" w:type="dxa"/>
+              <w:right w:w="90" w:type="dxa"/>
+            </w:tcMar>
+          </w:tcPr>
+          <w:p>
+            <w:pPr>
+              <w:spacing w:after="40" w:before="40" w:line="259" w:lineRule="auto"/>
+              <w:jc w:val="left"/>
+            </w:pPr>
+            <w:r>
+              <w:rPr>
+                <w:b w:val="0"/>
+                <w:sz w:val="20"/>
+              </w:rPr>
+              <w:t>T</w:t>
+            </w:r>
+          </w:p>
+        </w:tc>
+        <w:tc>
+          <w:tcPr>
+            <w:tcW w:type="dxa" w:w="4989"/>
+            <w:vAlign w:val="center"/>
+            <w:shd w:fill="F7F9FB"/>
+            <w:tcBorders>
+              <w:top w:val="single" w:sz="4" w:color="D9D9D9"/>
+              <w:left w:val="single" w:sz="4" w:color="D9D9D9"/>
+              <w:bottom w:val="single" w:sz="4" w:color="D9D9D9"/>
+              <w:right w:val="single" w:sz="4" w:color="D9D9D9"/>
+            </w:tcBorders>
+            <w:tcMar>
+              <w:top w:w="80" w:type="dxa"/>
+              <w:bottom w:w="80" w:type="dxa"/>
+              <w:left w:w="90" w:type="dxa"/>
+              <w:right w:w="90" w:type="dxa"/>
+            </w:tcMar>
+          </w:tcPr>
+          <w:p>
+            <w:pPr>
+              <w:spacing w:after="40" w:before="40" w:line="259" w:lineRule="auto"/>
+              <w:jc w:val="center"/>
+            </w:pPr>
+            <w:r>
+              <w:rPr>
+                <w:b w:val="0"/>
+                <w:sz w:val="20"/>
+              </w:rPr>
+              <w:t>在供應的 100–2000 Myr 內均勻</w:t>
+            </w:r>
+          </w:p>
+        </w:tc>
+        <w:tc>
+          <w:tcPr>
+            <w:tcW w:type="dxa" w:w="3458"/>
+            <w:vAlign w:val="center"/>
+            <w:shd w:fill="F7F9FB"/>
+            <w:tcBorders>
+              <w:top w:val="single" w:sz="4" w:color="D9D9D9"/>
+              <w:left w:val="single" w:sz="4" w:color="D9D9D9"/>
+              <w:bottom w:val="single" w:sz="4" w:color="D9D9D9"/>
+              <w:right w:val="single" w:sz="4" w:color="D9D9D9"/>
+            </w:tcBorders>
+            <w:tcMar>
+              <w:top w:w="80" w:type="dxa"/>
+              <w:bottom w:w="80" w:type="dxa"/>
+              <w:left w:w="90" w:type="dxa"/>
+              <w:right w:w="90" w:type="dxa"/>
+            </w:tcMar>
+          </w:tcPr>
+          <w:p>
+            <w:pPr>
+              <w:spacing w:after="40" w:before="40" w:line="259" w:lineRule="auto"/>
+              <w:jc w:val="center"/>
+            </w:pPr>
+            <w:r>
+              <w:rPr>
+                <w:b w:val="0"/>
+                <w:sz w:val="20"/>
+              </w:rPr>
+              <w:t>同範圍的對數均勻</w:t>
+            </w:r>
+          </w:p>
+        </w:tc>
+      </w:tr>
+      <w:tr>
+        <w:trPr>
+          <w:cantSplit/>
+        </w:trPr>
+        <w:tc>
+          <w:tcPr>
+            <w:tcW w:type="dxa" w:w="1191"/>
+            <w:vAlign w:val="center"/>
+            <w:shd w:fill="FFFFFF"/>
+            <w:tcBorders>
+              <w:top w:val="single" w:sz="4" w:color="D9D9D9"/>
+              <w:left w:val="single" w:sz="4" w:color="D9D9D9"/>
+              <w:bottom w:val="single" w:sz="4" w:color="D9D9D9"/>
+              <w:right w:val="single" w:sz="4" w:color="D9D9D9"/>
+            </w:tcBorders>
+            <w:tcMar>
+              <w:top w:w="80" w:type="dxa"/>
+              <w:bottom w:w="80" w:type="dxa"/>
+              <w:left w:w="90" w:type="dxa"/>
+              <w:right w:w="90" w:type="dxa"/>
+            </w:tcMar>
+          </w:tcPr>
+          <w:p>
+            <w:pPr>
+              <w:spacing w:after="40" w:before="40" w:line="259" w:lineRule="auto"/>
+              <w:jc w:val="left"/>
+            </w:pPr>
+            <w:r>
+              <w:rPr>
+                <w:b w:val="0"/>
+                <w:sz w:val="20"/>
+              </w:rPr>
+              <w:t>β</w:t>
+            </w:r>
+          </w:p>
+        </w:tc>
+        <w:tc>
+          <w:tcPr>
+            <w:tcW w:type="dxa" w:w="4989"/>
+            <w:vAlign w:val="center"/>
+            <w:shd w:fill="FFFFFF"/>
+            <w:tcBorders>
+              <w:top w:val="single" w:sz="4" w:color="D9D9D9"/>
+              <w:left w:val="single" w:sz="4" w:color="D9D9D9"/>
+              <w:bottom w:val="single" w:sz="4" w:color="D9D9D9"/>
+              <w:right w:val="single" w:sz="4" w:color="D9D9D9"/>
+            </w:tcBorders>
+            <w:tcMar>
+              <w:top w:w="80" w:type="dxa"/>
+              <w:bottom w:w="80" w:type="dxa"/>
+              <w:left w:w="90" w:type="dxa"/>
+              <w:right w:w="90" w:type="dxa"/>
+            </w:tcMar>
+          </w:tcPr>
+          <w:p>
+            <w:pPr>
+              <w:spacing w:after="40" w:before="40" w:line="259" w:lineRule="auto"/>
+              <w:jc w:val="center"/>
+            </w:pPr>
+            <w:r>
+              <w:rPr>
+                <w:b w:val="0"/>
+                <w:sz w:val="20"/>
+              </w:rPr>
+              <w:t>0–5 的均勻先驗</w:t>
+            </w:r>
+          </w:p>
+        </w:tc>
+        <w:tc>
+          <w:tcPr>
+            <w:tcW w:type="dxa" w:w="3458"/>
+            <w:vAlign w:val="center"/>
+            <w:shd w:fill="FFFFFF"/>
+            <w:tcBorders>
+              <w:top w:val="single" w:sz="4" w:color="D9D9D9"/>
+              <w:left w:val="single" w:sz="4" w:color="D9D9D9"/>
+              <w:bottom w:val="single" w:sz="4" w:color="D9D9D9"/>
+              <w:right w:val="single" w:sz="4" w:color="D9D9D9"/>
+            </w:tcBorders>
+            <w:tcMar>
+              <w:top w:w="80" w:type="dxa"/>
+              <w:bottom w:w="80" w:type="dxa"/>
+              <w:left w:w="90" w:type="dxa"/>
+              <w:right w:w="90" w:type="dxa"/>
+            </w:tcMar>
+          </w:tcPr>
+          <w:p>
+            <w:pPr>
+              <w:spacing w:after="40" w:before="40" w:line="259" w:lineRule="auto"/>
+              <w:jc w:val="center"/>
+            </w:pPr>
+            <w:r>
+              <w:rPr>
+                <w:b w:val="0"/>
+                <w:sz w:val="20"/>
+              </w:rPr>
+              <w:t>改變上界另跑；檢查端點影響</w:t>
+            </w:r>
+          </w:p>
+        </w:tc>
+      </w:tr>
+      <w:tr>
+        <w:trPr>
+          <w:cantSplit/>
+        </w:trPr>
+        <w:tc>
+          <w:tcPr>
+            <w:tcW w:type="dxa" w:w="1191"/>
+            <w:vAlign w:val="center"/>
+            <w:shd w:fill="F7F9FB"/>
+            <w:tcBorders>
+              <w:top w:val="single" w:sz="4" w:color="D9D9D9"/>
+              <w:left w:val="single" w:sz="4" w:color="D9D9D9"/>
+              <w:bottom w:val="single" w:sz="4" w:color="D9D9D9"/>
+              <w:right w:val="single" w:sz="4" w:color="D9D9D9"/>
+            </w:tcBorders>
+            <w:tcMar>
+              <w:top w:w="80" w:type="dxa"/>
+              <w:bottom w:w="80" w:type="dxa"/>
+              <w:left w:w="90" w:type="dxa"/>
+              <w:right w:w="90" w:type="dxa"/>
+            </w:tcMar>
+          </w:tcPr>
+          <w:p>
+            <w:pPr>
+              <w:spacing w:after="40" w:before="40" w:line="259" w:lineRule="auto"/>
+              <w:jc w:val="left"/>
+            </w:pPr>
+            <m:oMath>
+              <m:sSub>
+                <m:e>
+                  <m:r>
+                    <w:rPr>
+                      <w:rFonts w:ascii="Cambria Math" w:hAnsi="Cambria Math"/>
+                      <w:sz w:val="22"/>
+                    </w:rPr>
+                    <m:t xml:space="preserve">α</m:t>
+                  </m:r>
+                </m:e>
+                <m:sub>
+                  <m:r>
+                    <w:rPr>
+                      <w:rFonts w:ascii="Cambria Math" w:hAnsi="Cambria Math"/>
+                      <w:sz w:val="22"/>
+                    </w:rPr>
+                    <m:t xml:space="preserve">GC</m:t>
+                  </m:r>
+                </m:sub>
+              </m:sSub>
+            </m:oMath>
+          </w:p>
+        </w:tc>
+        <w:tc>
+          <w:tcPr>
+            <w:tcW w:type="dxa" w:w="4989"/>
+            <w:vAlign w:val="center"/>
+            <w:shd w:fill="F7F9FB"/>
+            <w:tcBorders>
+              <w:top w:val="single" w:sz="4" w:color="D9D9D9"/>
+              <w:left w:val="single" w:sz="4" w:color="D9D9D9"/>
+              <w:bottom w:val="single" w:sz="4" w:color="D9D9D9"/>
+              <w:right w:val="single" w:sz="4" w:color="D9D9D9"/>
+            </w:tcBorders>
+            <w:tcMar>
+              <w:top w:w="80" w:type="dxa"/>
+              <w:bottom w:w="80" w:type="dxa"/>
+              <w:left w:w="90" w:type="dxa"/>
+              <w:right w:w="90" w:type="dxa"/>
+            </w:tcMar>
+          </w:tcPr>
+          <w:p>
+            <w:pPr>
+              <w:spacing w:after="40" w:before="40" w:line="259" w:lineRule="auto"/>
+              <w:jc w:val="center"/>
+            </w:pPr>
+            <w:r>
+              <w:rPr>
+                <w:b w:val="0"/>
+                <w:sz w:val="20"/>
+              </w:rPr>
+              <w:t>量測平均與誤差的高斯近似</w:t>
+            </w:r>
+          </w:p>
+        </w:tc>
+        <w:tc>
+          <w:tcPr>
+            <w:tcW w:type="dxa" w:w="3458"/>
+            <w:vAlign w:val="center"/>
+            <w:shd w:fill="F7F9FB"/>
+            <w:tcBorders>
+              <w:top w:val="single" w:sz="4" w:color="D9D9D9"/>
+              <w:left w:val="single" w:sz="4" w:color="D9D9D9"/>
+              <w:bottom w:val="single" w:sz="4" w:color="D9D9D9"/>
+              <w:right w:val="single" w:sz="4" w:color="D9D9D9"/>
+            </w:tcBorders>
+            <w:tcMar>
+              <w:top w:w="80" w:type="dxa"/>
+              <w:bottom w:w="80" w:type="dxa"/>
+              <w:left w:w="90" w:type="dxa"/>
+              <w:right w:w="90" w:type="dxa"/>
+            </w:tcMar>
+          </w:tcPr>
+          <w:p>
+            <w:pPr>
+              <w:spacing w:after="40" w:before="40" w:line="259" w:lineRule="auto"/>
+              <w:jc w:val="center"/>
+            </w:pPr>
+            <w:r>
+              <w:rPr>
+                <w:b w:val="0"/>
+                <w:sz w:val="20"/>
+              </w:rPr>
+              <w:t>較高階求積與外推模型</w:t>
+            </w:r>
+          </w:p>
+        </w:tc>
+      </w:tr>
+      <w:tr>
+        <w:trPr>
+          <w:cantSplit/>
+        </w:trPr>
+        <w:tc>
+          <w:tcPr>
+            <w:tcW w:type="dxa" w:w="1191"/>
+            <w:vAlign w:val="center"/>
+            <w:shd w:fill="FFFFFF"/>
+            <w:tcBorders>
+              <w:top w:val="single" w:sz="4" w:color="D9D9D9"/>
+              <w:left w:val="single" w:sz="4" w:color="D9D9D9"/>
+              <w:bottom w:val="single" w:sz="4" w:color="D9D9D9"/>
+              <w:right w:val="single" w:sz="4" w:color="D9D9D9"/>
+            </w:tcBorders>
+            <w:tcMar>
+              <w:top w:w="80" w:type="dxa"/>
+              <w:bottom w:w="80" w:type="dxa"/>
+              <w:left w:w="90" w:type="dxa"/>
+              <w:right w:w="90" w:type="dxa"/>
+            </w:tcMar>
+          </w:tcPr>
+          <w:p>
+            <w:pPr>
+              <w:spacing w:after="40" w:before="40" w:line="259" w:lineRule="auto"/>
+              <w:jc w:val="left"/>
+            </w:pPr>
+            <w:r>
+              <w:rPr>
+                <w:b w:val="0"/>
+                <w:sz w:val="20"/>
+              </w:rPr>
+              <w:t>δ</w:t>
+            </w:r>
+          </w:p>
+        </w:tc>
+        <w:tc>
+          <w:tcPr>
+            <w:tcW w:type="dxa" w:w="4989"/>
+            <w:vAlign w:val="center"/>
+            <w:shd w:fill="FFFFFF"/>
+            <w:tcBorders>
+              <w:top w:val="single" w:sz="4" w:color="D9D9D9"/>
+              <w:left w:val="single" w:sz="4" w:color="D9D9D9"/>
+              <w:bottom w:val="single" w:sz="4" w:color="D9D9D9"/>
+              <w:right w:val="single" w:sz="4" w:color="D9D9D9"/>
+            </w:tcBorders>
+            <w:tcMar>
+              <w:top w:w="80" w:type="dxa"/>
+              <w:bottom w:w="80" w:type="dxa"/>
+              <w:left w:w="90" w:type="dxa"/>
+              <w:right w:w="90" w:type="dxa"/>
+            </w:tcMar>
+          </w:tcPr>
+          <w:p>
+            <w:pPr>
+              <w:spacing w:after="40" w:before="40" w:line="259" w:lineRule="auto"/>
+              <w:jc w:val="center"/>
+            </w:pPr>
+            <w:r>
+              <w:rPr>
+                <w:b w:val="0"/>
+                <w:sz w:val="20"/>
+              </w:rPr>
+              <w:t>0、−0.5、−1 各自條件式分析</w:t>
+            </w:r>
+          </w:p>
+        </w:tc>
+        <w:tc>
+          <w:tcPr>
+            <w:tcW w:type="dxa" w:w="3458"/>
+            <w:vAlign w:val="center"/>
+            <w:shd w:fill="FFFFFF"/>
+            <w:tcBorders>
+              <w:top w:val="single" w:sz="4" w:color="D9D9D9"/>
+              <w:left w:val="single" w:sz="4" w:color="D9D9D9"/>
+              <w:bottom w:val="single" w:sz="4" w:color="D9D9D9"/>
+              <w:right w:val="single" w:sz="4" w:color="D9D9D9"/>
+            </w:tcBorders>
+            <w:tcMar>
+              <w:top w:w="80" w:type="dxa"/>
+              <w:bottom w:w="80" w:type="dxa"/>
+              <w:left w:w="90" w:type="dxa"/>
+              <w:right w:w="90" w:type="dxa"/>
+            </w:tcMar>
+          </w:tcPr>
+          <w:p>
+            <w:pPr>
+              <w:spacing w:after="40" w:before="40" w:line="259" w:lineRule="auto"/>
+              <w:jc w:val="center"/>
+            </w:pPr>
+            <w:r>
+              <w:rPr>
+                <w:b w:val="0"/>
+                <w:sz w:val="20"/>
+              </w:rPr>
+              <w:t>不任意平均為單一後驗</w:t>
+            </w:r>
+          </w:p>
+        </w:tc>
+      </w:tr>
+    </w:tbl>
+    <w:p>
+      <w:pPr>
+        <w:spacing w:after="20"/>
+      </w:pPr>
+    </w:p>
+    <w:p>
+      <w:pPr>
+        <w:widowControl/>
+      </w:pPr>
+      <w:r>
+        <w:t>R 與 T 的線性／對數均勻組合共比較四種。有限範圍是明示的先驗支持，不是由資料證明的物理界限。非均勻網格使用梯形積分體積，不能因某區域取點較密就給予更多先驗機率。</w:t>
       </w:r>
     </w:p>
     <w:p>
+      <w:pPr>
+        <w:keepLines/>
+        <w:spacing w:before="60" w:after="180"/>
+        <w:jc w:val="center"/>
+      </w:pPr>
+      <m:oMathPara>
+        <m:oMath>
+          <m:r>
+            <w:rPr>
+              <w:rFonts w:ascii="Cambria Math" w:hAnsi="Cambria Math"/>
+              <w:sz w:val="22"/>
+            </w:rPr>
+            <m:t xml:space="preserve">p(R | D,δ) ∝ π(R) </m:t>
+          </m:r>
+          <m:nary>
+            <m:naryPr>
+              <m:chr m:val="∑"/>
+              <m:limLoc m:val="subSup"/>
+            </m:naryPr>
+            <m:sub>
+              <m:r>
+                <w:rPr>
+                  <w:rFonts w:ascii="Cambria Math" w:hAnsi="Cambria Math"/>
+                  <w:sz w:val="22"/>
+                </w:rPr>
+                <m:t xml:space="preserve">k=1</m:t>
+              </m:r>
+            </m:sub>
+            <m:sup>
+              <m:r>
+                <w:rPr>
+                  <w:rFonts w:ascii="Cambria Math" w:hAnsi="Cambria Math"/>
+                  <w:sz w:val="22"/>
+                </w:rPr>
+                <m:t xml:space="preserve">K</m:t>
+              </m:r>
+            </m:sup>
+            <m:e>
+              <m:sSub>
+                <m:e>
+                  <m:r>
+                    <w:rPr>
+                      <w:rFonts w:ascii="Cambria Math" w:hAnsi="Cambria Math"/>
+                      <w:sz w:val="22"/>
+                    </w:rPr>
+                    <m:t xml:space="preserve">w</m:t>
+                  </m:r>
+                </m:e>
+                <m:sub>
+                  <m:r>
+                    <w:rPr>
+                      <w:rFonts w:ascii="Cambria Math" w:hAnsi="Cambria Math"/>
+                      <w:sz w:val="22"/>
+                    </w:rPr>
+                    <m:t xml:space="preserve">k</m:t>
+                  </m:r>
+                </m:sub>
+              </m:sSub>
+              <m:r>
+                <w:rPr>
+                  <w:rFonts w:ascii="Cambria Math" w:hAnsi="Cambria Math"/>
+                  <w:sz w:val="22"/>
+                </w:rPr>
+                <m:t xml:space="preserve"> </m:t>
+              </m:r>
+              <m:sSub>
+                <m:e>
+                  <m:r>
+                    <w:rPr>
+                      <w:rFonts w:ascii="Cambria Math" w:hAnsi="Cambria Math"/>
+                      <w:sz w:val="22"/>
+                    </w:rPr>
+                    <m:t xml:space="preserve">Z</m:t>
+                  </m:r>
+                </m:e>
+                <m:sub>
+                  <m:r>
+                    <w:rPr>
+                      <w:rFonts w:ascii="Cambria Math" w:hAnsi="Cambria Math"/>
+                      <w:sz w:val="22"/>
+                    </w:rPr>
+                    <m:t xml:space="preserve">k</m:t>
+                  </m:r>
+                </m:sub>
+              </m:sSub>
+              <m:r>
+                <w:rPr>
+                  <w:rFonts w:ascii="Cambria Math" w:hAnsi="Cambria Math"/>
+                  <w:sz w:val="22"/>
+                </w:rPr>
+                <m:t xml:space="preserve">(R)</m:t>
+              </m:r>
+            </m:e>
+          </m:nary>
+          <m:r>
+            <w:rPr>
+              <w:rFonts w:ascii="Cambria Math" w:hAnsi="Cambria Math"/>
+              <w:sz w:val="22"/>
+            </w:rPr>
+            <m:t xml:space="preserve">     (9)</m:t>
+          </m:r>
+        </m:oMath>
+      </m:oMathPara>
+    </w:p>
+    <w:p>
+      <w:pPr>
+        <w:keepLines/>
+        <w:spacing w:before="60" w:after="180"/>
+        <w:jc w:val="center"/>
+      </w:pPr>
+      <m:oMathPara>
+        <m:oMath>
+          <m:sSub>
+            <m:e>
+              <m:r>
+                <w:rPr>
+                  <w:rFonts w:ascii="Cambria Math" w:hAnsi="Cambria Math"/>
+                  <w:sz w:val="22"/>
+                </w:rPr>
+                <m:t xml:space="preserve">Z</m:t>
+              </m:r>
+            </m:e>
+            <m:sub>
+              <m:r>
+                <w:rPr>
+                  <w:rFonts w:ascii="Cambria Math" w:hAnsi="Cambria Math"/>
+                  <w:sz w:val="22"/>
+                </w:rPr>
+                <m:t xml:space="preserve">k</m:t>
+              </m:r>
+            </m:sub>
+          </m:sSub>
+          <m:r>
+            <w:rPr>
+              <w:rFonts w:ascii="Cambria Math" w:hAnsi="Cambria Math"/>
+              <w:sz w:val="22"/>
+            </w:rPr>
+            <m:t xml:space="preserve">(R) = </m:t>
+          </m:r>
+          <m:nary>
+            <m:naryPr>
+              <m:chr m:val="∫"/>
+              <m:limLoc m:val="subSup"/>
+            </m:naryPr>
+            <m:sub>
+              <m:sSub>
+                <m:e>
+                  <m:r>
+                    <w:rPr>
+                      <w:rFonts w:ascii="Cambria Math" w:hAnsi="Cambria Math"/>
+                      <w:sz w:val="22"/>
+                    </w:rPr>
+                    <m:t xml:space="preserve">T</m:t>
+                  </m:r>
+                </m:e>
+                <m:sub>
+                  <m:r>
+                    <w:rPr>
+                      <w:rFonts w:ascii="Cambria Math" w:hAnsi="Cambria Math"/>
+                      <w:sz w:val="22"/>
+                    </w:rPr>
+                    <m:t xml:space="preserve">min</m:t>
+                  </m:r>
+                </m:sub>
+              </m:sSub>
+            </m:sub>
+            <m:sup>
+              <m:sSub>
+                <m:e>
+                  <m:r>
+                    <w:rPr>
+                      <w:rFonts w:ascii="Cambria Math" w:hAnsi="Cambria Math"/>
+                      <w:sz w:val="22"/>
+                    </w:rPr>
+                    <m:t xml:space="preserve">T</m:t>
+                  </m:r>
+                </m:e>
+                <m:sub>
+                  <m:r>
+                    <w:rPr>
+                      <w:rFonts w:ascii="Cambria Math" w:hAnsi="Cambria Math"/>
+                      <w:sz w:val="22"/>
+                    </w:rPr>
+                    <m:t xml:space="preserve">max</m:t>
+                  </m:r>
+                </m:sub>
+              </m:sSub>
+            </m:sup>
+            <m:e>
+              <m:nary>
+                <m:naryPr>
+                  <m:chr m:val="∫"/>
+                  <m:limLoc m:val="subSup"/>
+                </m:naryPr>
+                <m:sub>
+                  <m:r>
+                    <w:rPr>
+                      <w:rFonts w:ascii="Cambria Math" w:hAnsi="Cambria Math"/>
+                      <w:sz w:val="22"/>
+                    </w:rPr>
+                    <m:t xml:space="preserve">0</m:t>
+                  </m:r>
+                </m:sub>
+                <m:sup>
+                  <m:r>
+                    <w:rPr>
+                      <w:rFonts w:ascii="Cambria Math" w:hAnsi="Cambria Math"/>
+                      <w:sz w:val="22"/>
+                    </w:rPr>
+                    <m:t xml:space="preserve">5</m:t>
+                  </m:r>
+                </m:sup>
+                <m:e>
+                  <m:r>
+                    <w:rPr>
+                      <w:rFonts w:ascii="Cambria Math" w:hAnsi="Cambria Math"/>
+                      <w:sz w:val="22"/>
+                    </w:rPr>
+                    <m:t xml:space="preserve">L(D | R,T,β,</m:t>
+                  </m:r>
+                  <m:sSub>
+                    <m:e>
+                      <m:r>
+                        <w:rPr>
+                          <w:rFonts w:ascii="Cambria Math" w:hAnsi="Cambria Math"/>
+                          <w:sz w:val="22"/>
+                        </w:rPr>
+                        <m:t xml:space="preserve">α</m:t>
+                      </m:r>
+                    </m:e>
+                    <m:sub>
+                      <m:r>
+                        <w:rPr>
+                          <w:rFonts w:ascii="Cambria Math" w:hAnsi="Cambria Math"/>
+                          <w:sz w:val="22"/>
+                        </w:rPr>
+                        <m:t xml:space="preserve">k</m:t>
+                      </m:r>
+                    </m:sub>
+                  </m:sSub>
+                  <m:r>
+                    <w:rPr>
+                      <w:rFonts w:ascii="Cambria Math" w:hAnsi="Cambria Math"/>
+                      <w:sz w:val="22"/>
+                    </w:rPr>
+                    <m:t xml:space="preserve">) π(T) π(β) dβ dT</m:t>
+                  </m:r>
+                </m:e>
+              </m:nary>
+            </m:e>
+          </m:nary>
+          <m:r>
+            <w:rPr>
+              <w:rFonts w:ascii="Cambria Math" w:hAnsi="Cambria Math"/>
+              <w:sz w:val="22"/>
+            </w:rPr>
+            <m:t xml:space="preserve">     (10)</m:t>
+          </m:r>
+        </m:oMath>
+      </m:oMathPara>
+    </w:p>
+    <w:p>
+      <w:pPr>
+        <w:widowControl/>
+      </w:pPr>
+      <m:oMath>
+        <m:sSub>
+          <m:e>
+            <m:r>
+              <w:rPr>
+                <w:rFonts w:ascii="Cambria Math" w:hAnsi="Cambria Math"/>
+                <w:sz w:val="22"/>
+              </w:rPr>
+              <m:t xml:space="preserve">α</m:t>
+            </m:r>
+          </m:e>
+          <m:sub>
+            <m:r>
+              <w:rPr>
+                <w:rFonts w:ascii="Cambria Math" w:hAnsi="Cambria Math"/>
+                <w:sz w:val="22"/>
+              </w:rPr>
+              <m:t xml:space="preserve">k</m:t>
+            </m:r>
+          </m:sub>
+        </m:sSub>
+      </m:oMath>
       <w:r>
-        <w:t>一維率與時間的信賴集合分別校準；兩者的直積不是二維 95% 聯合區域。接受集合可能不連通，須保留實際節點清單；最小到最大值的包絡不可當成所有中間值都通過的連續區間。若集合觸及網格邊界，需擴大網格或誠實報告缺乏限制，不能把邊界當成測得上限或下限。</w:t>
+        <w:t xml:space="preserve"> 已包含該情境的 δ，</w:t>
+      </w:r>
+      <m:oMath>
+        <m:sSub>
+          <m:e>
+            <m:r>
+              <w:rPr>
+                <w:rFonts w:ascii="Cambria Math" w:hAnsi="Cambria Math"/>
+                <w:sz w:val="22"/>
+              </w:rPr>
+              <m:t xml:space="preserve">w</m:t>
+            </m:r>
+          </m:e>
+          <m:sub>
+            <m:r>
+              <w:rPr>
+                <w:rFonts w:ascii="Cambria Math" w:hAnsi="Cambria Math"/>
+                <w:sz w:val="22"/>
+              </w:rPr>
+              <m:t xml:space="preserve">k</m:t>
+            </m:r>
+          </m:sub>
+        </m:sSub>
+      </m:oMath>
+      <w:r>
+        <w:t xml:space="preserve"> 為量測質量函數不確定性的求積權重。β 的積分重新評估原始 Poisson mixture，最佳背景值只用於數值縮放，不代替積分。高斯量測資訊只使用一次，不在節點權重外再乘同一份量測 likelihood。</w:t>
       </w:r>
     </w:p>
     <w:p>
+      <w:pPr>
+        <w:widowControl/>
+      </w:pPr>
       <w:r>
-        <w:t>凍結模板內的涵蓋率不包含離散格點之間的真值、獨立高密度模板、人口／銀河勢錯配或背景形狀誤差。九個星團若另作「是否偵測到尾巴」的多重檢定，需要專門的背景零訊號模擬與事前定義的多重比較控制；本信賴集合不是九次偵測的整體顯著性。</w:t>
+        <w:t>舊 tilt 網格沒有經驗人口先驗時，各自報告條件式後驗。新版若資料對 R 與人口轉換仍有退化，應保留此退化並檢查先驗敏感度，而非藉由 MCMC 或邊際化宣稱退化已消失。</w:t>
       </w:r>
     </w:p>
     <w:p>
@@ -2717,12 +4534,7 @@
         <w:pStyle w:val="Heading1"/>
       </w:pPr>
       <w:r>
-        <w:t>九 數值收斂與科學驗證</w:t>
-      </w:r>
-    </w:p>
-    <w:p>
-      <w:r>
-        <w:t>軟體測試通過只代表已檢查的程式行為，不能取代物理驗證。正式推論至少包含下列四項；所有容忍度與排除規則應在檢視正式最佳結果前記錄。</w:t>
+        <w:t>九 結果摘要與模型診斷</w:t>
       </w:r>
     </w:p>
     <w:p>
@@ -2730,12 +4542,23 @@
         <w:pStyle w:val="Heading2"/>
       </w:pPr>
       <w:r>
-        <w:t>一 權重與動力學檢查</w:t>
+        <w:t>後驗分布與區間</w:t>
       </w:r>
     </w:p>
     <w:p>
+      <w:pPr>
+        <w:widowControl/>
+      </w:pPr>
       <w:r>
-        <w:t>驗證兩臂總權重等於 ṀT，子集窗口不重新正規化；以匹配釋放狀態的獨立短窗口檢查重用誤差。使用更嚴格積分精度、更多軌道快取點與不同粒子密度，檢查位置、速度、預期星數、空間分布與 q 的穩定性。固定質量勢的能量檢查不直接適用於時變移動星團勢。</w:t>
+        <w:t>保存一維 R、T 邊際密度及其聯合分布，報告中位數、中央 68% 與 95% 可信區間。分位數從分段線性密度積分求得，不使用離散節點的累積機率直接取代連續區間。若有多峰，保留完整分布與峰位置，因為中位數可能位於兩峰間的低密度區。</w:t>
+      </w:r>
+    </w:p>
+    <w:p>
+      <w:pPr>
+        <w:widowControl/>
+      </w:pPr>
+      <w:r>
+        <w:t>可信區間是給定先驗、資料與模型下的後驗範圍，不等於頻率派的信賴區間。人口最佳值的跨度也不是任一種區間。若分布持續靠近 MLR 或 T 的網格邊界，要明示截斷與求積解析度，不把先驗邊界製造的窄區間當成物理上限。</w:t>
       </w:r>
     </w:p>
     <w:p>
@@ -2743,17 +4566,73 @@
         <w:pStyle w:val="Heading2"/>
       </w:pPr>
       <w:r>
-        <w:t>二 模板取樣誤差</w:t>
+        <w:t>可見星數與質量轉換</w:t>
       </w:r>
     </w:p>
     <w:p>
-      <w:r>
-        <w:t>使用多組獨立動力學種子估計平均模板的標準誤。初步門檻為：累積占訊號 90% 的主要像素，模板標準誤小於該像素預期總計數平方根的 0.1 倍。另對事前定義的遠尾合併區域計算誤差，保留像素間協方差；不能只檢查最亮像素。必要時增加粒子或合併像素，並檢查尾巴結構是否因此喪失。</w:t>
-      </w:r>
+      <w:pPr>
+        <w:keepLines/>
+        <w:spacing w:before="60" w:after="180"/>
+        <w:jc w:val="center"/>
+      </w:pPr>
+      <m:oMathPara>
+        <m:oMath>
+          <m:r>
+            <w:rPr>
+              <w:rFonts w:ascii="Cambria Math" w:hAnsi="Cambria Math"/>
+              <w:sz w:val="22"/>
+            </w:rPr>
+            <m:t xml:space="preserve">η(R,T,α) = </m:t>
+          </m:r>
+          <m:f>
+            <m:num>
+              <m:sSub>
+                <m:e>
+                  <m:r>
+                    <w:rPr>
+                      <w:rFonts w:ascii="Cambria Math" w:hAnsi="Cambria Math"/>
+                      <w:sz w:val="22"/>
+                    </w:rPr>
+                    <m:t xml:space="preserve">N</m:t>
+                  </m:r>
+                </m:e>
+                <m:sub>
+                  <m:r>
+                    <w:rPr>
+                      <w:rFonts w:ascii="Cambria Math" w:hAnsi="Cambria Math"/>
+                      <w:sz w:val="22"/>
+                    </w:rPr>
+                    <m:t xml:space="preserve">selected</m:t>
+                  </m:r>
+                </m:sub>
+              </m:sSub>
+            </m:num>
+            <m:den>
+              <m:r>
+                <w:rPr>
+                  <w:rFonts w:ascii="Cambria Math" w:hAnsi="Cambria Math"/>
+                  <w:sz w:val="22"/>
+                </w:rPr>
+                <m:t xml:space="preserve">R T</m:t>
+              </m:r>
+            </m:den>
+          </m:f>
+          <m:r>
+            <w:rPr>
+              <w:rFonts w:ascii="Cambria Math" w:hAnsi="Cambria Math"/>
+              <w:sz w:val="22"/>
+            </w:rPr>
+            <m:t xml:space="preserve">     (11)</m:t>
+          </m:r>
+        </m:oMath>
+      </m:oMathPara>
     </w:p>
     <w:p>
+      <w:pPr>
+        <w:widowControl/>
+      </w:pPr>
       <w:r>
-        <w:t>分層粒子加權可輔助估計有效粒子數，但不能忽略同一粒子衍生人口／觀測抽樣的相關性。從同一密集模型稀疏抽出的模板不是獨立種子；其差異可作解析度診斷，不能代替獨立實驗的變異估計。</w:t>
+        <w:t>η 表示該模型窗口內，每單位所代表逃逸質量產生多少顆通過選星的星。它同時包含人口、動力學、視野、時間與觀測選擇，不是只由光度函數決定的固定常數。以共同 T 比較不同人口的 η，再檢查各最佳窗口，避免把不同窗口的星數直接當成相同量。</w:t>
       </w:r>
     </w:p>
     <w:p>
@@ -2761,25 +4640,23 @@
         <w:pStyle w:val="Heading2"/>
       </w:pPr>
       <w:r>
-        <w:t>三 已知答案回收與模型錯配</w:t>
-      </w:r>
-    </w:p>
-    <w:p>
-      <w:r>
-        <w:t>至少測試網格中間、邊界附近、接近偵測極限的低訊號，以及低於和高於視野可辨識年代的 T。檢查回收偏差、信賴集合涵蓋、集合寬度與失敗率。進一步用獨立高密度模板、格點間真值、不同人口、不同背景與不同銀河勢注入，評估模型錯配。現有有限格點校準未自動完成所有這些測試。</w:t>
+        <w:t>空間殘差與相對吻合度</w:t>
       </w:r>
     </w:p>
     <w:p>
       <w:pPr>
-        <w:pStyle w:val="Heading2"/>
+        <w:widowControl/>
       </w:pPr>
       <w:r>
-        <w:t>四 絕對吻合度與系統誤差</w:t>
+        <w:t>對代表性模型輸出觀測、擬合背景、訊號、總預期與 Pearson 殘差圖，並保持相同像素與色階。這些殘差使用校正狀態的平均預測，只供描述，不是顯著性地圖，也不等於 mixture likelihood 的 q。若要報絕對吻合度，需生成含背景與選擇程序的偽資料，重新擬合並校準統計量。</w:t>
       </w:r>
     </w:p>
     <w:p>
+      <w:pPr>
+        <w:widowControl/>
+      </w:pPr>
       <w:r>
-        <w:t>檢查資料減模型的殘差、尾巴方向、寬度及分區計數；以模擬資料重新擬合校準 Poisson deviance 等絕對吻合指標。對距離、自行、視向速度、現在質量、尺度、消光、人口質量函數、完整率、背景及銀河勢作敏感度實驗。情境最佳值的範圍不是自動的信賴區間。若無法解除人口可見星數與 Ṁ 的退化，報告可辨識組合或條件式值，不強制產生唯一 MLR。</w:t>
+        <w:t>保留 q=2[ℓmax−ℓ(θ)] 與 profile 作為相對吻合度診斷，但不給 q 事後乘權重以偏好某個文獻數值。Pal 5 的既有約 5 M☉/Myr 估計可作外部比較；必須先對齊質量定義、觀測範圍與時間尺度，不能強制重現。</w:t>
       </w:r>
     </w:p>
     <w:p>
@@ -2792,28 +4669,15 @@
         <w:pStyle w:val="Heading1"/>
       </w:pPr>
       <w:r>
-        <w:t>十 結果報告與可重現性</w:t>
+        <w:t>十 驗證規範與報告條件</w:t>
       </w:r>
     </w:p>
     <w:p>
       <w:pPr>
-        <w:pStyle w:val="Heading2"/>
+        <w:widowControl/>
       </w:pPr>
       <w:r>
-        <w:t>正式物理測量的報告條件</w:t>
-      </w:r>
-    </w:p>
-    <w:p>
-      <w:r>
-        <w:t>只有當人口質量基準與單位質量轉換、完整率和品質校正的支持範圍、背景控制區、數值收斂、回收偏差與涵蓋率，以及主要系統誤差均有足夠證據時，才報告模型適用範圍內已驗證的絕對逃逸率。部分校正仍為假設時，只報告明示條件的 MLR；缺少可信質量轉換時，主要報告選中的訊號星數與模型比較。</w:t>
-      </w:r>
-    </w:p>
-    <w:p>
-      <w:pPr>
-        <w:pStyle w:val="Heading2"/>
-      </w:pPr>
-      <w:r>
-        <w:t>目前實際執行狀態</w:t>
+        <w:t>軟體測試通過只代表相應邏輯與數值檢查成立，不能取代對實際星團的科學驗證。正式解釋之前，須分別完成數值、觀測轉移、背景、人口與推論回收的檢查。</w:t>
       </w:r>
     </w:p>
     <w:tbl>
@@ -2823,8 +4687,8 @@
         <w:tblLook w:firstColumn="1" w:firstRow="1" w:lastColumn="0" w:lastRow="0" w:noHBand="0" w:noVBand="1" w:val="04A0"/>
       </w:tblPr>
       <w:tblGrid>
-        <w:gridCol w:w="4819"/>
-        <w:gridCol w:w="4819"/>
+        <w:gridCol w:w="2494"/>
+        <w:gridCol w:w="7143"/>
       </w:tblGrid>
       <w:tr>
         <w:trPr>
@@ -2833,49 +4697,65 @@
         </w:trPr>
         <w:tc>
           <w:tcPr>
-            <w:tcW w:type="dxa" w:w="3515"/>
-            <w:shd w:fill="EDEDED"/>
+            <w:tcW w:type="dxa" w:w="2494"/>
+            <w:vAlign w:val="center"/>
+            <w:shd w:fill="E7EEF4"/>
             <w:tcBorders>
-              <w:top w:val="single" w:sz="4" w:color="BFBFBF"/>
-              <w:left w:val="single" w:sz="4" w:color="BFBFBF"/>
-              <w:bottom w:val="single" w:sz="4" w:color="BFBFBF"/>
-              <w:right w:val="single" w:sz="4" w:color="BFBFBF"/>
+              <w:top w:val="single" w:sz="4" w:color="D9D9D9"/>
+              <w:left w:val="single" w:sz="4" w:color="D9D9D9"/>
+              <w:bottom w:val="single" w:sz="4" w:color="D9D9D9"/>
+              <w:right w:val="single" w:sz="4" w:color="D9D9D9"/>
             </w:tcBorders>
+            <w:tcMar>
+              <w:top w:w="80" w:type="dxa"/>
+              <w:bottom w:w="80" w:type="dxa"/>
+              <w:left w:w="90" w:type="dxa"/>
+              <w:right w:w="90" w:type="dxa"/>
+            </w:tcMar>
           </w:tcPr>
           <w:p>
             <w:pPr>
-              <w:spacing w:after="80" w:before="80" w:line="264" w:lineRule="auto"/>
+              <w:spacing w:after="40" w:before="40" w:line="259" w:lineRule="auto"/>
+              <w:jc w:val="center"/>
             </w:pPr>
             <w:r>
               <w:rPr>
                 <w:b/>
-                <w:sz w:val="18"/>
+                <w:sz w:val="20"/>
               </w:rPr>
-              <w:t>工作項目</w:t>
+              <w:t>驗證項目</w:t>
             </w:r>
           </w:p>
         </w:tc>
         <w:tc>
           <w:tcPr>
-            <w:tcW w:type="dxa" w:w="5896"/>
-            <w:shd w:fill="EDEDED"/>
+            <w:tcW w:type="dxa" w:w="7143"/>
+            <w:vAlign w:val="center"/>
+            <w:shd w:fill="E7EEF4"/>
             <w:tcBorders>
-              <w:top w:val="single" w:sz="4" w:color="BFBFBF"/>
-              <w:left w:val="single" w:sz="4" w:color="BFBFBF"/>
-              <w:bottom w:val="single" w:sz="4" w:color="BFBFBF"/>
-              <w:right w:val="single" w:sz="4" w:color="BFBFBF"/>
+              <w:top w:val="single" w:sz="4" w:color="D9D9D9"/>
+              <w:left w:val="single" w:sz="4" w:color="D9D9D9"/>
+              <w:bottom w:val="single" w:sz="4" w:color="D9D9D9"/>
+              <w:right w:val="single" w:sz="4" w:color="D9D9D9"/>
             </w:tcBorders>
+            <w:tcMar>
+              <w:top w:w="80" w:type="dxa"/>
+              <w:bottom w:w="80" w:type="dxa"/>
+              <w:left w:w="90" w:type="dxa"/>
+              <w:right w:w="90" w:type="dxa"/>
+            </w:tcMar>
           </w:tcPr>
           <w:p>
             <w:pPr>
-              <w:spacing w:after="80" w:before="80" w:line="264" w:lineRule="auto"/>
+              <w:spacing w:after="40" w:before="40" w:line="259" w:lineRule="auto"/>
+              <w:jc w:val="center"/>
             </w:pPr>
             <w:r>
               <w:rPr>
                 <w:b/>
-                <w:sz w:val="18"/>
+                <w:sz w:val="20"/>
               </w:rPr>
-              <w:t>2026 年 10 月 30 日狀態</w:t>
+              <w:t>需要記錄的證據</w:t>
             </w:r>
           </w:p>
         </w:tc>
@@ -2886,49 +4766,65 @@
         </w:trPr>
         <w:tc>
           <w:tcPr>
-            <w:tcW w:type="dxa" w:w="3515"/>
+            <w:tcW w:type="dxa" w:w="2494"/>
+            <w:vAlign w:val="center"/>
             <w:shd w:fill="FFFFFF"/>
             <w:tcBorders>
-              <w:top w:val="single" w:sz="4" w:color="BFBFBF"/>
-              <w:left w:val="single" w:sz="4" w:color="BFBFBF"/>
-              <w:bottom w:val="single" w:sz="4" w:color="BFBFBF"/>
-              <w:right w:val="single" w:sz="4" w:color="BFBFBF"/>
+              <w:top w:val="single" w:sz="4" w:color="D9D9D9"/>
+              <w:left w:val="single" w:sz="4" w:color="D9D9D9"/>
+              <w:bottom w:val="single" w:sz="4" w:color="D9D9D9"/>
+              <w:right w:val="single" w:sz="4" w:color="D9D9D9"/>
             </w:tcBorders>
+            <w:tcMar>
+              <w:top w:w="80" w:type="dxa"/>
+              <w:bottom w:w="80" w:type="dxa"/>
+              <w:left w:w="90" w:type="dxa"/>
+              <w:right w:w="90" w:type="dxa"/>
+            </w:tcMar>
           </w:tcPr>
           <w:p>
             <w:pPr>
-              <w:spacing w:after="80" w:before="80" w:line="264" w:lineRule="auto"/>
+              <w:spacing w:after="40" w:before="40" w:line="259" w:lineRule="auto"/>
+              <w:jc w:val="left"/>
             </w:pPr>
             <w:r>
               <w:rPr>
                 <w:b w:val="0"/>
-                <w:sz w:val="18"/>
+                <w:sz w:val="20"/>
               </w:rPr>
-              <w:t>九個星團原始場與參數審核</w:t>
+              <w:t>動力學與窗口重用</w:t>
             </w:r>
           </w:p>
         </w:tc>
         <w:tc>
           <w:tcPr>
-            <w:tcW w:type="dxa" w:w="5896"/>
+            <w:tcW w:type="dxa" w:w="7143"/>
+            <w:vAlign w:val="center"/>
             <w:shd w:fill="FFFFFF"/>
             <w:tcBorders>
-              <w:top w:val="single" w:sz="4" w:color="BFBFBF"/>
-              <w:left w:val="single" w:sz="4" w:color="BFBFBF"/>
-              <w:bottom w:val="single" w:sz="4" w:color="BFBFBF"/>
-              <w:right w:val="single" w:sz="4" w:color="BFBFBF"/>
+              <w:top w:val="single" w:sz="4" w:color="D9D9D9"/>
+              <w:left w:val="single" w:sz="4" w:color="D9D9D9"/>
+              <w:bottom w:val="single" w:sz="4" w:color="D9D9D9"/>
+              <w:right w:val="single" w:sz="4" w:color="D9D9D9"/>
             </w:tcBorders>
+            <w:tcMar>
+              <w:top w:w="80" w:type="dxa"/>
+              <w:bottom w:w="80" w:type="dxa"/>
+              <w:left w:w="90" w:type="dxa"/>
+              <w:right w:w="90" w:type="dxa"/>
+            </w:tcMar>
           </w:tcPr>
           <w:p>
             <w:pPr>
-              <w:spacing w:after="80" w:before="80" w:line="264" w:lineRule="auto"/>
+              <w:spacing w:after="40" w:before="40" w:line="259" w:lineRule="auto"/>
+              <w:jc w:val="left"/>
             </w:pPr>
             <w:r>
               <w:rPr>
                 <w:b w:val="0"/>
-                <w:sz w:val="18"/>
+                <w:sz w:val="20"/>
               </w:rPr>
-              <w:t>已建立來源、實際視野與採用參數快照</w:t>
+              <w:t>獨立短窗口重跑；軌跡與權重差異；包版本與輸入雜湊</w:t>
             </w:r>
           </w:p>
         </w:tc>
@@ -2939,49 +4835,65 @@
         </w:trPr>
         <w:tc>
           <w:tcPr>
-            <w:tcW w:type="dxa" w:w="3515"/>
-            <w:shd w:fill="FFFFFF"/>
+            <w:tcW w:type="dxa" w:w="2494"/>
+            <w:vAlign w:val="center"/>
+            <w:shd w:fill="F7F9FB"/>
             <w:tcBorders>
-              <w:top w:val="single" w:sz="4" w:color="BFBFBF"/>
-              <w:left w:val="single" w:sz="4" w:color="BFBFBF"/>
-              <w:bottom w:val="single" w:sz="4" w:color="BFBFBF"/>
-              <w:right w:val="single" w:sz="4" w:color="BFBFBF"/>
+              <w:top w:val="single" w:sz="4" w:color="D9D9D9"/>
+              <w:left w:val="single" w:sz="4" w:color="D9D9D9"/>
+              <w:bottom w:val="single" w:sz="4" w:color="D9D9D9"/>
+              <w:right w:val="single" w:sz="4" w:color="D9D9D9"/>
             </w:tcBorders>
+            <w:tcMar>
+              <w:top w:w="80" w:type="dxa"/>
+              <w:bottom w:w="80" w:type="dxa"/>
+              <w:left w:w="90" w:type="dxa"/>
+              <w:right w:w="90" w:type="dxa"/>
+            </w:tcMar>
           </w:tcPr>
           <w:p>
             <w:pPr>
-              <w:spacing w:after="80" w:before="80" w:line="264" w:lineRule="auto"/>
+              <w:spacing w:after="40" w:before="40" w:line="259" w:lineRule="auto"/>
+              <w:jc w:val="left"/>
             </w:pPr>
             <w:r>
               <w:rPr>
                 <w:b w:val="0"/>
-                <w:sz w:val="18"/>
+                <w:sz w:val="20"/>
               </w:rPr>
-              <w:t>九個星團觀測選星輸出</w:t>
+              <w:t>粒子與觀測求積</w:t>
             </w:r>
           </w:p>
         </w:tc>
         <w:tc>
           <w:tcPr>
-            <w:tcW w:type="dxa" w:w="5896"/>
-            <w:shd w:fill="FFFFFF"/>
+            <w:tcW w:type="dxa" w:w="7143"/>
+            <w:vAlign w:val="center"/>
+            <w:shd w:fill="F7F9FB"/>
             <w:tcBorders>
-              <w:top w:val="single" w:sz="4" w:color="BFBFBF"/>
-              <w:left w:val="single" w:sz="4" w:color="BFBFBF"/>
-              <w:bottom w:val="single" w:sz="4" w:color="BFBFBF"/>
-              <w:right w:val="single" w:sz="4" w:color="BFBFBF"/>
+              <w:top w:val="single" w:sz="4" w:color="D9D9D9"/>
+              <w:left w:val="single" w:sz="4" w:color="D9D9D9"/>
+              <w:bottom w:val="single" w:sz="4" w:color="D9D9D9"/>
+              <w:right w:val="single" w:sz="4" w:color="D9D9D9"/>
             </w:tcBorders>
+            <w:tcMar>
+              <w:top w:w="80" w:type="dxa"/>
+              <w:bottom w:w="80" w:type="dxa"/>
+              <w:left w:w="90" w:type="dxa"/>
+              <w:right w:w="90" w:type="dxa"/>
+            </w:tcMar>
           </w:tcPr>
           <w:p>
             <w:pPr>
-              <w:spacing w:after="80" w:before="80" w:line="264" w:lineRule="auto"/>
+              <w:spacing w:after="40" w:before="40" w:line="259" w:lineRule="auto"/>
+              <w:jc w:val="left"/>
             </w:pPr>
             <w:r>
               <w:rPr>
                 <w:b w:val="0"/>
-                <w:sz w:val="18"/>
+                <w:sz w:val="20"/>
               </w:rPr>
-              <w:t>已產生，採用明示的原始 v1 視野</w:t>
+              <w:t>2 倍及 4 倍粒子密度、獨立種子；較多觀測抽樣</w:t>
             </w:r>
           </w:p>
         </w:tc>
@@ -2992,49 +4904,65 @@
         </w:trPr>
         <w:tc>
           <w:tcPr>
-            <w:tcW w:type="dxa" w:w="3515"/>
+            <w:tcW w:type="dxa" w:w="2494"/>
+            <w:vAlign w:val="center"/>
             <w:shd w:fill="FFFFFF"/>
             <w:tcBorders>
-              <w:top w:val="single" w:sz="4" w:color="BFBFBF"/>
-              <w:left w:val="single" w:sz="4" w:color="BFBFBF"/>
-              <w:bottom w:val="single" w:sz="4" w:color="BFBFBF"/>
-              <w:right w:val="single" w:sz="4" w:color="BFBFBF"/>
+              <w:top w:val="single" w:sz="4" w:color="D9D9D9"/>
+              <w:left w:val="single" w:sz="4" w:color="D9D9D9"/>
+              <w:bottom w:val="single" w:sz="4" w:color="D9D9D9"/>
+              <w:right w:val="single" w:sz="4" w:color="D9D9D9"/>
             </w:tcBorders>
+            <w:tcMar>
+              <w:top w:w="80" w:type="dxa"/>
+              <w:bottom w:w="80" w:type="dxa"/>
+              <w:left w:w="90" w:type="dxa"/>
+              <w:right w:w="90" w:type="dxa"/>
+            </w:tcMar>
           </w:tcPr>
           <w:p>
             <w:pPr>
-              <w:spacing w:after="80" w:before="80" w:line="264" w:lineRule="auto"/>
+              <w:spacing w:after="40" w:before="40" w:line="259" w:lineRule="auto"/>
+              <w:jc w:val="left"/>
             </w:pPr>
             <w:r>
               <w:rPr>
                 <w:b w:val="0"/>
-                <w:sz w:val="18"/>
+                <w:sz w:val="20"/>
               </w:rPr>
-              <w:t>Pal 5 加密 T–Ṁ 網格</w:t>
+              <w:t>人口及背景積分</w:t>
             </w:r>
           </w:p>
         </w:tc>
         <w:tc>
           <w:tcPr>
-            <w:tcW w:type="dxa" w:w="5896"/>
+            <w:tcW w:type="dxa" w:w="7143"/>
+            <w:vAlign w:val="center"/>
             <w:shd w:fill="FFFFFF"/>
             <w:tcBorders>
-              <w:top w:val="single" w:sz="4" w:color="BFBFBF"/>
-              <w:left w:val="single" w:sz="4" w:color="BFBFBF"/>
-              <w:bottom w:val="single" w:sz="4" w:color="BFBFBF"/>
-              <w:right w:val="single" w:sz="4" w:color="BFBFBF"/>
+              <w:top w:val="single" w:sz="4" w:color="D9D9D9"/>
+              <w:left w:val="single" w:sz="4" w:color="D9D9D9"/>
+              <w:bottom w:val="single" w:sz="4" w:color="D9D9D9"/>
+              <w:right w:val="single" w:sz="4" w:color="D9D9D9"/>
             </w:tcBorders>
+            <w:tcMar>
+              <w:top w:w="80" w:type="dxa"/>
+              <w:bottom w:w="80" w:type="dxa"/>
+              <w:left w:w="90" w:type="dxa"/>
+              <w:right w:w="90" w:type="dxa"/>
+            </w:tcMar>
           </w:tcPr>
           <w:p>
             <w:pPr>
-              <w:spacing w:after="80" w:before="80" w:line="264" w:lineRule="auto"/>
+              <w:spacing w:after="40" w:before="40" w:line="259" w:lineRule="auto"/>
+              <w:jc w:val="left"/>
             </w:pPr>
             <w:r>
               <w:rPr>
                 <w:b w:val="0"/>
-                <w:sz w:val="18"/>
+                <w:sz w:val="20"/>
               </w:rPr>
-              <w:t>已啟動；尚無完整網格結果</w:t>
+              <w:t>MF 求積 5 點對較高階；β 先驗上界與積分容許誤差</w:t>
             </w:r>
           </w:p>
         </w:tc>
@@ -3045,49 +4973,65 @@
         </w:trPr>
         <w:tc>
           <w:tcPr>
-            <w:tcW w:type="dxa" w:w="3515"/>
-            <w:shd w:fill="FFFFFF"/>
+            <w:tcW w:type="dxa" w:w="2494"/>
+            <w:vAlign w:val="center"/>
+            <w:shd w:fill="F7F9FB"/>
             <w:tcBorders>
-              <w:top w:val="single" w:sz="4" w:color="BFBFBF"/>
-              <w:left w:val="single" w:sz="4" w:color="BFBFBF"/>
-              <w:bottom w:val="single" w:sz="4" w:color="BFBFBF"/>
-              <w:right w:val="single" w:sz="4" w:color="BFBFBF"/>
+              <w:top w:val="single" w:sz="4" w:color="D9D9D9"/>
+              <w:left w:val="single" w:sz="4" w:color="D9D9D9"/>
+              <w:bottom w:val="single" w:sz="4" w:color="D9D9D9"/>
+              <w:right w:val="single" w:sz="4" w:color="D9D9D9"/>
             </w:tcBorders>
+            <w:tcMar>
+              <w:top w:w="80" w:type="dxa"/>
+              <w:bottom w:w="80" w:type="dxa"/>
+              <w:left w:w="90" w:type="dxa"/>
+              <w:right w:w="90" w:type="dxa"/>
+            </w:tcMar>
           </w:tcPr>
           <w:p>
             <w:pPr>
-              <w:spacing w:after="80" w:before="80" w:line="264" w:lineRule="auto"/>
+              <w:spacing w:after="40" w:before="40" w:line="259" w:lineRule="auto"/>
+              <w:jc w:val="left"/>
             </w:pPr>
             <w:r>
               <w:rPr>
                 <w:b w:val="0"/>
-                <w:sz w:val="18"/>
+                <w:sz w:val="20"/>
               </w:rPr>
-              <w:t>其他八個星團 MLR 擬合</w:t>
+              <w:t>模板取樣雜訊</w:t>
             </w:r>
           </w:p>
         </w:tc>
         <w:tc>
           <w:tcPr>
-            <w:tcW w:type="dxa" w:w="5896"/>
-            <w:shd w:fill="FFFFFF"/>
+            <w:tcW w:type="dxa" w:w="7143"/>
+            <w:vAlign w:val="center"/>
+            <w:shd w:fill="F7F9FB"/>
             <w:tcBorders>
-              <w:top w:val="single" w:sz="4" w:color="BFBFBF"/>
-              <w:left w:val="single" w:sz="4" w:color="BFBFBF"/>
-              <w:bottom w:val="single" w:sz="4" w:color="BFBFBF"/>
-              <w:right w:val="single" w:sz="4" w:color="BFBFBF"/>
+              <w:top w:val="single" w:sz="4" w:color="D9D9D9"/>
+              <w:left w:val="single" w:sz="4" w:color="D9D9D9"/>
+              <w:bottom w:val="single" w:sz="4" w:color="D9D9D9"/>
+              <w:right w:val="single" w:sz="4" w:color="D9D9D9"/>
             </w:tcBorders>
+            <w:tcMar>
+              <w:top w:w="80" w:type="dxa"/>
+              <w:bottom w:w="80" w:type="dxa"/>
+              <w:left w:w="90" w:type="dxa"/>
+              <w:right w:w="90" w:type="dxa"/>
+            </w:tcMar>
           </w:tcPr>
           <w:p>
             <w:pPr>
-              <w:spacing w:after="80" w:before="80" w:line="264" w:lineRule="auto"/>
+              <w:spacing w:after="40" w:before="40" w:line="259" w:lineRule="auto"/>
+              <w:jc w:val="center"/>
             </w:pPr>
             <w:r>
               <w:rPr>
                 <w:b w:val="0"/>
-                <w:sz w:val="18"/>
+                <w:sz w:val="20"/>
               </w:rPr>
-              <w:t>未啟動；缺各自的人口或觀測校正</w:t>
+              <w:t>獨立動力學種子的像素誤差與尾巴遠段合併區域</w:t>
             </w:r>
           </w:p>
         </w:tc>
@@ -3098,49 +5042,65 @@
         </w:trPr>
         <w:tc>
           <w:tcPr>
-            <w:tcW w:type="dxa" w:w="3515"/>
+            <w:tcW w:type="dxa" w:w="2494"/>
+            <w:vAlign w:val="center"/>
             <w:shd w:fill="FFFFFF"/>
             <w:tcBorders>
-              <w:top w:val="single" w:sz="4" w:color="BFBFBF"/>
-              <w:left w:val="single" w:sz="4" w:color="BFBFBF"/>
-              <w:bottom w:val="single" w:sz="4" w:color="BFBFBF"/>
-              <w:right w:val="single" w:sz="4" w:color="BFBFBF"/>
+              <w:top w:val="single" w:sz="4" w:color="D9D9D9"/>
+              <w:left w:val="single" w:sz="4" w:color="D9D9D9"/>
+              <w:bottom w:val="single" w:sz="4" w:color="D9D9D9"/>
+              <w:right w:val="single" w:sz="4" w:color="D9D9D9"/>
             </w:tcBorders>
+            <w:tcMar>
+              <w:top w:w="80" w:type="dxa"/>
+              <w:bottom w:w="80" w:type="dxa"/>
+              <w:left w:w="90" w:type="dxa"/>
+              <w:right w:w="90" w:type="dxa"/>
+            </w:tcMar>
           </w:tcPr>
           <w:p>
             <w:pPr>
-              <w:spacing w:after="80" w:before="80" w:line="264" w:lineRule="auto"/>
+              <w:spacing w:after="40" w:before="40" w:line="259" w:lineRule="auto"/>
+              <w:jc w:val="left"/>
             </w:pPr>
             <w:r>
               <w:rPr>
                 <w:b w:val="0"/>
-                <w:sz w:val="18"/>
+                <w:sz w:val="20"/>
               </w:rPr>
-              <w:t>95% 有限網格校準程式</w:t>
+              <w:t>觀測校正</w:t>
             </w:r>
           </w:p>
         </w:tc>
         <w:tc>
           <w:tcPr>
-            <w:tcW w:type="dxa" w:w="5896"/>
+            <w:tcW w:type="dxa" w:w="7143"/>
+            <w:vAlign w:val="center"/>
             <w:shd w:fill="FFFFFF"/>
             <w:tcBorders>
-              <w:top w:val="single" w:sz="4" w:color="BFBFBF"/>
-              <w:left w:val="single" w:sz="4" w:color="BFBFBF"/>
-              <w:bottom w:val="single" w:sz="4" w:color="BFBFBF"/>
-              <w:right w:val="single" w:sz="4" w:color="BFBFBF"/>
+              <w:top w:val="single" w:sz="4" w:color="D9D9D9"/>
+              <w:left w:val="single" w:sz="4" w:color="D9D9D9"/>
+              <w:bottom w:val="single" w:sz="4" w:color="D9D9D9"/>
+              <w:right w:val="single" w:sz="4" w:color="D9D9D9"/>
             </w:tcBorders>
+            <w:tcMar>
+              <w:top w:w="80" w:type="dxa"/>
+              <w:bottom w:w="80" w:type="dxa"/>
+              <w:left w:w="90" w:type="dxa"/>
+              <w:right w:w="90" w:type="dxa"/>
+            </w:tcMar>
           </w:tcPr>
           <w:p>
             <w:pPr>
-              <w:spacing w:after="80" w:before="80" w:line="264" w:lineRule="auto"/>
+              <w:spacing w:after="40" w:before="40" w:line="259" w:lineRule="auto"/>
+              <w:jc w:val="left"/>
             </w:pPr>
             <w:r>
               <w:rPr>
                 <w:b w:val="0"/>
-                <w:sz w:val="18"/>
+                <w:sz w:val="20"/>
               </w:rPr>
-              <w:t>已實作並完成既有粗網格流程試跑</w:t>
+              <w:t>母樣本保留集檢查；入表、可用率及品質通過率分開</w:t>
             </w:r>
           </w:p>
         </w:tc>
@@ -3151,75 +5111,166 @@
         </w:trPr>
         <w:tc>
           <w:tcPr>
-            <w:tcW w:type="dxa" w:w="3515"/>
-            <w:shd w:fill="FFFFFF"/>
+            <w:tcW w:type="dxa" w:w="2494"/>
+            <w:vAlign w:val="center"/>
+            <w:shd w:fill="F7F9FB"/>
             <w:tcBorders>
-              <w:top w:val="single" w:sz="4" w:color="BFBFBF"/>
-              <w:left w:val="single" w:sz="4" w:color="BFBFBF"/>
-              <w:bottom w:val="single" w:sz="4" w:color="BFBFBF"/>
-              <w:right w:val="single" w:sz="4" w:color="BFBFBF"/>
+              <w:top w:val="single" w:sz="4" w:color="D9D9D9"/>
+              <w:left w:val="single" w:sz="4" w:color="D9D9D9"/>
+              <w:bottom w:val="single" w:sz="4" w:color="D9D9D9"/>
+              <w:right w:val="single" w:sz="4" w:color="D9D9D9"/>
             </w:tcBorders>
+            <w:tcMar>
+              <w:top w:w="80" w:type="dxa"/>
+              <w:bottom w:w="80" w:type="dxa"/>
+              <w:left w:w="90" w:type="dxa"/>
+              <w:right w:w="90" w:type="dxa"/>
+            </w:tcMar>
           </w:tcPr>
           <w:p>
             <w:pPr>
-              <w:spacing w:after="80" w:before="80" w:line="264" w:lineRule="auto"/>
+              <w:spacing w:after="40" w:before="40" w:line="259" w:lineRule="auto"/>
+              <w:jc w:val="left"/>
             </w:pPr>
             <w:r>
               <w:rPr>
                 <w:b w:val="0"/>
-                <w:sz w:val="18"/>
+                <w:sz w:val="20"/>
               </w:rPr>
-              <w:t>九個星團正式物理 MLR</w:t>
+              <w:t>背景與偽訊號</w:t>
             </w:r>
           </w:p>
         </w:tc>
         <w:tc>
           <w:tcPr>
-            <w:tcW w:type="dxa" w:w="5896"/>
-            <w:shd w:fill="FFFFFF"/>
+            <w:tcW w:type="dxa" w:w="7143"/>
+            <w:vAlign w:val="center"/>
+            <w:shd w:fill="F7F9FB"/>
             <w:tcBorders>
-              <w:top w:val="single" w:sz="4" w:color="BFBFBF"/>
-              <w:left w:val="single" w:sz="4" w:color="BFBFBF"/>
-              <w:bottom w:val="single" w:sz="4" w:color="BFBFBF"/>
-              <w:right w:val="single" w:sz="4" w:color="BFBFBF"/>
+              <w:top w:val="single" w:sz="4" w:color="D9D9D9"/>
+              <w:left w:val="single" w:sz="4" w:color="D9D9D9"/>
+              <w:bottom w:val="single" w:sz="4" w:color="D9D9D9"/>
+              <w:right w:val="single" w:sz="4" w:color="D9D9D9"/>
             </w:tcBorders>
+            <w:tcMar>
+              <w:top w:w="80" w:type="dxa"/>
+              <w:bottom w:w="80" w:type="dxa"/>
+              <w:left w:w="90" w:type="dxa"/>
+              <w:right w:w="90" w:type="dxa"/>
+            </w:tcMar>
           </w:tcPr>
           <w:p>
             <w:pPr>
-              <w:spacing w:after="80" w:before="80" w:line="264" w:lineRule="auto"/>
+              <w:spacing w:after="40" w:before="40" w:line="259" w:lineRule="auto"/>
+              <w:jc w:val="center"/>
             </w:pPr>
             <w:r>
               <w:rPr>
                 <w:b w:val="0"/>
-                <w:sz w:val="18"/>
+                <w:sz w:val="20"/>
               </w:rPr>
-              <w:t>尚未完成驗證，不宣稱已有測量</w:t>
+              <w:t>控制區、替代背景形狀及重新擬合的偽資料</w:t>
+            </w:r>
+          </w:p>
+        </w:tc>
+      </w:tr>
+      <w:tr>
+        <w:trPr>
+          <w:cantSplit/>
+        </w:trPr>
+        <w:tc>
+          <w:tcPr>
+            <w:tcW w:type="dxa" w:w="2494"/>
+            <w:vAlign w:val="center"/>
+            <w:shd w:fill="FFFFFF"/>
+            <w:tcBorders>
+              <w:top w:val="single" w:sz="4" w:color="D9D9D9"/>
+              <w:left w:val="single" w:sz="4" w:color="D9D9D9"/>
+              <w:bottom w:val="single" w:sz="4" w:color="D9D9D9"/>
+              <w:right w:val="single" w:sz="4" w:color="D9D9D9"/>
+            </w:tcBorders>
+            <w:tcMar>
+              <w:top w:w="80" w:type="dxa"/>
+              <w:bottom w:w="80" w:type="dxa"/>
+              <w:left w:w="90" w:type="dxa"/>
+              <w:right w:w="90" w:type="dxa"/>
+            </w:tcMar>
+          </w:tcPr>
+          <w:p>
+            <w:pPr>
+              <w:spacing w:after="40" w:before="40" w:line="259" w:lineRule="auto"/>
+              <w:jc w:val="left"/>
+            </w:pPr>
+            <w:r>
+              <w:rPr>
+                <w:b w:val="0"/>
+                <w:sz w:val="20"/>
+              </w:rPr>
+              <w:t>推論回收</w:t>
+            </w:r>
+          </w:p>
+        </w:tc>
+        <w:tc>
+          <w:tcPr>
+            <w:tcW w:type="dxa" w:w="7143"/>
+            <w:vAlign w:val="center"/>
+            <w:shd w:fill="FFFFFF"/>
+            <w:tcBorders>
+              <w:top w:val="single" w:sz="4" w:color="D9D9D9"/>
+              <w:left w:val="single" w:sz="4" w:color="D9D9D9"/>
+              <w:bottom w:val="single" w:sz="4" w:color="D9D9D9"/>
+              <w:right w:val="single" w:sz="4" w:color="D9D9D9"/>
+            </w:tcBorders>
+            <w:tcMar>
+              <w:top w:w="80" w:type="dxa"/>
+              <w:bottom w:w="80" w:type="dxa"/>
+              <w:left w:w="90" w:type="dxa"/>
+              <w:right w:w="90" w:type="dxa"/>
+            </w:tcMar>
+          </w:tcPr>
+          <w:p>
+            <w:pPr>
+              <w:spacing w:after="40" w:before="40" w:line="259" w:lineRule="auto"/>
+              <w:jc w:val="left"/>
+            </w:pPr>
+            <w:r>
+              <w:rPr>
+                <w:b w:val="0"/>
+                <w:sz w:val="20"/>
+              </w:rPr>
+              <w:t>已知真值、模型失配、偏差、區間行為及邊界敏感度</w:t>
             </w:r>
           </w:p>
         </w:tc>
       </w:tr>
     </w:tbl>
     <w:p>
+      <w:pPr>
+        <w:spacing w:after="20"/>
+      </w:pPr>
+    </w:p>
+    <w:p>
+      <w:pPr>
+        <w:widowControl/>
+      </w:pPr>
       <w:r>
-        <w:t>表 3　方法功能、資料準備與物理測量的狀態分開記錄。試跑圖可作流程檢查，不能作正式結果表。</w:t>
+        <w:t>模板雜訊先檢查累積占訊號前 90% 的像素，目標為模板平均的標準誤低於該像素 Poisson 尺度的十分之一；另外檢查事先定義的尾巴遠段合併區。這是數值診斷，不是只有總星數收斂就算通過，也不把少量種子估計的變異當成精確已知。</w:t>
       </w:r>
     </w:p>
     <w:p>
       <w:pPr>
-        <w:pStyle w:val="Heading2"/>
+        <w:widowControl/>
       </w:pPr>
       <w:r>
-        <w:t>每個星團應保存的資料產品</w:t>
+        <w:t>回收情境至少涵蓋：真值位於網格中間、接近邊界、尾巴接近偵測極限，以及 T 位於可辨識時間尺度以下與以上。再注入人口、背景、消光及軌道失配，檢查模型不正確時的偏差。貝葉斯可信區間與頻率派涵蓋率分開命名；可信區間本身不承諾逐真值的 95% 頻率涵蓋率。</w:t>
       </w:r>
     </w:p>
     <w:p>
+      <w:pPr>
+        <w:widowControl/>
+      </w:pPr>
       <w:r>
-        <w:t>保存原始查詢及下載狀態、觀測與校正檔案雜湊、星團參數來源和不確定性、軟體版本與亂數種子、選星與遮罩、粒子釋放時間及質量權重、M(t)、預期訊號與背景、T–Ṁ 網格、heatmap、profile、95% 接受節點、涵蓋率、收斂及系統誤差報告。公開儲存庫排除憑證、原始大型資料、暫存檔與完整模擬輸出，但保留可重現程式與必要的來源說明。</w:t>
-      </w:r>
-    </w:p>
-    <w:p>
-      <w:r>
-        <w:t>程式使用 prescribed_mass_history_v1 標記耦合質量歷史，並另存 mass_basis、振幅政策、校正來源及窗口語意。舊固定動力學自由振幅結果使用不同模型名稱；不得重新換標籤後混入本分析。科展報告的結果章應只引用已完成計算與驗證的輸出，並以本節狀態表為更新依據。</w:t>
+        <w:t>只有人口質量定義與單位質量校驗、選擇校正支持範圍、背景控制、數值收斂及回收測試均有證據時，才討論可靠的絕對流失率。未通過者仍可報條件式分布或可觀測訊號星數，但必須保留限制。</w:t>
       </w:r>
     </w:p>
     <w:p>
@@ -3232,196 +5283,829 @@
         <w:pStyle w:val="Heading1"/>
       </w:pPr>
       <w:r>
-        <w:t>十一 參考文獻與資料來源</w:t>
+        <w:t>十一 執行狀態與可重現資料</w:t>
       </w:r>
     </w:p>
     <w:p>
       <w:pPr>
-        <w:keepNext/>
-        <w:spacing w:line="252" w:lineRule="auto"/>
+        <w:widowControl/>
       </w:pPr>
       <w:r>
-        <w:rPr>
-          <w:b/>
-          <w:sz w:val="19"/>
-        </w:rPr>
-        <w:t>1　Baumgardt 星團參數目錄</w:t>
+        <w:t>本版對應已提交的邊際化與實測 MF 程式版本 09ee6a8。程式已通過 90 項軟體測試，包含背景積分與解析截斷 Gamma 解的比較、非均勻網格與分位數、人口符號與正規化，以及原生模板重分析。這不代表所有星團已完成物理驗證。</w:t>
+      </w:r>
+    </w:p>
+    <w:tbl>
+      <w:tblPr>
+        <w:tblW w:type="auto" w:w="0"/>
+        <w:tblLayout w:type="fixed"/>
+        <w:tblLook w:firstColumn="1" w:firstRow="1" w:lastColumn="0" w:lastRow="0" w:noHBand="0" w:noVBand="1" w:val="04A0"/>
+      </w:tblPr>
+      <w:tblGrid>
+        <w:gridCol w:w="3175"/>
+        <w:gridCol w:w="6463"/>
+      </w:tblGrid>
+      <w:tr>
+        <w:trPr>
+          <w:cantSplit/>
+          <w:tblHeader/>
+        </w:trPr>
+        <w:tc>
+          <w:tcPr>
+            <w:tcW w:type="dxa" w:w="3175"/>
+            <w:vAlign w:val="center"/>
+            <w:shd w:fill="E7EEF4"/>
+            <w:tcBorders>
+              <w:top w:val="single" w:sz="4" w:color="D9D9D9"/>
+              <w:left w:val="single" w:sz="4" w:color="D9D9D9"/>
+              <w:bottom w:val="single" w:sz="4" w:color="D9D9D9"/>
+              <w:right w:val="single" w:sz="4" w:color="D9D9D9"/>
+            </w:tcBorders>
+            <w:tcMar>
+              <w:top w:w="80" w:type="dxa"/>
+              <w:bottom w:w="80" w:type="dxa"/>
+              <w:left w:w="90" w:type="dxa"/>
+              <w:right w:w="90" w:type="dxa"/>
+            </w:tcMar>
+          </w:tcPr>
+          <w:p>
+            <w:pPr>
+              <w:spacing w:after="40" w:before="40" w:line="259" w:lineRule="auto"/>
+              <w:jc w:val="center"/>
+            </w:pPr>
+            <w:r>
+              <w:rPr>
+                <w:b/>
+                <w:sz w:val="20"/>
+              </w:rPr>
+              <w:t>項目</w:t>
+            </w:r>
+          </w:p>
+        </w:tc>
+        <w:tc>
+          <w:tcPr>
+            <w:tcW w:type="dxa" w:w="6463"/>
+            <w:vAlign w:val="center"/>
+            <w:shd w:fill="E7EEF4"/>
+            <w:tcBorders>
+              <w:top w:val="single" w:sz="4" w:color="D9D9D9"/>
+              <w:left w:val="single" w:sz="4" w:color="D9D9D9"/>
+              <w:bottom w:val="single" w:sz="4" w:color="D9D9D9"/>
+              <w:right w:val="single" w:sz="4" w:color="D9D9D9"/>
+            </w:tcBorders>
+            <w:tcMar>
+              <w:top w:w="80" w:type="dxa"/>
+              <w:bottom w:w="80" w:type="dxa"/>
+              <w:left w:w="90" w:type="dxa"/>
+              <w:right w:w="90" w:type="dxa"/>
+            </w:tcMar>
+          </w:tcPr>
+          <w:p>
+            <w:pPr>
+              <w:spacing w:after="40" w:before="40" w:line="259" w:lineRule="auto"/>
+              <w:jc w:val="center"/>
+            </w:pPr>
+            <w:r>
+              <w:rPr>
+                <w:b/>
+                <w:sz w:val="20"/>
+              </w:rPr>
+              <w:t>本版記錄的狀態</w:t>
+            </w:r>
+          </w:p>
+        </w:tc>
+      </w:tr>
+      <w:tr>
+        <w:trPr>
+          <w:cantSplit/>
+        </w:trPr>
+        <w:tc>
+          <w:tcPr>
+            <w:tcW w:type="dxa" w:w="3175"/>
+            <w:vAlign w:val="center"/>
+            <w:shd w:fill="FFFFFF"/>
+            <w:tcBorders>
+              <w:top w:val="single" w:sz="4" w:color="D9D9D9"/>
+              <w:left w:val="single" w:sz="4" w:color="D9D9D9"/>
+              <w:bottom w:val="single" w:sz="4" w:color="D9D9D9"/>
+              <w:right w:val="single" w:sz="4" w:color="D9D9D9"/>
+            </w:tcBorders>
+            <w:tcMar>
+              <w:top w:w="80" w:type="dxa"/>
+              <w:bottom w:w="80" w:type="dxa"/>
+              <w:left w:w="90" w:type="dxa"/>
+              <w:right w:w="90" w:type="dxa"/>
+            </w:tcMar>
+          </w:tcPr>
+          <w:p>
+            <w:pPr>
+              <w:spacing w:after="40" w:before="40" w:line="259" w:lineRule="auto"/>
+              <w:jc w:val="left"/>
+            </w:pPr>
+            <w:r>
+              <w:rPr>
+                <w:b w:val="0"/>
+                <w:sz w:val="20"/>
+              </w:rPr>
+              <w:t>舊人口模型的 Pal 5 與 NGC288</w:t>
+            </w:r>
+          </w:p>
+        </w:tc>
+        <w:tc>
+          <w:tcPr>
+            <w:tcW w:type="dxa" w:w="6463"/>
+            <w:vAlign w:val="center"/>
+            <w:shd w:fill="FFFFFF"/>
+            <w:tcBorders>
+              <w:top w:val="single" w:sz="4" w:color="D9D9D9"/>
+              <w:left w:val="single" w:sz="4" w:color="D9D9D9"/>
+              <w:bottom w:val="single" w:sz="4" w:color="D9D9D9"/>
+              <w:right w:val="single" w:sz="4" w:color="D9D9D9"/>
+            </w:tcBorders>
+            <w:tcMar>
+              <w:top w:w="80" w:type="dxa"/>
+              <w:bottom w:w="80" w:type="dxa"/>
+              <w:left w:w="90" w:type="dxa"/>
+              <w:right w:w="90" w:type="dxa"/>
+            </w:tcMar>
+          </w:tcPr>
+          <w:p>
+            <w:pPr>
+              <w:spacing w:after="40" w:before="40" w:line="259" w:lineRule="auto"/>
+              <w:jc w:val="center"/>
+            </w:pPr>
+            <w:r>
+              <w:rPr>
+                <w:b w:val="0"/>
+                <w:sz w:val="20"/>
+              </w:rPr>
+              <w:t>已有完整條件式網格，保留供方法比較</w:t>
+            </w:r>
+          </w:p>
+        </w:tc>
+      </w:tr>
+      <w:tr>
+        <w:trPr>
+          <w:cantSplit/>
+        </w:trPr>
+        <w:tc>
+          <w:tcPr>
+            <w:tcW w:type="dxa" w:w="3175"/>
+            <w:vAlign w:val="center"/>
+            <w:shd w:fill="F7F9FB"/>
+            <w:tcBorders>
+              <w:top w:val="single" w:sz="4" w:color="D9D9D9"/>
+              <w:left w:val="single" w:sz="4" w:color="D9D9D9"/>
+              <w:bottom w:val="single" w:sz="4" w:color="D9D9D9"/>
+              <w:right w:val="single" w:sz="4" w:color="D9D9D9"/>
+            </w:tcBorders>
+            <w:tcMar>
+              <w:top w:w="80" w:type="dxa"/>
+              <w:bottom w:w="80" w:type="dxa"/>
+              <w:left w:w="90" w:type="dxa"/>
+              <w:right w:w="90" w:type="dxa"/>
+            </w:tcMar>
+          </w:tcPr>
+          <w:p>
+            <w:pPr>
+              <w:spacing w:after="40" w:before="40" w:line="259" w:lineRule="auto"/>
+              <w:jc w:val="left"/>
+            </w:pPr>
+            <w:r>
+              <w:rPr>
+                <w:b w:val="0"/>
+                <w:sz w:val="20"/>
+              </w:rPr>
+              <w:t>原始 likelihood 的邊際化</w:t>
+            </w:r>
+          </w:p>
+        </w:tc>
+        <w:tc>
+          <w:tcPr>
+            <w:tcW w:type="dxa" w:w="6463"/>
+            <w:vAlign w:val="center"/>
+            <w:shd w:fill="F7F9FB"/>
+            <w:tcBorders>
+              <w:top w:val="single" w:sz="4" w:color="D9D9D9"/>
+              <w:left w:val="single" w:sz="4" w:color="D9D9D9"/>
+              <w:bottom w:val="single" w:sz="4" w:color="D9D9D9"/>
+              <w:right w:val="single" w:sz="4" w:color="D9D9D9"/>
+            </w:tcBorders>
+            <w:tcMar>
+              <w:top w:w="80" w:type="dxa"/>
+              <w:bottom w:w="80" w:type="dxa"/>
+              <w:left w:w="90" w:type="dxa"/>
+              <w:right w:w="90" w:type="dxa"/>
+            </w:tcMar>
+          </w:tcPr>
+          <w:p>
+            <w:pPr>
+              <w:spacing w:after="40" w:before="40" w:line="259" w:lineRule="auto"/>
+              <w:jc w:val="left"/>
+            </w:pPr>
+            <w:r>
+              <w:rPr>
+                <w:b w:val="0"/>
+                <w:sz w:val="20"/>
+              </w:rPr>
+              <w:t>已實作；Pal 5 舊人口情境的第一輪分析已產出</w:t>
+            </w:r>
+          </w:p>
+        </w:tc>
+      </w:tr>
+      <w:tr>
+        <w:trPr>
+          <w:cantSplit/>
+        </w:trPr>
+        <w:tc>
+          <w:tcPr>
+            <w:tcW w:type="dxa" w:w="3175"/>
+            <w:vAlign w:val="center"/>
+            <w:shd w:fill="FFFFFF"/>
+            <w:tcBorders>
+              <w:top w:val="single" w:sz="4" w:color="D9D9D9"/>
+              <w:left w:val="single" w:sz="4" w:color="D9D9D9"/>
+              <w:bottom w:val="single" w:sz="4" w:color="D9D9D9"/>
+              <w:right w:val="single" w:sz="4" w:color="D9D9D9"/>
+            </w:tcBorders>
+            <w:tcMar>
+              <w:top w:w="80" w:type="dxa"/>
+              <w:bottom w:w="80" w:type="dxa"/>
+              <w:left w:w="90" w:type="dxa"/>
+              <w:right w:w="90" w:type="dxa"/>
+            </w:tcMar>
+          </w:tcPr>
+          <w:p>
+            <w:pPr>
+              <w:spacing w:after="40" w:before="40" w:line="259" w:lineRule="auto"/>
+              <w:jc w:val="left"/>
+            </w:pPr>
+            <w:r>
+              <w:rPr>
+                <w:b w:val="0"/>
+                <w:sz w:val="20"/>
+              </w:rPr>
+              <w:t>實測 MF 新人口模型</w:t>
+            </w:r>
+          </w:p>
+        </w:tc>
+        <w:tc>
+          <w:tcPr>
+            <w:tcW w:type="dxa" w:w="6463"/>
+            <w:vAlign w:val="center"/>
+            <w:shd w:fill="FFFFFF"/>
+            <w:tcBorders>
+              <w:top w:val="single" w:sz="4" w:color="D9D9D9"/>
+              <w:left w:val="single" w:sz="4" w:color="D9D9D9"/>
+              <w:bottom w:val="single" w:sz="4" w:color="D9D9D9"/>
+              <w:right w:val="single" w:sz="4" w:color="D9D9D9"/>
+            </w:tcBorders>
+            <w:tcMar>
+              <w:top w:w="80" w:type="dxa"/>
+              <w:bottom w:w="80" w:type="dxa"/>
+              <w:left w:w="90" w:type="dxa"/>
+              <w:right w:w="90" w:type="dxa"/>
+            </w:tcMar>
+          </w:tcPr>
+          <w:p>
+            <w:pPr>
+              <w:spacing w:after="40" w:before="40" w:line="259" w:lineRule="auto"/>
+              <w:jc w:val="left"/>
+            </w:pPr>
+            <w:r>
+              <w:rPr>
+                <w:b w:val="0"/>
+                <w:sz w:val="20"/>
+              </w:rPr>
+              <w:t>已建立；先處理 Pal 5，再接續 NGC288</w:t>
+            </w:r>
+          </w:p>
+        </w:tc>
+      </w:tr>
+      <w:tr>
+        <w:trPr>
+          <w:cantSplit/>
+        </w:trPr>
+        <w:tc>
+          <w:tcPr>
+            <w:tcW w:type="dxa" w:w="3175"/>
+            <w:vAlign w:val="center"/>
+            <w:shd w:fill="F7F9FB"/>
+            <w:tcBorders>
+              <w:top w:val="single" w:sz="4" w:color="D9D9D9"/>
+              <w:left w:val="single" w:sz="4" w:color="D9D9D9"/>
+              <w:bottom w:val="single" w:sz="4" w:color="D9D9D9"/>
+              <w:right w:val="single" w:sz="4" w:color="D9D9D9"/>
+            </w:tcBorders>
+            <w:tcMar>
+              <w:top w:w="80" w:type="dxa"/>
+              <w:bottom w:w="80" w:type="dxa"/>
+              <w:left w:w="90" w:type="dxa"/>
+              <w:right w:w="90" w:type="dxa"/>
+            </w:tcMar>
+          </w:tcPr>
+          <w:p>
+            <w:pPr>
+              <w:spacing w:after="40" w:before="40" w:line="259" w:lineRule="auto"/>
+              <w:jc w:val="left"/>
+            </w:pPr>
+            <w:r>
+              <w:rPr>
+                <w:b w:val="0"/>
+                <w:sz w:val="20"/>
+              </w:rPr>
+              <w:t>新人口模型的完整後驗</w:t>
+            </w:r>
+          </w:p>
+        </w:tc>
+        <w:tc>
+          <w:tcPr>
+            <w:tcW w:type="dxa" w:w="6463"/>
+            <w:vAlign w:val="center"/>
+            <w:shd w:fill="F7F9FB"/>
+            <w:tcBorders>
+              <w:top w:val="single" w:sz="4" w:color="D9D9D9"/>
+              <w:left w:val="single" w:sz="4" w:color="D9D9D9"/>
+              <w:bottom w:val="single" w:sz="4" w:color="D9D9D9"/>
+              <w:right w:val="single" w:sz="4" w:color="D9D9D9"/>
+            </w:tcBorders>
+            <w:tcMar>
+              <w:top w:w="80" w:type="dxa"/>
+              <w:bottom w:w="80" w:type="dxa"/>
+              <w:left w:w="90" w:type="dxa"/>
+              <w:right w:w="90" w:type="dxa"/>
+            </w:tcMar>
+          </w:tcPr>
+          <w:p>
+            <w:pPr>
+              <w:spacing w:after="40" w:before="40" w:line="259" w:lineRule="auto"/>
+              <w:jc w:val="center"/>
+            </w:pPr>
+            <w:r>
+              <w:rPr>
+                <w:b w:val="0"/>
+                <w:sz w:val="20"/>
+              </w:rPr>
+              <w:t>本版尚未全部完成，不列新的正式 MLR</w:t>
+            </w:r>
+          </w:p>
+        </w:tc>
+      </w:tr>
+      <w:tr>
+        <w:trPr>
+          <w:cantSplit/>
+        </w:trPr>
+        <w:tc>
+          <w:tcPr>
+            <w:tcW w:type="dxa" w:w="3175"/>
+            <w:vAlign w:val="center"/>
+            <w:shd w:fill="FFFFFF"/>
+            <w:tcBorders>
+              <w:top w:val="single" w:sz="4" w:color="D9D9D9"/>
+              <w:left w:val="single" w:sz="4" w:color="D9D9D9"/>
+              <w:bottom w:val="single" w:sz="4" w:color="D9D9D9"/>
+              <w:right w:val="single" w:sz="4" w:color="D9D9D9"/>
+            </w:tcBorders>
+            <w:tcMar>
+              <w:top w:w="80" w:type="dxa"/>
+              <w:bottom w:w="80" w:type="dxa"/>
+              <w:left w:w="90" w:type="dxa"/>
+              <w:right w:w="90" w:type="dxa"/>
+            </w:tcMar>
+          </w:tcPr>
+          <w:p>
+            <w:pPr>
+              <w:spacing w:after="40" w:before="40" w:line="259" w:lineRule="auto"/>
+              <w:jc w:val="left"/>
+            </w:pPr>
+            <w:r>
+              <w:rPr>
+                <w:b w:val="0"/>
+                <w:sz w:val="20"/>
+              </w:rPr>
+              <w:t>其餘比較星團</w:t>
+            </w:r>
+          </w:p>
+        </w:tc>
+        <w:tc>
+          <w:tcPr>
+            <w:tcW w:type="dxa" w:w="6463"/>
+            <w:vAlign w:val="center"/>
+            <w:shd w:fill="FFFFFF"/>
+            <w:tcBorders>
+              <w:top w:val="single" w:sz="4" w:color="D9D9D9"/>
+              <w:left w:val="single" w:sz="4" w:color="D9D9D9"/>
+              <w:bottom w:val="single" w:sz="4" w:color="D9D9D9"/>
+              <w:right w:val="single" w:sz="4" w:color="D9D9D9"/>
+            </w:tcBorders>
+            <w:tcMar>
+              <w:top w:w="80" w:type="dxa"/>
+              <w:bottom w:w="80" w:type="dxa"/>
+              <w:left w:w="90" w:type="dxa"/>
+              <w:right w:w="90" w:type="dxa"/>
+            </w:tcMar>
+          </w:tcPr>
+          <w:p>
+            <w:pPr>
+              <w:spacing w:after="40" w:before="40" w:line="259" w:lineRule="auto"/>
+              <w:jc w:val="left"/>
+            </w:pPr>
+            <w:r>
+              <w:rPr>
+                <w:b w:val="0"/>
+                <w:sz w:val="20"/>
+              </w:rPr>
+              <w:t>依各自資料及模型審核排程；部分有缺資料或執行錯誤</w:t>
+            </w:r>
+          </w:p>
+        </w:tc>
+      </w:tr>
+      <w:tr>
+        <w:trPr>
+          <w:cantSplit/>
+        </w:trPr>
+        <w:tc>
+          <w:tcPr>
+            <w:tcW w:type="dxa" w:w="3175"/>
+            <w:vAlign w:val="center"/>
+            <w:shd w:fill="F7F9FB"/>
+            <w:tcBorders>
+              <w:top w:val="single" w:sz="4" w:color="D9D9D9"/>
+              <w:left w:val="single" w:sz="4" w:color="D9D9D9"/>
+              <w:bottom w:val="single" w:sz="4" w:color="D9D9D9"/>
+              <w:right w:val="single" w:sz="4" w:color="D9D9D9"/>
+            </w:tcBorders>
+            <w:tcMar>
+              <w:top w:w="80" w:type="dxa"/>
+              <w:bottom w:w="80" w:type="dxa"/>
+              <w:left w:w="90" w:type="dxa"/>
+              <w:right w:w="90" w:type="dxa"/>
+            </w:tcMar>
+          </w:tcPr>
+          <w:p>
+            <w:pPr>
+              <w:spacing w:after="40" w:before="40" w:line="259" w:lineRule="auto"/>
+              <w:jc w:val="left"/>
+            </w:pPr>
+            <w:r>
+              <w:rPr>
+                <w:b w:val="0"/>
+                <w:sz w:val="20"/>
+              </w:rPr>
+              <w:t>絕對物理流失率與完整驗證</w:t>
+            </w:r>
+          </w:p>
+        </w:tc>
+        <w:tc>
+          <w:tcPr>
+            <w:tcW w:type="dxa" w:w="6463"/>
+            <w:vAlign w:val="center"/>
+            <w:shd w:fill="F7F9FB"/>
+            <w:tcBorders>
+              <w:top w:val="single" w:sz="4" w:color="D9D9D9"/>
+              <w:left w:val="single" w:sz="4" w:color="D9D9D9"/>
+              <w:bottom w:val="single" w:sz="4" w:color="D9D9D9"/>
+              <w:right w:val="single" w:sz="4" w:color="D9D9D9"/>
+            </w:tcBorders>
+            <w:tcMar>
+              <w:top w:w="80" w:type="dxa"/>
+              <w:bottom w:w="80" w:type="dxa"/>
+              <w:left w:w="90" w:type="dxa"/>
+              <w:right w:w="90" w:type="dxa"/>
+            </w:tcMar>
+          </w:tcPr>
+          <w:p>
+            <w:pPr>
+              <w:spacing w:after="40" w:before="40" w:line="259" w:lineRule="auto"/>
+              <w:jc w:val="center"/>
+            </w:pPr>
+            <w:r>
+              <w:rPr>
+                <w:b w:val="0"/>
+                <w:sz w:val="20"/>
+              </w:rPr>
+              <w:t>尚未宣稱完成</w:t>
+            </w:r>
+          </w:p>
+        </w:tc>
+      </w:tr>
+    </w:tbl>
+    <w:p>
+      <w:pPr>
+        <w:spacing w:after="20"/>
+      </w:pPr>
+    </w:p>
+    <w:p>
+      <w:pPr>
+        <w:widowControl/>
+      </w:pPr>
+      <w:r>
+        <w:t>本表為 2026 年 10 月 31 日編製時的狀態截點，不會隨背景程序自動更新。即時進度另讀取執行紀錄；不能將排入佇列、選星完成或動力學沿用，當成完整後驗與科學驗證均完成。</w:t>
       </w:r>
     </w:p>
     <w:p>
       <w:pPr>
-        <w:keepNext/>
-        <w:spacing w:after="40" w:line="252" w:lineRule="auto"/>
+        <w:pStyle w:val="Heading2"/>
       </w:pPr>
       <w:r>
-        <w:rPr>
-          <w:sz w:val="19"/>
-        </w:rPr>
-        <w:t>六維相空間來源為 orbits_table.txt；質量與三維半質量半徑來源為 combined_table.txt。本研究實際採用既有目錄快照，並保留雜湊。</w:t>
+        <w:t>保存與重現</w:t>
       </w:r>
     </w:p>
     <w:p>
       <w:pPr>
-        <w:spacing w:after="80" w:line="252" w:lineRule="auto"/>
+        <w:widowControl/>
       </w:pPr>
       <w:r>
-        <w:rPr>
-          <w:sz w:val="16"/>
-        </w:rPr>
-        <w:t>https://people.smp.uq.edu.au/HolgerBaumgardt/globular/orbits_table.txt</w:t>
-        <w:br/>
-        <w:t>https://people.smp.uq.edu.au/HolgerBaumgardt/globular/combined_table.txt</w:t>
+        <w:t>每顆星團保存原始查詢與完整性紀錄、實際研究範圍、選星與遮罩、採用參數及其來源、等時線請求與回傳值、官方 MF 表快照及雜湊、母樣本校正、軟體與包版本、亂數種子、M(t)、釋放時間與質量代表量、預期訊號及背景、網格與後驗積分的凍結計畫。</w:t>
       </w:r>
     </w:p>
     <w:p>
       <w:pPr>
-        <w:keepNext/>
-        <w:spacing w:line="252" w:lineRule="auto"/>
+        <w:widowControl/>
       </w:pPr>
       <w:r>
-        <w:rPr>
-          <w:b/>
-          <w:sz w:val="19"/>
-        </w:rPr>
-        <w:t>2　Gaia DR3 官方文件</w:t>
+        <w:t>新版輸出分別保存在 empirical_mf_v1 的各個 offset 情境；後驗報告包含明示先驗、積分誤差、密度陣列、區間與限制。舊結果不覆寫，不改來源標籤後混入新模型。不同求積階數或先驗支持使用新標籤，避免悄悄改寫同一個執行計畫。</w:t>
       </w:r>
     </w:p>
     <w:p>
       <w:pPr>
-        <w:keepNext/>
-        <w:spacing w:after="40" w:line="252" w:lineRule="auto"/>
+        <w:widowControl/>
       </w:pPr>
       <w:r>
-        <w:rPr>
-          <w:sz w:val="19"/>
-        </w:rPr>
-        <w:t>資料欄位、誤差、資料釋出及使用限制。</w:t>
+        <w:t>本方法的主要限制仍包括：靜態銀河勢、固定星團尺度、採用軌道與消光、背景形狀、全域至逃逸人口的轉移，以及不可見質量外推。未來的時間變動逃逸模型與 N-body 對照，應另建模型版本並通過相同驗證。</w:t>
+      </w:r>
+    </w:p>
+    <w:p>
+      <w:r>
+        <w:br w:type="page"/>
       </w:r>
     </w:p>
     <w:p>
       <w:pPr>
-        <w:spacing w:after="80" w:line="252" w:lineRule="auto"/>
+        <w:pStyle w:val="Heading1"/>
       </w:pPr>
       <w:r>
-        <w:rPr>
-          <w:sz w:val="16"/>
-        </w:rPr>
-        <w:t>https://www.cosmos.esa.int/web/gaia/dr3</w:t>
-      </w:r>
-    </w:p>
-    <w:p>
-      <w:pPr>
-        <w:keepNext/>
-        <w:spacing w:line="252" w:lineRule="auto"/>
-      </w:pPr>
-      <w:r>
-        <w:rPr>
-          <w:b/>
-          <w:sz w:val="19"/>
-        </w:rPr>
-        <w:t>3　Bovy 2015</w:t>
-      </w:r>
-    </w:p>
-    <w:p>
-      <w:pPr>
-        <w:keepNext/>
-        <w:spacing w:after="40" w:line="252" w:lineRule="auto"/>
-      </w:pPr>
-      <w:r>
-        <w:rPr>
-          <w:sz w:val="19"/>
-        </w:rPr>
-        <w:t>galpy: A python Library for Galactic Dynamics。銀河勢與軌道積分框架。</w:t>
-      </w:r>
-    </w:p>
-    <w:p>
-      <w:pPr>
-        <w:spacing w:after="80" w:line="252" w:lineRule="auto"/>
-      </w:pPr>
-      <w:r>
-        <w:rPr>
-          <w:sz w:val="16"/>
-        </w:rPr>
-        <w:t>https://docs.galpy.org/en/latest/reference/potential.html</w:t>
+        <w:t>十二 參考文獻與資料來源</w:t>
       </w:r>
     </w:p>
     <w:p>
       <w:pPr>
         <w:keepLines/>
-        <w:spacing w:line="269" w:lineRule="auto" w:after="220"/>
+        <w:spacing w:after="160" w:line="259" w:lineRule="auto"/>
         <w:ind w:left="312" w:hanging="312"/>
       </w:pPr>
       <w:r>
         <w:rPr>
           <w:sz w:val="20"/>
         </w:rPr>
-        <w:t>4. Chen, Y., Valluri, M., Gnedin, O. Y., &amp; Ash, N. (2025). Improved particle spray algorithm for modeling globular cluster streams. ApJS, 276, 32.</w:t>
+        <w:t>1. Baumgardt, H., et al. (2026 年 10 月 31 日存取). Galactic globular cluster database and structural parameters. 官方目錄與既有參數快照。</w:t>
       </w:r>
+      <w:hyperlink r:id="rId11">
+        <w:r>
+          <w:rPr>
+            <w:color w:val="245A81"/>
+          </w:rPr>
+          <w:t>　資料連結</w:t>
+        </w:r>
+      </w:hyperlink>
     </w:p>
     <w:p>
       <w:pPr>
         <w:keepLines/>
-        <w:spacing w:line="269" w:lineRule="auto" w:after="220"/>
+        <w:spacing w:after="160" w:line="259" w:lineRule="auto"/>
         <w:ind w:left="312" w:hanging="312"/>
       </w:pPr>
       <w:r>
         <w:rPr>
           <w:sz w:val="20"/>
         </w:rPr>
-        <w:t>5. Küpper, A. H. W., Kroupa, P., Baumgardt, H., &amp; Heggie, D. C. (2010). Tidal tails of star clusters. MNRAS, 401, 105.</w:t>
+        <w:t>2. Bovy, J. (2015). galpy: A Python Library for Galactic Dynamics. ApJS, 216, 29.</w:t>
       </w:r>
+      <w:hyperlink r:id="rId12">
+        <w:r>
+          <w:rPr>
+            <w:color w:val="245A81"/>
+          </w:rPr>
+          <w:t>　資料連結</w:t>
+        </w:r>
+      </w:hyperlink>
     </w:p>
     <w:p>
       <w:pPr>
         <w:keepLines/>
-        <w:spacing w:line="269" w:lineRule="auto" w:after="220"/>
+        <w:spacing w:after="160" w:line="259" w:lineRule="auto"/>
         <w:ind w:left="312" w:hanging="312"/>
       </w:pPr>
       <w:r>
         <w:rPr>
           <w:sz w:val="20"/>
         </w:rPr>
-        <w:t>6. Küpper, A. H. W., et al. (2015). Globular cluster streams as Galactic high-precision scales—The poster child Palomar 5. ApJ, 803, 80.</w:t>
+        <w:t>3. Chen, Y., Valluri, M., Gnedin, O. Y., &amp; Ash, N. (2025). Improved particle spray algorithm for modeling globular cluster streams. arXiv:2408.01496v3，ApJS 接受稿。</w:t>
       </w:r>
+      <w:hyperlink r:id="rId13">
+        <w:r>
+          <w:rPr>
+            <w:color w:val="245A81"/>
+          </w:rPr>
+          <w:t>　資料連結</w:t>
+        </w:r>
+      </w:hyperlink>
     </w:p>
     <w:p>
       <w:pPr>
         <w:keepLines/>
-        <w:spacing w:line="269" w:lineRule="auto" w:after="220"/>
+        <w:spacing w:after="160" w:line="259" w:lineRule="auto"/>
         <w:ind w:left="312" w:hanging="312"/>
       </w:pPr>
       <w:r>
         <w:rPr>
           <w:sz w:val="20"/>
         </w:rPr>
-        <w:t>7. PARSEC/CMD Team. (n.d.). CMD 3.8: Stellar isochrones and synthetic photometry [Web service]. https://stev.oapd.inaf.it/cgi-bin/cmd_3.8 (Accessed October 30, 2026).</w:t>
+        <w:t>4. Küpper, A. H. W., Kroupa, P., Baumgardt, H., &amp; Heggie, D. C. (2010). Tidal tails of star clusters. MNRAS, 401, 105.</w:t>
       </w:r>
+      <w:hyperlink r:id="rId14">
+        <w:r>
+          <w:rPr>
+            <w:color w:val="245A81"/>
+          </w:rPr>
+          <w:t>　資料連結</w:t>
+        </w:r>
+      </w:hyperlink>
     </w:p>
     <w:p>
       <w:pPr>
         <w:keepLines/>
-        <w:spacing w:line="269" w:lineRule="auto" w:after="220"/>
+        <w:spacing w:after="160" w:line="259" w:lineRule="auto"/>
         <w:ind w:left="312" w:hanging="312"/>
       </w:pPr>
       <w:r>
         <w:rPr>
           <w:sz w:val="20"/>
         </w:rPr>
-        <w:t>8. GaiaUnlimited Collaboration. (n.d.). GaiaUnlimited documentation [Software documentation]. https://gaiaunlimited.readthedocs.io/ (Accessed October 30, 2026).</w:t>
+        <w:t>5. Baumgardt, H., Hénault-Brunet, V., Dickson, N., &amp; Sollima, A. (2023). Evidence for a bottom-light initial mass function in massive star clusters. MNRAS, 521, 3991.</w:t>
       </w:r>
+      <w:hyperlink r:id="rId15">
+        <w:r>
+          <w:rPr>
+            <w:color w:val="245A81"/>
+          </w:rPr>
+          <w:t>　資料連結</w:t>
+        </w:r>
+      </w:hyperlink>
     </w:p>
     <w:p>
       <w:pPr>
         <w:keepLines/>
-        <w:spacing w:line="269" w:lineRule="auto" w:after="220"/>
+        <w:spacing w:after="160" w:line="259" w:lineRule="auto"/>
         <w:ind w:left="312" w:hanging="312"/>
       </w:pPr>
       <w:r>
         <w:rPr>
           <w:sz w:val="20"/>
         </w:rPr>
-        <w:t>9. Cowan, G. (2023). Statistics. In Particle Data Group, Review of Particle Physics (2023 update). https://pdg.lbl.gov/2023/reviews/rpp2022-rev-statistics.pdf</w:t>
+        <w:t>6. Chen, Y., Li, H., &amp; Gnedin, O. Y. (2025). Stellar streams reveal the mass loss of globular clusters. arXiv:2411.19899v2，ApJL 接受稿。</w:t>
       </w:r>
+      <w:hyperlink r:id="rId16">
+        <w:r>
+          <w:rPr>
+            <w:color w:val="245A81"/>
+          </w:rPr>
+          <w:t>　資料連結</w:t>
+        </w:r>
+      </w:hyperlink>
+    </w:p>
+    <w:p>
+      <w:pPr>
+        <w:keepLines/>
+        <w:spacing w:after="160" w:line="259" w:lineRule="auto"/>
+        <w:ind w:left="312" w:hanging="312"/>
+      </w:pPr>
+      <w:r>
+        <w:rPr>
+          <w:sz w:val="20"/>
+        </w:rPr>
+        <w:t>7. Chen, Y., Gnedin, O. Y., &amp; Price-Whelan, A. M. (2026). StarStream on Gaia: Stream discovery and mass loss rate of globular clusters. arXiv:2510.14924v2，ApJS 接受稿。</w:t>
+      </w:r>
+      <w:hyperlink r:id="rId17">
+        <w:r>
+          <w:rPr>
+            <w:color w:val="245A81"/>
+          </w:rPr>
+          <w:t>　資料連結</w:t>
+        </w:r>
+      </w:hyperlink>
+    </w:p>
+    <w:p>
+      <w:pPr>
+        <w:keepLines/>
+        <w:spacing w:after="160" w:line="259" w:lineRule="auto"/>
+        <w:ind w:left="312" w:hanging="312"/>
+      </w:pPr>
+      <w:r>
+        <w:rPr>
+          <w:sz w:val="20"/>
+        </w:rPr>
+        <w:t>8. Bressan, A., et al. (2012). PARSEC: stellar tracks and isochrones with the PAdova and TRieste Stellar Evolution Code. MNRAS, 427, 127. 等時線由官方 CMD 3.8 服務取得。</w:t>
+      </w:r>
+      <w:hyperlink r:id="rId18">
+        <w:r>
+          <w:rPr>
+            <w:color w:val="245A81"/>
+          </w:rPr>
+          <w:t>　資料連結</w:t>
+        </w:r>
+      </w:hyperlink>
+      <w:hyperlink r:id="rId19">
+        <w:r>
+          <w:rPr>
+            <w:color w:val="245A81"/>
+          </w:rPr>
+          <w:t>　CMD 服務</w:t>
+        </w:r>
+      </w:hyperlink>
+    </w:p>
+    <w:p>
+      <w:pPr>
+        <w:keepLines/>
+        <w:spacing w:after="160" w:line="259" w:lineRule="auto"/>
+        <w:ind w:left="312" w:hanging="312"/>
+      </w:pPr>
+      <w:r>
+        <w:rPr>
+          <w:sz w:val="20"/>
+        </w:rPr>
+        <w:t>9. Küpper, A. H. W., et al. (2015). Globular Cluster Streams as Galactic High-Precision Scales — The Poster Child Palomar 5. ApJ, 803, 80.</w:t>
+      </w:r>
+      <w:hyperlink r:id="rId20">
+        <w:r>
+          <w:rPr>
+            <w:color w:val="245A81"/>
+          </w:rPr>
+          <w:t>　資料連結</w:t>
+        </w:r>
+      </w:hyperlink>
+    </w:p>
+    <w:p>
+      <w:pPr>
+        <w:keepLines/>
+        <w:spacing w:after="160" w:line="259" w:lineRule="auto"/>
+        <w:ind w:left="312" w:hanging="312"/>
+      </w:pPr>
+      <w:r>
+        <w:rPr>
+          <w:sz w:val="20"/>
+        </w:rPr>
+        <w:t>10. ESA Gaia Collaboration. (2026 年 10 月 31 日存取). Gaia Data Release 3 documentation. 官方資料與欄位說明。</w:t>
+      </w:r>
+      <w:hyperlink r:id="rId21">
+        <w:r>
+          <w:rPr>
+            <w:color w:val="245A81"/>
+          </w:rPr>
+          <w:t>　資料連結</w:t>
+        </w:r>
+      </w:hyperlink>
+    </w:p>
+    <w:p>
+      <w:pPr>
+        <w:keepLines/>
+        <w:spacing w:after="160" w:line="259" w:lineRule="auto"/>
+        <w:ind w:left="312" w:hanging="312"/>
+      </w:pPr>
+      <w:r>
+        <w:rPr>
+          <w:sz w:val="20"/>
+        </w:rPr>
+        <w:t>11. GaiaUnlimited contributors. (2026 年 10 月 31 日存取). GaiaUnlimited documentation. 選擇函數與完整率工具。</w:t>
+      </w:r>
+      <w:hyperlink r:id="rId22">
+        <w:r>
+          <w:rPr>
+            <w:color w:val="245A81"/>
+          </w:rPr>
+          <w:t>　資料連結</w:t>
+        </w:r>
+      </w:hyperlink>
+    </w:p>
+    <w:p>
+      <w:pPr>
+        <w:keepLines/>
+        <w:spacing w:after="160" w:line="259" w:lineRule="auto"/>
+        <w:ind w:left="312" w:hanging="312"/>
+      </w:pPr>
+      <w:r>
+        <w:rPr>
+          <w:sz w:val="20"/>
+        </w:rPr>
+        <w:t>12. VandenBerg, D. A., Brogaard, K., Leaman, R., &amp; Casagrande, L. (2013). The Ages of 55 Globular Clusters as Determined Using an Improved Method Along with Color–Magnitude Diagram Constraints, and Their Implications for Broader Issues. ApJ, 775, 134.</w:t>
+      </w:r>
+      <w:hyperlink r:id="rId23">
+        <w:r>
+          <w:rPr>
+            <w:color w:val="245A81"/>
+          </w:rPr>
+          <w:t>　資料連結</w:t>
+        </w:r>
+      </w:hyperlink>
     </w:p>
     <w:sectPr>
       <w:headerReference w:type="default" r:id="rId9"/>
@@ -3446,9 +6130,15 @@
       <w:rPr>
         <w:sz w:val="16"/>
       </w:rPr>
-      <w:t xml:space="preserve">研究方法版本 4　｜　2026 年 10 月 30 日　｜　</w:t>
+      <w:t xml:space="preserve">方法版本 5　｜　2026 年 10 月 31 日　｜　第 </w:t>
     </w:r>
     <w:fldSimple w:instr="PAGE"/>
+    <w:r>
+      <w:rPr>
+        <w:sz w:val="16"/>
+      </w:rPr>
+      <w:t xml:space="preserve"> 頁</w:t>
+    </w:r>
   </w:p>
 </w:ftr>
 </file>
@@ -3459,6 +6149,7 @@
     <w:pPr/>
     <w:r>
       <w:rPr>
+        <w:color w:val="000000"/>
         <w:sz w:val="16"/>
       </w:rPr>
       <w:t>球狀星團潮汐尾與質量流失率研究方法</w:t>
@@ -3831,12 +6522,12 @@
     <w:qFormat/>
     <w:rsid w:val="00FC693F"/>
     <w:pPr>
-      <w:spacing w:after="120" w:line="281" w:lineRule="auto"/>
+      <w:spacing w:after="140" w:line="283" w:lineRule="auto"/>
     </w:pPr>
     <w:rPr>
       <w:rFonts w:ascii="Microsoft JhengHei" w:hAnsi="Microsoft JhengHei" w:eastAsia="Microsoft JhengHei"/>
       <w:color w:val="000000"/>
-      <w:sz w:val="21"/>
+      <w:sz w:val="22"/>
     </w:rPr>
   </w:style>
   <w:style w:type="paragraph" w:styleId="Header">
@@ -3894,7 +6585,7 @@
     <w:pPr>
       <w:keepNext/>
       <w:keepLines/>
-      <w:spacing w:before="120" w:after="120"/>
+      <w:spacing w:before="100" w:after="180"/>
       <w:outlineLvl w:val="0"/>
     </w:pPr>
     <w:rPr>
@@ -3918,7 +6609,7 @@
     <w:pPr>
       <w:keepNext/>
       <w:keepLines/>
-      <w:spacing w:before="120" w:after="120"/>
+      <w:spacing w:before="140" w:after="100"/>
       <w:outlineLvl w:val="1"/>
     </w:pPr>
     <w:rPr>
@@ -4189,7 +6880,7 @@
       <w:color w:val="000000"/>
       <w:spacing w:val="5"/>
       <w:kern w:val="28"/>
-      <w:sz w:val="44"/>
+      <w:sz w:val="42"/>
       <w:szCs w:val="52"/>
     </w:rPr>
   </w:style>
